--- a/docs/control.docx
+++ b/docs/control.docx
@@ -4,7 +4,7 @@
   <w:body>
     <w:p>
       <w:pPr>
-        <w:pStyle w:val="700"/>
+        <w:pStyle w:val="914"/>
         <w:pBdr/>
         <w:spacing/>
         <w:ind/>
@@ -40,7 +40,7 @@
     </w:p>
     <w:p>
       <w:pPr>
-        <w:pStyle w:val="700"/>
+        <w:pStyle w:val="914"/>
         <w:pBdr/>
         <w:spacing/>
         <w:ind/>
@@ -76,7 +76,7 @@
     </w:p>
     <w:p>
       <w:pPr>
-        <w:pStyle w:val="700"/>
+        <w:pStyle w:val="914"/>
         <w:pBdr/>
         <w:spacing/>
         <w:ind/>
@@ -112,7 +112,7 @@
     </w:p>
     <w:p>
       <w:pPr>
-        <w:pStyle w:val="700"/>
+        <w:pStyle w:val="914"/>
         <w:pBdr/>
         <w:spacing/>
         <w:ind/>
@@ -123,6 +123,13 @@
           <w:szCs w:val="28"/>
         </w:rPr>
       </w:pPr>
+      <w:r>
+        <w:rPr>
+          <w:b/>
+          <w:sz w:val="28"/>
+          <w:szCs w:val="28"/>
+        </w:rPr>
+      </w:r>
       <w:r>
         <w:rPr>
           <w:b/>
@@ -185,7 +192,7 @@
           </w:tcPr>
           <w:p>
             <w:pPr>
-              <w:pStyle w:val="700"/>
+              <w:pStyle w:val="914"/>
               <w:pBdr/>
               <w:spacing w:line="276" w:lineRule="auto"/>
               <w:ind/>
@@ -219,7 +226,7 @@
           </w:tcPr>
           <w:p>
             <w:pPr>
-              <w:pStyle w:val="700"/>
+              <w:pStyle w:val="914"/>
               <w:pBdr/>
               <w:spacing w:line="276" w:lineRule="auto"/>
               <w:ind/>
@@ -251,7 +258,7 @@
           </w:tcPr>
           <w:p>
             <w:pPr>
-              <w:pStyle w:val="700"/>
+              <w:pStyle w:val="914"/>
               <w:pBdr/>
               <w:spacing w:line="276" w:lineRule="auto"/>
               <w:ind/>
@@ -286,7 +293,7 @@
           </w:tcPr>
           <w:p>
             <w:pPr>
-              <w:pStyle w:val="700"/>
+              <w:pStyle w:val="914"/>
               <w:pBdr/>
               <w:spacing w:line="276" w:lineRule="auto"/>
               <w:ind/>
@@ -338,7 +345,7 @@
                               <w:txbxContent>
                                 <w:p>
                                   <w:pPr>
-                                    <w:pStyle w:val="700"/>
+                                    <w:pStyle w:val="914"/>
                                     <w:pBdr/>
                                     <w:spacing/>
                                     <w:ind/>
@@ -350,7 +357,7 @@
                                 </w:p>
                                 <w:p>
                                   <w:pPr>
-                                    <w:pStyle w:val="700"/>
+                                    <w:pStyle w:val="914"/>
                                     <w:pBdr/>
                                     <w:spacing/>
                                     <w:ind/>
@@ -362,7 +369,7 @@
                                 </w:p>
                                 <w:p>
                                   <w:pPr>
-                                    <w:pStyle w:val="700"/>
+                                    <w:pStyle w:val="914"/>
                                     <w:pBdr/>
                                     <w:spacing/>
                                     <w:ind/>
@@ -374,7 +381,7 @@
                                 </w:p>
                                 <w:p>
                                   <w:pPr>
-                                    <w:pStyle w:val="700"/>
+                                    <w:pStyle w:val="914"/>
                                     <w:pBdr/>
                                     <w:spacing/>
                                     <w:ind/>
@@ -388,7 +395,7 @@
                                 </w:p>
                                 <w:p>
                                   <w:pPr>
-                                    <w:pStyle w:val="700"/>
+                                    <w:pStyle w:val="914"/>
                                     <w:pBdr/>
                                     <w:spacing/>
                                     <w:ind/>
@@ -417,7 +424,7 @@
                         <w:txbxContent>
                           <w:p>
                             <w:pPr>
-                              <w:pStyle w:val="700"/>
+                              <w:pStyle w:val="914"/>
                               <w:pBdr/>
                               <w:spacing/>
                               <w:ind/>
@@ -429,7 +436,7 @@
                           </w:p>
                           <w:p>
                             <w:pPr>
-                              <w:pStyle w:val="700"/>
+                              <w:pStyle w:val="914"/>
                               <w:pBdr/>
                               <w:spacing/>
                               <w:ind/>
@@ -441,7 +448,7 @@
                           </w:p>
                           <w:p>
                             <w:pPr>
-                              <w:pStyle w:val="700"/>
+                              <w:pStyle w:val="914"/>
                               <w:pBdr/>
                               <w:spacing/>
                               <w:ind/>
@@ -453,7 +460,7 @@
                           </w:p>
                           <w:p>
                             <w:pPr>
-                              <w:pStyle w:val="700"/>
+                              <w:pStyle w:val="914"/>
                               <w:pBdr/>
                               <w:spacing/>
                               <w:ind/>
@@ -467,7 +474,7 @@
                           </w:p>
                           <w:p>
                             <w:pPr>
-                              <w:pStyle w:val="700"/>
+                              <w:pStyle w:val="914"/>
                               <w:pBdr/>
                               <w:spacing/>
                               <w:ind/>
@@ -513,7 +520,7 @@
           </w:tcPr>
           <w:p>
             <w:pPr>
-              <w:pStyle w:val="700"/>
+              <w:pStyle w:val="914"/>
               <w:pBdr/>
               <w:spacing/>
               <w:ind/>
@@ -546,7 +553,7 @@
           </w:tcPr>
           <w:p>
             <w:pPr>
-              <w:pStyle w:val="700"/>
+              <w:pStyle w:val="914"/>
               <w:pBdr/>
               <w:spacing w:line="276" w:lineRule="auto"/>
               <w:ind/>
@@ -580,7 +587,7 @@
           </w:tcPr>
           <w:p>
             <w:pPr>
-              <w:pStyle w:val="700"/>
+              <w:pStyle w:val="914"/>
               <w:pBdr/>
               <w:spacing w:line="276" w:lineRule="auto"/>
               <w:ind/>
@@ -612,7 +619,7 @@
           </w:tcPr>
           <w:p>
             <w:pPr>
-              <w:pStyle w:val="700"/>
+              <w:pStyle w:val="914"/>
               <w:pBdr/>
               <w:spacing w:line="276" w:lineRule="auto"/>
               <w:ind/>
@@ -647,7 +654,7 @@
           </w:tcPr>
           <w:p>
             <w:pPr>
-              <w:pStyle w:val="700"/>
+              <w:pStyle w:val="914"/>
               <w:pBdr/>
               <w:spacing w:line="276" w:lineRule="auto"/>
               <w:ind/>
@@ -655,6 +662,11 @@
                 <w:b/>
               </w:rPr>
             </w:pPr>
+            <w:r>
+              <w:rPr>
+                <w:b/>
+              </w:rPr>
+            </w:r>
             <w:r>
               <w:rPr>
                 <w:b/>
@@ -682,7 +694,7 @@
           </w:tcPr>
           <w:p>
             <w:pPr>
-              <w:pStyle w:val="700"/>
+              <w:pStyle w:val="914"/>
               <w:pBdr/>
               <w:spacing/>
               <w:ind/>
@@ -715,7 +727,7 @@
           </w:tcPr>
           <w:p>
             <w:pPr>
-              <w:pStyle w:val="700"/>
+              <w:pStyle w:val="914"/>
               <w:pBdr/>
               <w:spacing w:line="276" w:lineRule="auto"/>
               <w:ind/>
@@ -723,6 +735,11 @@
                 <w:b/>
               </w:rPr>
             </w:pPr>
+            <w:r>
+              <w:rPr>
+                <w:b/>
+              </w:rPr>
+            </w:r>
             <w:r>
               <w:rPr>
                 <w:b/>
@@ -754,7 +771,7 @@
           </w:tcPr>
           <w:p>
             <w:pPr>
-              <w:pStyle w:val="700"/>
+              <w:pStyle w:val="914"/>
               <w:pBdr/>
               <w:spacing w:line="276" w:lineRule="auto"/>
               <w:ind/>
@@ -762,6 +779,11 @@
                 <w:b/>
               </w:rPr>
             </w:pPr>
+            <w:r>
+              <w:rPr>
+                <w:b/>
+              </w:rPr>
+            </w:r>
             <w:r>
               <w:rPr>
                 <w:b/>
@@ -794,7 +816,7 @@
           </w:tcPr>
           <w:p>
             <w:pPr>
-              <w:pStyle w:val="700"/>
+              <w:pStyle w:val="914"/>
               <w:pBdr/>
               <w:spacing w:line="276" w:lineRule="auto"/>
               <w:ind/>
@@ -802,6 +824,11 @@
                 <w:b/>
               </w:rPr>
             </w:pPr>
+            <w:r>
+              <w:rPr>
+                <w:b/>
+              </w:rPr>
+            </w:r>
             <w:r>
               <w:rPr>
                 <w:b/>
@@ -834,7 +861,7 @@
           </w:tcPr>
           <w:p>
             <w:pPr>
-              <w:pStyle w:val="700"/>
+              <w:pStyle w:val="914"/>
               <w:pBdr/>
               <w:spacing w:line="276" w:lineRule="auto"/>
               <w:ind/>
@@ -842,6 +869,11 @@
                 <w:b/>
               </w:rPr>
             </w:pPr>
+            <w:r>
+              <w:rPr>
+                <w:b/>
+              </w:rPr>
+            </w:r>
             <w:r>
               <w:rPr>
                 <w:b/>
@@ -869,7 +901,7 @@
           </w:tcPr>
           <w:p>
             <w:pPr>
-              <w:pStyle w:val="700"/>
+              <w:pStyle w:val="914"/>
               <w:pBdr/>
               <w:spacing/>
               <w:ind/>
@@ -902,7 +934,7 @@
           </w:tcPr>
           <w:p>
             <w:pPr>
-              <w:pStyle w:val="700"/>
+              <w:pStyle w:val="914"/>
               <w:pBdr/>
               <w:spacing/>
               <w:ind/>
@@ -910,6 +942,11 @@
                 <w:b/>
               </w:rPr>
             </w:pPr>
+            <w:r>
+              <w:rPr>
+                <w:b/>
+              </w:rPr>
+            </w:r>
             <w:r>
               <w:rPr>
                 <w:b/>
@@ -941,7 +978,7 @@
           </w:tcPr>
           <w:p>
             <w:pPr>
-              <w:pStyle w:val="700"/>
+              <w:pStyle w:val="914"/>
               <w:pBdr/>
               <w:spacing/>
               <w:ind/>
@@ -949,6 +986,11 @@
                 <w:b/>
               </w:rPr>
             </w:pPr>
+            <w:r>
+              <w:rPr>
+                <w:b/>
+              </w:rPr>
+            </w:r>
             <w:r>
               <w:rPr>
                 <w:b/>
@@ -981,7 +1023,7 @@
           </w:tcPr>
           <w:p>
             <w:pPr>
-              <w:pStyle w:val="700"/>
+              <w:pStyle w:val="914"/>
               <w:pBdr/>
               <w:spacing/>
               <w:ind/>
@@ -989,6 +1031,11 @@
                 <w:lang w:val="id-ID"/>
               </w:rPr>
             </w:pPr>
+            <w:r>
+              <w:rPr>
+                <w:lang w:val="id-ID"/>
+              </w:rPr>
+            </w:r>
             <w:r>
               <w:rPr>
                 <w:lang w:val="id-ID"/>
@@ -1021,7 +1068,7 @@
           </w:tcPr>
           <w:p>
             <w:pPr>
-              <w:pStyle w:val="700"/>
+              <w:pStyle w:val="914"/>
               <w:pBdr/>
               <w:spacing/>
               <w:ind/>
@@ -1029,6 +1076,11 @@
                 <w:lang w:val="id-ID"/>
               </w:rPr>
             </w:pPr>
+            <w:r>
+              <w:rPr>
+                <w:lang w:val="id-ID"/>
+              </w:rPr>
+            </w:r>
             <w:r>
               <w:rPr>
                 <w:lang w:val="id-ID"/>
@@ -1056,7 +1108,7 @@
           </w:tcPr>
           <w:p>
             <w:pPr>
-              <w:pStyle w:val="700"/>
+              <w:pStyle w:val="914"/>
               <w:pBdr/>
               <w:spacing/>
               <w:ind/>
@@ -1064,6 +1116,11 @@
                 <w:lang w:val="id-ID"/>
               </w:rPr>
             </w:pPr>
+            <w:r>
+              <w:rPr>
+                <w:lang w:val="id-ID"/>
+              </w:rPr>
+            </w:r>
             <w:r>
               <w:rPr>
                 <w:lang w:val="id-ID"/>
@@ -1099,7 +1156,7 @@
           </w:tcPr>
           <w:p>
             <w:pPr>
-              <w:pStyle w:val="700"/>
+              <w:pStyle w:val="914"/>
               <w:pBdr/>
               <w:spacing/>
               <w:ind/>
@@ -1107,6 +1164,11 @@
                 <w:b/>
               </w:rPr>
             </w:pPr>
+            <w:r>
+              <w:rPr>
+                <w:b/>
+              </w:rPr>
+            </w:r>
             <w:r>
               <w:rPr>
                 <w:b/>
@@ -1138,7 +1200,7 @@
           </w:tcPr>
           <w:p>
             <w:pPr>
-              <w:pStyle w:val="700"/>
+              <w:pStyle w:val="914"/>
               <w:pBdr/>
               <w:spacing/>
               <w:ind/>
@@ -1146,6 +1208,11 @@
                 <w:b/>
               </w:rPr>
             </w:pPr>
+            <w:r>
+              <w:rPr>
+                <w:b/>
+              </w:rPr>
+            </w:r>
             <w:r>
               <w:rPr>
                 <w:b/>
@@ -1178,7 +1245,7 @@
           </w:tcPr>
           <w:p>
             <w:pPr>
-              <w:pStyle w:val="700"/>
+              <w:pStyle w:val="914"/>
               <w:pBdr/>
               <w:spacing/>
               <w:ind/>
@@ -1196,10 +1263,15 @@
                 <w:lang w:val="id-ID"/>
               </w:rPr>
             </w:r>
+            <w:r>
+              <w:rPr>
+                <w:lang w:val="id-ID"/>
+              </w:rPr>
+            </w:r>
           </w:p>
           <w:p>
             <w:pPr>
-              <w:pStyle w:val="700"/>
+              <w:pStyle w:val="914"/>
               <w:pBdr/>
               <w:spacing/>
               <w:ind/>
@@ -1217,10 +1289,15 @@
                 <w:lang w:val="id-ID"/>
               </w:rPr>
             </w:r>
+            <w:r>
+              <w:rPr>
+                <w:lang w:val="id-ID"/>
+              </w:rPr>
+            </w:r>
           </w:p>
           <w:p>
             <w:pPr>
-              <w:pStyle w:val="700"/>
+              <w:pStyle w:val="914"/>
               <w:pBdr/>
               <w:spacing/>
               <w:ind/>
@@ -1228,6 +1305,11 @@
                 <w:lang w:val="id-ID"/>
               </w:rPr>
             </w:pPr>
+            <w:r>
+              <w:rPr>
+                <w:lang w:val="id-ID"/>
+              </w:rPr>
+            </w:r>
             <w:r>
               <w:rPr>
                 <w:lang w:val="id-ID"/>
@@ -1260,7 +1342,7 @@
           </w:tcPr>
           <w:p>
             <w:pPr>
-              <w:pStyle w:val="700"/>
+              <w:pStyle w:val="914"/>
               <w:pBdr/>
               <w:spacing/>
               <w:ind/>
@@ -1268,6 +1350,11 @@
                 <w:lang w:val="id-ID"/>
               </w:rPr>
             </w:pPr>
+            <w:r>
+              <w:rPr>
+                <w:lang w:val="id-ID"/>
+              </w:rPr>
+            </w:r>
             <w:r>
               <w:rPr>
                 <w:lang w:val="id-ID"/>
@@ -1295,7 +1382,7 @@
           </w:tcPr>
           <w:p>
             <w:pPr>
-              <w:pStyle w:val="700"/>
+              <w:pStyle w:val="914"/>
               <w:pBdr/>
               <w:spacing/>
               <w:ind/>
@@ -1303,6 +1390,11 @@
                 <w:lang w:val="id-ID"/>
               </w:rPr>
             </w:pPr>
+            <w:r>
+              <w:rPr>
+                <w:lang w:val="id-ID"/>
+              </w:rPr>
+            </w:r>
             <w:r>
               <w:rPr>
                 <w:lang w:val="id-ID"/>
@@ -1338,7 +1430,7 @@
           </w:tcPr>
           <w:p>
             <w:pPr>
-              <w:pStyle w:val="700"/>
+              <w:pStyle w:val="914"/>
               <w:pBdr/>
               <w:spacing/>
               <w:ind/>
@@ -1346,6 +1438,11 @@
                 <w:b/>
               </w:rPr>
             </w:pPr>
+            <w:r>
+              <w:rPr>
+                <w:b/>
+              </w:rPr>
+            </w:r>
             <w:r>
               <w:rPr>
                 <w:b/>
@@ -1377,7 +1474,7 @@
           </w:tcPr>
           <w:p>
             <w:pPr>
-              <w:pStyle w:val="700"/>
+              <w:pStyle w:val="914"/>
               <w:pBdr/>
               <w:spacing/>
               <w:ind/>
@@ -1385,6 +1482,11 @@
                 <w:b/>
               </w:rPr>
             </w:pPr>
+            <w:r>
+              <w:rPr>
+                <w:b/>
+              </w:rPr>
+            </w:r>
             <w:r>
               <w:rPr>
                 <w:b/>
@@ -1417,7 +1519,7 @@
           </w:tcPr>
           <w:p>
             <w:pPr>
-              <w:pStyle w:val="700"/>
+              <w:pStyle w:val="914"/>
               <w:pBdr/>
               <w:spacing/>
               <w:ind/>
@@ -1425,6 +1527,11 @@
                 <w:lang w:val="id-ID"/>
               </w:rPr>
             </w:pPr>
+            <w:r>
+              <w:rPr>
+                <w:lang w:val="id-ID"/>
+              </w:rPr>
+            </w:r>
             <w:r>
               <w:rPr>
                 <w:lang w:val="id-ID"/>
@@ -1457,7 +1564,7 @@
           </w:tcPr>
           <w:p>
             <w:pPr>
-              <w:pStyle w:val="700"/>
+              <w:pStyle w:val="914"/>
               <w:pBdr/>
               <w:spacing/>
               <w:ind/>
@@ -1465,6 +1572,11 @@
                 <w:lang w:val="id-ID"/>
               </w:rPr>
             </w:pPr>
+            <w:r>
+              <w:rPr>
+                <w:lang w:val="id-ID"/>
+              </w:rPr>
+            </w:r>
             <w:r>
               <w:rPr>
                 <w:lang w:val="id-ID"/>
@@ -1492,7 +1604,7 @@
           </w:tcPr>
           <w:p>
             <w:pPr>
-              <w:pStyle w:val="700"/>
+              <w:pStyle w:val="914"/>
               <w:pBdr/>
               <w:spacing/>
               <w:ind/>
@@ -1500,6 +1612,11 @@
                 <w:lang w:val="id-ID"/>
               </w:rPr>
             </w:pPr>
+            <w:r>
+              <w:rPr>
+                <w:lang w:val="id-ID"/>
+              </w:rPr>
+            </w:r>
             <w:r>
               <w:rPr>
                 <w:lang w:val="id-ID"/>
@@ -1535,7 +1652,7 @@
           </w:tcPr>
           <w:p>
             <w:pPr>
-              <w:pStyle w:val="700"/>
+              <w:pStyle w:val="914"/>
               <w:pBdr/>
               <w:spacing/>
               <w:ind/>
@@ -1543,6 +1660,11 @@
                 <w:b/>
               </w:rPr>
             </w:pPr>
+            <w:r>
+              <w:rPr>
+                <w:b/>
+              </w:rPr>
+            </w:r>
             <w:r>
               <w:rPr>
                 <w:b/>
@@ -1574,7 +1696,7 @@
           </w:tcPr>
           <w:p>
             <w:pPr>
-              <w:pStyle w:val="700"/>
+              <w:pStyle w:val="914"/>
               <w:pBdr/>
               <w:spacing/>
               <w:ind/>
@@ -1582,6 +1704,11 @@
                 <w:b/>
               </w:rPr>
             </w:pPr>
+            <w:r>
+              <w:rPr>
+                <w:b/>
+              </w:rPr>
+            </w:r>
             <w:r>
               <w:rPr>
                 <w:b/>
@@ -1614,7 +1741,7 @@
           </w:tcPr>
           <w:p>
             <w:pPr>
-              <w:pStyle w:val="700"/>
+              <w:pStyle w:val="914"/>
               <w:pBdr/>
               <w:spacing/>
               <w:ind/>
@@ -1622,6 +1749,11 @@
                 <w:lang w:val="id-ID"/>
               </w:rPr>
             </w:pPr>
+            <w:r>
+              <w:rPr>
+                <w:lang w:val="id-ID"/>
+              </w:rPr>
+            </w:r>
             <w:r>
               <w:rPr>
                 <w:lang w:val="id-ID"/>
@@ -1654,7 +1786,7 @@
           </w:tcPr>
           <w:p>
             <w:pPr>
-              <w:pStyle w:val="700"/>
+              <w:pStyle w:val="914"/>
               <w:pBdr/>
               <w:spacing/>
               <w:ind/>
@@ -1662,6 +1794,11 @@
                 <w:lang w:val="id-ID"/>
               </w:rPr>
             </w:pPr>
+            <w:r>
+              <w:rPr>
+                <w:lang w:val="id-ID"/>
+              </w:rPr>
+            </w:r>
             <w:r>
               <w:rPr>
                 <w:lang w:val="id-ID"/>
@@ -1689,7 +1826,7 @@
           </w:tcPr>
           <w:p>
             <w:pPr>
-              <w:pStyle w:val="700"/>
+              <w:pStyle w:val="914"/>
               <w:pBdr/>
               <w:spacing/>
               <w:ind/>
@@ -1697,6 +1834,11 @@
                 <w:lang w:val="id-ID"/>
               </w:rPr>
             </w:pPr>
+            <w:r>
+              <w:rPr>
+                <w:lang w:val="id-ID"/>
+              </w:rPr>
+            </w:r>
             <w:r>
               <w:rPr>
                 <w:lang w:val="id-ID"/>
@@ -1732,7 +1874,7 @@
           </w:tcPr>
           <w:p>
             <w:pPr>
-              <w:pStyle w:val="700"/>
+              <w:pStyle w:val="914"/>
               <w:pBdr/>
               <w:spacing/>
               <w:ind/>
@@ -1750,10 +1892,15 @@
                 <w:b/>
               </w:rPr>
             </w:r>
+            <w:r>
+              <w:rPr>
+                <w:b/>
+              </w:rPr>
+            </w:r>
           </w:p>
           <w:p>
             <w:pPr>
-              <w:pStyle w:val="700"/>
+              <w:pStyle w:val="914"/>
               <w:pBdr/>
               <w:spacing/>
               <w:ind/>
@@ -1761,6 +1908,11 @@
                 <w:b/>
               </w:rPr>
             </w:pPr>
+            <w:r>
+              <w:rPr>
+                <w:b/>
+              </w:rPr>
+            </w:r>
             <w:r>
               <w:rPr>
                 <w:b/>
@@ -1792,7 +1944,7 @@
           </w:tcPr>
           <w:p>
             <w:pPr>
-              <w:pStyle w:val="700"/>
+              <w:pStyle w:val="914"/>
               <w:pBdr/>
               <w:spacing/>
               <w:ind/>
@@ -1800,6 +1952,11 @@
                 <w:b/>
               </w:rPr>
             </w:pPr>
+            <w:r>
+              <w:rPr>
+                <w:b/>
+              </w:rPr>
+            </w:r>
             <w:r>
               <w:rPr>
                 <w:b/>
@@ -1832,7 +1989,7 @@
           </w:tcPr>
           <w:p>
             <w:pPr>
-              <w:pStyle w:val="700"/>
+              <w:pStyle w:val="914"/>
               <w:pBdr/>
               <w:spacing/>
               <w:ind/>
@@ -1840,6 +1997,11 @@
                 <w:lang w:val="id-ID"/>
               </w:rPr>
             </w:pPr>
+            <w:r>
+              <w:rPr>
+                <w:lang w:val="id-ID"/>
+              </w:rPr>
+            </w:r>
             <w:r>
               <w:rPr>
                 <w:lang w:val="id-ID"/>
@@ -1872,7 +2034,7 @@
           </w:tcPr>
           <w:p>
             <w:pPr>
-              <w:pStyle w:val="700"/>
+              <w:pStyle w:val="914"/>
               <w:pBdr/>
               <w:spacing/>
               <w:ind/>
@@ -1880,6 +2042,11 @@
                 <w:lang w:val="id-ID"/>
               </w:rPr>
             </w:pPr>
+            <w:r>
+              <w:rPr>
+                <w:lang w:val="id-ID"/>
+              </w:rPr>
+            </w:r>
             <w:r>
               <w:rPr>
                 <w:lang w:val="id-ID"/>
@@ -1907,7 +2074,7 @@
           </w:tcPr>
           <w:p>
             <w:pPr>
-              <w:pStyle w:val="700"/>
+              <w:pStyle w:val="914"/>
               <w:pBdr/>
               <w:spacing/>
               <w:ind/>
@@ -1915,6 +2082,11 @@
                 <w:lang w:val="id-ID"/>
               </w:rPr>
             </w:pPr>
+            <w:r>
+              <w:rPr>
+                <w:lang w:val="id-ID"/>
+              </w:rPr>
+            </w:r>
             <w:r>
               <w:rPr>
                 <w:lang w:val="id-ID"/>
@@ -1947,7 +2119,7 @@
           </w:tcPr>
           <w:p>
             <w:pPr>
-              <w:pStyle w:val="700"/>
+              <w:pStyle w:val="914"/>
               <w:pBdr/>
               <w:spacing/>
               <w:ind/>
@@ -1979,7 +2151,7 @@
           </w:tcPr>
           <w:p>
             <w:pPr>
-              <w:pStyle w:val="700"/>
+              <w:pStyle w:val="914"/>
               <w:pBdr/>
               <w:spacing/>
               <w:ind/>
@@ -2010,7 +2182,7 @@
           </w:tcPr>
           <w:p>
             <w:pPr>
-              <w:pStyle w:val="700"/>
+              <w:pStyle w:val="914"/>
               <w:pBdr/>
               <w:spacing/>
               <w:ind/>
@@ -2042,7 +2214,7 @@
           </w:tcPr>
           <w:p>
             <w:pPr>
-              <w:pStyle w:val="700"/>
+              <w:pStyle w:val="914"/>
               <w:pBdr/>
               <w:spacing/>
               <w:ind/>
@@ -2074,7 +2246,7 @@
           </w:tcPr>
           <w:p>
             <w:pPr>
-              <w:pStyle w:val="700"/>
+              <w:pStyle w:val="914"/>
               <w:pBdr/>
               <w:spacing/>
               <w:ind/>
@@ -2110,7 +2282,7 @@
           </w:tcPr>
           <w:p>
             <w:pPr>
-              <w:pStyle w:val="700"/>
+              <w:pStyle w:val="914"/>
               <w:pBdr/>
               <w:spacing/>
               <w:ind/>
@@ -2120,6 +2292,12 @@
                 <w:szCs w:val="24"/>
               </w:rPr>
             </w:pPr>
+            <w:r>
+              <w:rPr>
+                <w:b/>
+                <w:szCs w:val="24"/>
+              </w:rPr>
+            </w:r>
             <w:r>
               <w:rPr>
                 <w:b/>
@@ -2150,7 +2328,7 @@
           </w:tcPr>
           <w:p>
             <w:pPr>
-              <w:pStyle w:val="700"/>
+              <w:pStyle w:val="914"/>
               <w:pBdr/>
               <w:spacing/>
               <w:ind/>
@@ -2176,7 +2354,7 @@
           </w:tcPr>
           <w:p>
             <w:pPr>
-              <w:pStyle w:val="700"/>
+              <w:pStyle w:val="914"/>
               <w:pBdr/>
               <w:spacing/>
               <w:ind/>
@@ -2203,7 +2381,7 @@
           </w:tcPr>
           <w:p>
             <w:pPr>
-              <w:pStyle w:val="700"/>
+              <w:pStyle w:val="914"/>
               <w:pBdr/>
               <w:spacing/>
               <w:ind/>
@@ -2212,6 +2390,11 @@
                 <w:szCs w:val="24"/>
               </w:rPr>
             </w:pPr>
+            <w:r>
+              <w:rPr>
+                <w:szCs w:val="24"/>
+              </w:rPr>
+            </w:r>
             <w:r>
               <w:rPr>
                 <w:szCs w:val="24"/>
@@ -2240,7 +2423,7 @@
           </w:tcPr>
           <w:p>
             <w:pPr>
-              <w:pStyle w:val="700"/>
+              <w:pStyle w:val="914"/>
               <w:pBdr/>
               <w:spacing/>
               <w:ind/>
@@ -2249,6 +2432,11 @@
                 <w:szCs w:val="24"/>
               </w:rPr>
             </w:pPr>
+            <w:r>
+              <w:rPr>
+                <w:szCs w:val="24"/>
+              </w:rPr>
+            </w:r>
             <w:r>
               <w:rPr>
                 <w:szCs w:val="24"/>
@@ -2281,7 +2469,7 @@
           </w:tcPr>
           <w:p>
             <w:pPr>
-              <w:pStyle w:val="700"/>
+              <w:pStyle w:val="914"/>
               <w:pBdr/>
               <w:spacing/>
               <w:ind/>
@@ -2290,6 +2478,11 @@
                 <w:szCs w:val="24"/>
               </w:rPr>
             </w:pPr>
+            <w:r>
+              <w:rPr>
+                <w:szCs w:val="24"/>
+              </w:rPr>
+            </w:r>
             <w:r>
               <w:rPr>
                 <w:szCs w:val="24"/>
@@ -2318,7 +2511,7 @@
           </w:tcPr>
           <w:p>
             <w:pPr>
-              <w:pStyle w:val="700"/>
+              <w:pStyle w:val="914"/>
               <w:pBdr/>
               <w:spacing/>
               <w:ind/>
@@ -2327,6 +2520,11 @@
                 <w:szCs w:val="24"/>
               </w:rPr>
             </w:pPr>
+            <w:r>
+              <w:rPr>
+                <w:szCs w:val="24"/>
+              </w:rPr>
+            </w:r>
             <w:r>
               <w:rPr>
                 <w:szCs w:val="24"/>
@@ -2354,7 +2552,7 @@
           </w:tcPr>
           <w:p>
             <w:pPr>
-              <w:pStyle w:val="700"/>
+              <w:pStyle w:val="914"/>
               <w:pBdr/>
               <w:spacing/>
               <w:ind/>
@@ -2363,6 +2561,11 @@
                 <w:szCs w:val="24"/>
               </w:rPr>
             </w:pPr>
+            <w:r>
+              <w:rPr>
+                <w:szCs w:val="24"/>
+              </w:rPr>
+            </w:r>
             <w:r>
               <w:rPr>
                 <w:szCs w:val="24"/>
@@ -2391,7 +2594,7 @@
           </w:tcPr>
           <w:p>
             <w:pPr>
-              <w:pStyle w:val="700"/>
+              <w:pStyle w:val="914"/>
               <w:pBdr/>
               <w:spacing/>
               <w:ind/>
@@ -2400,6 +2603,11 @@
                 <w:szCs w:val="24"/>
               </w:rPr>
             </w:pPr>
+            <w:r>
+              <w:rPr>
+                <w:szCs w:val="24"/>
+              </w:rPr>
+            </w:r>
             <w:r>
               <w:rPr>
                 <w:szCs w:val="24"/>
@@ -2428,7 +2636,7 @@
           </w:tcPr>
           <w:p>
             <w:pPr>
-              <w:pStyle w:val="700"/>
+              <w:pStyle w:val="914"/>
               <w:pBdr/>
               <w:spacing/>
               <w:ind/>
@@ -2437,6 +2645,11 @@
                 <w:szCs w:val="24"/>
               </w:rPr>
             </w:pPr>
+            <w:r>
+              <w:rPr>
+                <w:szCs w:val="24"/>
+              </w:rPr>
+            </w:r>
             <w:r>
               <w:rPr>
                 <w:szCs w:val="24"/>
@@ -2469,7 +2682,7 @@
           </w:tcPr>
           <w:p>
             <w:pPr>
-              <w:pStyle w:val="700"/>
+              <w:pStyle w:val="914"/>
               <w:pBdr/>
               <w:spacing/>
               <w:ind/>
@@ -2478,6 +2691,11 @@
                 <w:szCs w:val="24"/>
               </w:rPr>
             </w:pPr>
+            <w:r>
+              <w:rPr>
+                <w:szCs w:val="24"/>
+              </w:rPr>
+            </w:r>
             <w:r>
               <w:rPr>
                 <w:szCs w:val="24"/>
@@ -2506,7 +2724,7 @@
           </w:tcPr>
           <w:p>
             <w:pPr>
-              <w:pStyle w:val="700"/>
+              <w:pStyle w:val="914"/>
               <w:pBdr/>
               <w:spacing/>
               <w:ind/>
@@ -2516,6 +2734,12 @@
                 <w:szCs w:val="24"/>
               </w:rPr>
             </w:pPr>
+            <w:r>
+              <w:rPr>
+                <w:iCs/>
+                <w:szCs w:val="24"/>
+              </w:rPr>
+            </w:r>
             <w:r>
               <w:rPr>
                 <w:iCs/>
@@ -2545,7 +2769,7 @@
           </w:tcPr>
           <w:p>
             <w:pPr>
-              <w:pStyle w:val="700"/>
+              <w:pStyle w:val="914"/>
               <w:pBdr/>
               <w:spacing/>
               <w:ind/>
@@ -2555,6 +2779,12 @@
                 <w:szCs w:val="24"/>
               </w:rPr>
             </w:pPr>
+            <w:r>
+              <w:rPr>
+                <w:iCs/>
+                <w:szCs w:val="24"/>
+              </w:rPr>
+            </w:r>
             <w:r>
               <w:rPr>
                 <w:iCs/>
@@ -2585,7 +2815,7 @@
           </w:tcPr>
           <w:p>
             <w:pPr>
-              <w:pStyle w:val="700"/>
+              <w:pStyle w:val="914"/>
               <w:pBdr/>
               <w:spacing/>
               <w:ind/>
@@ -2594,6 +2824,11 @@
                 <w:szCs w:val="24"/>
               </w:rPr>
             </w:pPr>
+            <w:r>
+              <w:rPr>
+                <w:szCs w:val="24"/>
+              </w:rPr>
+            </w:r>
             <w:r>
               <w:rPr>
                 <w:szCs w:val="24"/>
@@ -2622,7 +2857,7 @@
           </w:tcPr>
           <w:p>
             <w:pPr>
-              <w:pStyle w:val="700"/>
+              <w:pStyle w:val="914"/>
               <w:pBdr/>
               <w:spacing/>
               <w:ind/>
@@ -2631,6 +2866,11 @@
                 <w:szCs w:val="24"/>
               </w:rPr>
             </w:pPr>
+            <w:r>
+              <w:rPr>
+                <w:szCs w:val="24"/>
+              </w:rPr>
+            </w:r>
             <w:r>
               <w:rPr>
                 <w:szCs w:val="24"/>
@@ -2663,7 +2903,7 @@
           </w:tcPr>
           <w:p>
             <w:pPr>
-              <w:pStyle w:val="700"/>
+              <w:pStyle w:val="914"/>
               <w:pBdr/>
               <w:spacing/>
               <w:ind/>
@@ -2672,6 +2912,11 @@
                 <w:szCs w:val="24"/>
               </w:rPr>
             </w:pPr>
+            <w:r>
+              <w:rPr>
+                <w:szCs w:val="24"/>
+              </w:rPr>
+            </w:r>
             <w:r>
               <w:rPr>
                 <w:szCs w:val="24"/>
@@ -2700,7 +2945,7 @@
           </w:tcPr>
           <w:p>
             <w:pPr>
-              <w:pStyle w:val="700"/>
+              <w:pStyle w:val="914"/>
               <w:pBdr/>
               <w:spacing/>
               <w:ind/>
@@ -2709,6 +2954,11 @@
                 <w:szCs w:val="24"/>
               </w:rPr>
             </w:pPr>
+            <w:r>
+              <w:rPr>
+                <w:szCs w:val="24"/>
+              </w:rPr>
+            </w:r>
             <w:r>
               <w:rPr>
                 <w:szCs w:val="24"/>
@@ -2736,7 +2986,7 @@
           </w:tcPr>
           <w:p>
             <w:pPr>
-              <w:pStyle w:val="700"/>
+              <w:pStyle w:val="914"/>
               <w:pBdr/>
               <w:spacing/>
               <w:ind/>
@@ -2745,6 +2995,11 @@
                 <w:szCs w:val="24"/>
               </w:rPr>
             </w:pPr>
+            <w:r>
+              <w:rPr>
+                <w:szCs w:val="24"/>
+              </w:rPr>
+            </w:r>
             <w:r>
               <w:rPr>
                 <w:szCs w:val="24"/>
@@ -2773,7 +3028,7 @@
           </w:tcPr>
           <w:p>
             <w:pPr>
-              <w:pStyle w:val="700"/>
+              <w:pStyle w:val="914"/>
               <w:pBdr/>
               <w:spacing/>
               <w:ind/>
@@ -2782,6 +3037,11 @@
                 <w:szCs w:val="24"/>
               </w:rPr>
             </w:pPr>
+            <w:r>
+              <w:rPr>
+                <w:szCs w:val="24"/>
+              </w:rPr>
+            </w:r>
             <w:r>
               <w:rPr>
                 <w:szCs w:val="24"/>
@@ -2810,7 +3070,7 @@
           </w:tcPr>
           <w:p>
             <w:pPr>
-              <w:pStyle w:val="700"/>
+              <w:pStyle w:val="914"/>
               <w:pBdr/>
               <w:spacing/>
               <w:ind/>
@@ -2819,6 +3079,11 @@
                 <w:szCs w:val="24"/>
               </w:rPr>
             </w:pPr>
+            <w:r>
+              <w:rPr>
+                <w:szCs w:val="24"/>
+              </w:rPr>
+            </w:r>
             <w:r>
               <w:rPr>
                 <w:szCs w:val="24"/>
@@ -2851,7 +3116,7 @@
           </w:tcPr>
           <w:p>
             <w:pPr>
-              <w:pStyle w:val="700"/>
+              <w:pStyle w:val="914"/>
               <w:pBdr/>
               <w:spacing/>
               <w:ind/>
@@ -2860,6 +3125,11 @@
                 <w:szCs w:val="24"/>
               </w:rPr>
             </w:pPr>
+            <w:r>
+              <w:rPr>
+                <w:szCs w:val="24"/>
+              </w:rPr>
+            </w:r>
             <w:r>
               <w:rPr>
                 <w:szCs w:val="24"/>
@@ -2888,7 +3158,7 @@
           </w:tcPr>
           <w:p>
             <w:pPr>
-              <w:pStyle w:val="700"/>
+              <w:pStyle w:val="914"/>
               <w:pBdr/>
               <w:spacing/>
               <w:ind/>
@@ -2897,6 +3167,11 @@
                 <w:szCs w:val="24"/>
               </w:rPr>
             </w:pPr>
+            <w:r>
+              <w:rPr>
+                <w:szCs w:val="24"/>
+              </w:rPr>
+            </w:r>
             <w:r>
               <w:rPr>
                 <w:szCs w:val="24"/>
@@ -2924,7 +3199,7 @@
           </w:tcPr>
           <w:p>
             <w:pPr>
-              <w:pStyle w:val="700"/>
+              <w:pStyle w:val="914"/>
               <w:pBdr/>
               <w:spacing/>
               <w:ind/>
@@ -2933,6 +3208,11 @@
                 <w:szCs w:val="24"/>
               </w:rPr>
             </w:pPr>
+            <w:r>
+              <w:rPr>
+                <w:szCs w:val="24"/>
+              </w:rPr>
+            </w:r>
             <w:r>
               <w:rPr>
                 <w:szCs w:val="24"/>
@@ -2961,7 +3241,7 @@
           </w:tcPr>
           <w:p>
             <w:pPr>
-              <w:pStyle w:val="700"/>
+              <w:pStyle w:val="914"/>
               <w:pBdr/>
               <w:spacing/>
               <w:ind/>
@@ -2970,6 +3250,11 @@
                 <w:szCs w:val="24"/>
               </w:rPr>
             </w:pPr>
+            <w:r>
+              <w:rPr>
+                <w:szCs w:val="24"/>
+              </w:rPr>
+            </w:r>
             <w:r>
               <w:rPr>
                 <w:szCs w:val="24"/>
@@ -2998,7 +3283,7 @@
           </w:tcPr>
           <w:p>
             <w:pPr>
-              <w:pStyle w:val="700"/>
+              <w:pStyle w:val="914"/>
               <w:pBdr/>
               <w:spacing/>
               <w:ind/>
@@ -3007,6 +3292,11 @@
                 <w:szCs w:val="24"/>
               </w:rPr>
             </w:pPr>
+            <w:r>
+              <w:rPr>
+                <w:szCs w:val="24"/>
+              </w:rPr>
+            </w:r>
             <w:r>
               <w:rPr>
                 <w:szCs w:val="24"/>
@@ -3039,7 +3329,7 @@
           </w:tcPr>
           <w:p>
             <w:pPr>
-              <w:pStyle w:val="700"/>
+              <w:pStyle w:val="914"/>
               <w:pBdr/>
               <w:spacing/>
               <w:ind/>
@@ -3048,6 +3338,11 @@
                 <w:szCs w:val="24"/>
               </w:rPr>
             </w:pPr>
+            <w:r>
+              <w:rPr>
+                <w:szCs w:val="24"/>
+              </w:rPr>
+            </w:r>
             <w:r>
               <w:rPr>
                 <w:szCs w:val="24"/>
@@ -3076,7 +3371,7 @@
           </w:tcPr>
           <w:p>
             <w:pPr>
-              <w:pStyle w:val="700"/>
+              <w:pStyle w:val="914"/>
               <w:pBdr/>
               <w:spacing/>
               <w:ind/>
@@ -3086,6 +3381,12 @@
                 <w:szCs w:val="24"/>
               </w:rPr>
             </w:pPr>
+            <w:r>
+              <w:rPr>
+                <w:iCs/>
+                <w:szCs w:val="24"/>
+              </w:rPr>
+            </w:r>
             <w:r>
               <w:rPr>
                 <w:iCs/>
@@ -3115,7 +3416,7 @@
           </w:tcPr>
           <w:p>
             <w:pPr>
-              <w:pStyle w:val="700"/>
+              <w:pStyle w:val="914"/>
               <w:pBdr/>
               <w:spacing/>
               <w:ind/>
@@ -3125,6 +3426,12 @@
                 <w:szCs w:val="24"/>
               </w:rPr>
             </w:pPr>
+            <w:r>
+              <w:rPr>
+                <w:iCs/>
+                <w:szCs w:val="24"/>
+              </w:rPr>
+            </w:r>
             <w:r>
               <w:rPr>
                 <w:iCs/>
@@ -3155,7 +3462,7 @@
           </w:tcPr>
           <w:p>
             <w:pPr>
-              <w:pStyle w:val="700"/>
+              <w:pStyle w:val="914"/>
               <w:pBdr/>
               <w:spacing/>
               <w:ind/>
@@ -3164,6 +3471,11 @@
                 <w:szCs w:val="24"/>
               </w:rPr>
             </w:pPr>
+            <w:r>
+              <w:rPr>
+                <w:szCs w:val="24"/>
+              </w:rPr>
+            </w:r>
             <w:r>
               <w:rPr>
                 <w:szCs w:val="24"/>
@@ -3192,7 +3504,7 @@
           </w:tcPr>
           <w:p>
             <w:pPr>
-              <w:pStyle w:val="700"/>
+              <w:pStyle w:val="914"/>
               <w:pBdr/>
               <w:spacing/>
               <w:ind/>
@@ -3211,13 +3523,18 @@
                 <w:szCs w:val="24"/>
               </w:rPr>
             </w:r>
+            <w:r>
+              <w:rPr>
+                <w:szCs w:val="24"/>
+              </w:rPr>
+            </w:r>
           </w:p>
         </w:tc>
       </w:tr>
     </w:tbl>
     <w:p>
       <w:pPr>
-        <w:pStyle w:val="700"/>
+        <w:pStyle w:val="914"/>
         <w:pBdr/>
         <w:tabs>
           <w:tab w:val="left" w:leader="none" w:pos="1276"/>
@@ -3231,7 +3548,7 @@
     </w:p>
     <w:p>
       <w:pPr>
-        <w:pStyle w:val="700"/>
+        <w:pStyle w:val="914"/>
         <w:pBdr/>
         <w:tabs>
           <w:tab w:val="left" w:leader="none" w:pos="1276"/>
@@ -3245,7 +3562,7 @@
     </w:p>
     <w:p>
       <w:pPr>
-        <w:pStyle w:val="700"/>
+        <w:pStyle w:val="914"/>
         <w:pBdr/>
         <w:tabs>
           <w:tab w:val="left" w:leader="none" w:pos="1276"/>
@@ -3291,7 +3608,7 @@
           </w:tcPr>
           <w:p>
             <w:pPr>
-              <w:pStyle w:val="700"/>
+              <w:pStyle w:val="914"/>
               <w:pBdr/>
               <w:spacing/>
               <w:ind/>
@@ -3305,7 +3622,7 @@
           </w:p>
           <w:p>
             <w:pPr>
-              <w:pStyle w:val="700"/>
+              <w:pStyle w:val="914"/>
               <w:pBdr/>
               <w:spacing/>
               <w:ind/>
@@ -3319,7 +3636,7 @@
           </w:p>
           <w:p>
             <w:pPr>
-              <w:pStyle w:val="700"/>
+              <w:pStyle w:val="914"/>
               <w:pBdr/>
               <w:spacing/>
               <w:ind/>
@@ -3331,7 +3648,7 @@
           </w:p>
           <w:p>
             <w:pPr>
-              <w:pStyle w:val="700"/>
+              <w:pStyle w:val="914"/>
               <w:pBdr/>
               <w:spacing/>
               <w:ind/>
@@ -3343,7 +3660,7 @@
           </w:p>
           <w:p>
             <w:pPr>
-              <w:pStyle w:val="700"/>
+              <w:pStyle w:val="914"/>
               <w:pBdr/>
               <w:spacing/>
               <w:ind/>
@@ -3355,7 +3672,7 @@
           </w:p>
           <w:p>
             <w:pPr>
-              <w:pStyle w:val="700"/>
+              <w:pStyle w:val="914"/>
               <w:pBdr/>
               <w:spacing/>
               <w:ind/>
@@ -3367,7 +3684,7 @@
           </w:p>
           <w:p>
             <w:pPr>
-              <w:pStyle w:val="700"/>
+              <w:pStyle w:val="914"/>
               <w:pBdr/>
               <w:spacing/>
               <w:ind w:right="0" w:left="175"/>
@@ -3384,7 +3701,7 @@
           </w:p>
           <w:p>
             <w:pPr>
-              <w:pStyle w:val="700"/>
+              <w:pStyle w:val="914"/>
               <w:pBdr/>
               <w:spacing/>
               <w:ind/>
@@ -3428,7 +3745,6 @@
         <w:ind/>
         <w:rPr/>
       </w:pPr>
-      <w:r/>
       <w:r>
         <w:separator/>
       </w:r>
@@ -3443,7 +3759,6 @@
         <w:ind/>
         <w:rPr/>
       </w:pPr>
-      <w:r/>
       <w:r>
         <w:continuationSeparator/>
       </w:r>
@@ -3463,7 +3778,6 @@
         <w:ind/>
         <w:rPr/>
       </w:pPr>
-      <w:r/>
       <w:r>
         <w:separator/>
       </w:r>
@@ -3478,7 +3792,6 @@
         <w:ind/>
         <w:rPr/>
       </w:pPr>
-      <w:r/>
       <w:r>
         <w:continuationSeparator/>
       </w:r>
@@ -3492,7 +3805,7 @@
 <w:hdr xmlns:wpc="http://schemas.microsoft.com/office/word/2010/wordprocessingCanvas" xmlns:mc="http://schemas.openxmlformats.org/markup-compatibility/2006" xmlns:o="urn:schemas-microsoft-com:office:office" xmlns:r="http://schemas.openxmlformats.org/officeDocument/2006/relationships" xmlns:m="http://schemas.openxmlformats.org/officeDocument/2006/math" xmlns:v="urn:schemas-microsoft-com:vml" xmlns:wp14="http://schemas.microsoft.com/office/word/2010/wordprocessingDrawing" xmlns:wp="http://schemas.openxmlformats.org/drawingml/2006/wordprocessingDrawing" xmlns:w10="urn:schemas-microsoft-com:office:word" xmlns:w="http://schemas.openxmlformats.org/wordprocessingml/2006/main" xmlns:w14="http://schemas.microsoft.com/office/word/2010/wordml" xmlns:w15="http://schemas.microsoft.com/office/word/2012/wordml" xmlns:wpg="http://schemas.microsoft.com/office/word/2010/wordprocessingGroup" xmlns:wpi="http://schemas.microsoft.com/office/word/2010/wordprocessingInk" xmlns:wne="http://schemas.microsoft.com/office/word/2006/wordml" xmlns:a="http://schemas.openxmlformats.org/drawingml/2006/main" xmlns:wps="http://schemas.microsoft.com/office/word/2010/wordprocessingShape" mc:Ignorable="w14 w15 wp14">
   <w:p>
     <w:pPr>
-      <w:pStyle w:val="701"/>
+      <w:pStyle w:val="915"/>
       <w:numPr>
         <w:ilvl w:val="0"/>
         <w:numId w:val="1"/>
@@ -3587,10 +3900,29 @@
     <w:r>
       <w:rPr>
         <w:b/>
+        <w:bCs/>
+        <w:sz w:val="24"/>
+        <w:szCs w:val="24"/>
+      </w:rPr>
+      <w:t xml:space="preserve">KEMENTRIAN</w:t>
+    </w:r>
+    <w:r>
+      <w:rPr>
+        <w:b/>
+        <w:bCs/>
+        <w:sz w:val="24"/>
+        <w:szCs w:val="24"/>
+        <w:lang w:val="en-ID"/>
+      </w:rPr>
+      <w:t xml:space="preserve"> </w:t>
+    </w:r>
+    <w:r>
+      <w:rPr>
+        <w:b/>
         <w:sz w:val="24"/>
         <w:lang w:val="en-ID"/>
       </w:rPr>
-      <w:t xml:space="preserve">KEMENTRIAN RISET, TEKNOLOGI DAN PENDIDIKAN TINGGI</w:t>
+      <w:t xml:space="preserve">RISET, TEKNOLOGI DAN PENDIDIKAN TINGGI</w:t>
     </w:r>
     <w:r>
       <w:rPr>
@@ -3607,7 +3939,7 @@
   </w:p>
   <w:p>
     <w:pPr>
-      <w:pStyle w:val="701"/>
+      <w:pStyle w:val="915"/>
       <w:numPr>
         <w:ilvl w:val="0"/>
         <w:numId w:val="1"/>
@@ -3643,7 +3975,7 @@
   </w:p>
   <w:p>
     <w:pPr>
-      <w:pStyle w:val="701"/>
+      <w:pStyle w:val="915"/>
       <w:numPr>
         <w:ilvl w:val="0"/>
         <w:numId w:val="1"/>
@@ -3679,7 +4011,7 @@
   </w:p>
   <w:p>
     <w:pPr>
-      <w:pStyle w:val="701"/>
+      <w:pStyle w:val="915"/>
       <w:numPr>
         <w:ilvl w:val="0"/>
         <w:numId w:val="1"/>
@@ -3712,7 +4044,7 @@
   </w:p>
   <w:p>
     <w:pPr>
-      <w:pStyle w:val="700"/>
+      <w:pStyle w:val="914"/>
       <w:pBdr/>
       <w:spacing/>
       <w:ind w:right="0" w:left="1276"/>
@@ -3742,7 +4074,7 @@
   </w:p>
   <w:p>
     <w:pPr>
-      <w:pStyle w:val="700"/>
+      <w:pStyle w:val="914"/>
       <w:pBdr/>
       <w:spacing/>
       <w:ind w:right="0" w:left="1276"/>
@@ -3823,7 +4155,7 @@
         <mc:Fallback>
           <w:pict>
             <v:shape id="shape 1" o:spid="_x0000_s1" style="position:absolute;z-index:-524288;o:allowoverlap:true;o:allowincell:false;mso-position-horizontal-relative:text;margin-left:-4.80pt;mso-position-horizontal:absolute;mso-position-vertical-relative:text;margin-top:12.85pt;mso-position-vertical:absolute;width:459.80pt;height:0.10pt;mso-wrap-distance-left:9.00pt;mso-wrap-distance-top:0.00pt;mso-wrap-distance-right:9.00pt;mso-wrap-distance-bottom:0.00pt;visibility:visible;" path="m0,0l100000,100000e" coordsize="100000,100000" filled="f" strokecolor="#000000" strokeweight="0.74pt">
-              <v:path textboxrect="0,0,0,0"/>
+              <v:path textboxrect="0,0,100000,100000"/>
             </v:shape>
           </w:pict>
         </mc:Fallback>
@@ -3846,7 +4178,7 @@
     </w:r>
     <w:r>
       <w:rPr>
-        <w:rStyle w:val="729"/>
+        <w:rStyle w:val="943"/>
         <w:color w:val="000000"/>
         <w:sz w:val="20"/>
         <w:u w:val="none"/>
@@ -3875,7 +4207,7 @@
   </w:p>
   <w:p>
     <w:pPr>
-      <w:pStyle w:val="737"/>
+      <w:pStyle w:val="951"/>
       <w:pBdr/>
       <w:spacing/>
       <w:ind/>
@@ -3883,6 +4215,11 @@
         <w:sz w:val="20"/>
       </w:rPr>
     </w:pPr>
+    <w:r>
+      <w:rPr>
+        <w:sz w:val="20"/>
+      </w:rPr>
+    </w:r>
     <w:r>
       <w:rPr>
         <w:sz w:val="20"/>
@@ -3901,7 +4238,7 @@
 <w:hdr xmlns:wpc="http://schemas.microsoft.com/office/word/2010/wordprocessingCanvas" xmlns:mc="http://schemas.openxmlformats.org/markup-compatibility/2006" xmlns:o="urn:schemas-microsoft-com:office:office" xmlns:r="http://schemas.openxmlformats.org/officeDocument/2006/relationships" xmlns:m="http://schemas.openxmlformats.org/officeDocument/2006/math" xmlns:v="urn:schemas-microsoft-com:vml" xmlns:wp14="http://schemas.microsoft.com/office/word/2010/wordprocessingDrawing" xmlns:wp="http://schemas.openxmlformats.org/drawingml/2006/wordprocessingDrawing" xmlns:w10="urn:schemas-microsoft-com:office:word" xmlns:w="http://schemas.openxmlformats.org/wordprocessingml/2006/main" xmlns:w14="http://schemas.microsoft.com/office/word/2010/wordml" xmlns:w15="http://schemas.microsoft.com/office/word/2012/wordml" xmlns:wpg="http://schemas.microsoft.com/office/word/2010/wordprocessingGroup" xmlns:wpi="http://schemas.microsoft.com/office/word/2010/wordprocessingInk" xmlns:wne="http://schemas.microsoft.com/office/word/2006/wordml" xmlns:a="http://schemas.openxmlformats.org/drawingml/2006/main" xmlns:wps="http://schemas.microsoft.com/office/word/2010/wordprocessingShape" mc:Ignorable="w14 w15 wp14">
   <w:p>
     <w:pPr>
-      <w:pStyle w:val="700"/>
+      <w:pStyle w:val="914"/>
       <w:pBdr/>
       <w:spacing/>
       <w:ind/>
@@ -3929,7 +4266,7 @@
         <w:spacing/>
         <w:ind w:firstLine="0" w:left="0"/>
       </w:pPr>
-      <w:pStyle w:val="701"/>
+      <w:pStyle w:val="915"/>
       <w:rPr/>
       <w:start w:val="1"/>
       <w:suff w:val="nothing"/>
@@ -3947,7 +4284,7 @@
         <w:spacing/>
         <w:ind w:firstLine="0" w:left="0"/>
       </w:pPr>
-      <w:pStyle w:val="702"/>
+      <w:pStyle w:val="916"/>
       <w:rPr/>
       <w:start w:val="1"/>
       <w:suff w:val="nothing"/>
@@ -3965,7 +4302,7 @@
         <w:spacing/>
         <w:ind w:firstLine="0" w:left="0"/>
       </w:pPr>
-      <w:pStyle w:val="703"/>
+      <w:pStyle w:val="917"/>
       <w:rPr/>
       <w:start w:val="1"/>
       <w:suff w:val="nothing"/>
@@ -4224,10 +4561,10 @@
     <w:lsdException w:name="Bibliography" w:uiPriority="37"/>
     <w:lsdException w:name="TOC Heading" w:uiPriority="39" w:qFormat="1"/>
   </w:latentStyles>
-  <w:style w:type="character" w:styleId="14">
+  <w:style w:type="character" w:styleId="743">
     <w:name w:val="Heading 1 Char"/>
-    <w:basedOn w:val="726"/>
-    <w:link w:val="701"/>
+    <w:basedOn w:val="940"/>
+    <w:link w:val="915"/>
     <w:uiPriority w:val="9"/>
     <w:pPr>
       <w:pBdr/>
@@ -4240,10 +4577,10 @@
       <w:szCs w:val="40"/>
     </w:rPr>
   </w:style>
-  <w:style w:type="character" w:styleId="16">
+  <w:style w:type="character" w:styleId="744">
     <w:name w:val="Heading 2 Char"/>
-    <w:basedOn w:val="726"/>
-    <w:link w:val="702"/>
+    <w:basedOn w:val="940"/>
+    <w:link w:val="916"/>
     <w:uiPriority w:val="9"/>
     <w:pPr>
       <w:pBdr/>
@@ -4255,10 +4592,10 @@
       <w:sz w:val="34"/>
     </w:rPr>
   </w:style>
-  <w:style w:type="character" w:styleId="18">
+  <w:style w:type="character" w:styleId="745">
     <w:name w:val="Heading 3 Char"/>
-    <w:basedOn w:val="726"/>
-    <w:link w:val="703"/>
+    <w:basedOn w:val="940"/>
+    <w:link w:val="917"/>
     <w:uiPriority w:val="9"/>
     <w:pPr>
       <w:pBdr/>
@@ -4271,11 +4608,11 @@
       <w:szCs w:val="30"/>
     </w:rPr>
   </w:style>
-  <w:style w:type="paragraph" w:styleId="19">
+  <w:style w:type="paragraph" w:styleId="746">
     <w:name w:val="Heading 4"/>
-    <w:basedOn w:val="700"/>
-    <w:next w:val="700"/>
-    <w:link w:val="20"/>
+    <w:basedOn w:val="914"/>
+    <w:next w:val="914"/>
+    <w:link w:val="747"/>
     <w:uiPriority w:val="9"/>
     <w:unhideWhenUsed/>
     <w:qFormat/>
@@ -4295,10 +4632,10 @@
       <w:szCs w:val="26"/>
     </w:rPr>
   </w:style>
-  <w:style w:type="character" w:styleId="20">
+  <w:style w:type="character" w:styleId="747">
     <w:name w:val="Heading 4 Char"/>
-    <w:basedOn w:val="726"/>
-    <w:link w:val="19"/>
+    <w:basedOn w:val="940"/>
+    <w:link w:val="746"/>
     <w:uiPriority w:val="9"/>
     <w:pPr>
       <w:pBdr/>
@@ -4313,11 +4650,11 @@
       <w:szCs w:val="26"/>
     </w:rPr>
   </w:style>
-  <w:style w:type="paragraph" w:styleId="21">
+  <w:style w:type="paragraph" w:styleId="748">
     <w:name w:val="Heading 5"/>
-    <w:basedOn w:val="700"/>
-    <w:next w:val="700"/>
-    <w:link w:val="22"/>
+    <w:basedOn w:val="914"/>
+    <w:next w:val="914"/>
+    <w:link w:val="749"/>
     <w:uiPriority w:val="9"/>
     <w:unhideWhenUsed/>
     <w:qFormat/>
@@ -4337,10 +4674,10 @@
       <w:szCs w:val="24"/>
     </w:rPr>
   </w:style>
-  <w:style w:type="character" w:styleId="22">
+  <w:style w:type="character" w:styleId="749">
     <w:name w:val="Heading 5 Char"/>
-    <w:basedOn w:val="726"/>
-    <w:link w:val="21"/>
+    <w:basedOn w:val="940"/>
+    <w:link w:val="748"/>
     <w:uiPriority w:val="9"/>
     <w:pPr>
       <w:pBdr/>
@@ -4355,11 +4692,11 @@
       <w:szCs w:val="24"/>
     </w:rPr>
   </w:style>
-  <w:style w:type="paragraph" w:styleId="23">
+  <w:style w:type="paragraph" w:styleId="750">
     <w:name w:val="Heading 6"/>
-    <w:basedOn w:val="700"/>
-    <w:next w:val="700"/>
-    <w:link w:val="24"/>
+    <w:basedOn w:val="914"/>
+    <w:next w:val="914"/>
+    <w:link w:val="751"/>
     <w:uiPriority w:val="9"/>
     <w:unhideWhenUsed/>
     <w:qFormat/>
@@ -4379,10 +4716,10 @@
       <w:szCs w:val="22"/>
     </w:rPr>
   </w:style>
-  <w:style w:type="character" w:styleId="24">
+  <w:style w:type="character" w:styleId="751">
     <w:name w:val="Heading 6 Char"/>
-    <w:basedOn w:val="726"/>
-    <w:link w:val="23"/>
+    <w:basedOn w:val="940"/>
+    <w:link w:val="750"/>
     <w:uiPriority w:val="9"/>
     <w:pPr>
       <w:pBdr/>
@@ -4397,11 +4734,11 @@
       <w:szCs w:val="22"/>
     </w:rPr>
   </w:style>
-  <w:style w:type="paragraph" w:styleId="25">
+  <w:style w:type="paragraph" w:styleId="752">
     <w:name w:val="Heading 7"/>
-    <w:basedOn w:val="700"/>
-    <w:next w:val="700"/>
-    <w:link w:val="26"/>
+    <w:basedOn w:val="914"/>
+    <w:next w:val="914"/>
+    <w:link w:val="753"/>
     <w:uiPriority w:val="9"/>
     <w:unhideWhenUsed/>
     <w:qFormat/>
@@ -4423,10 +4760,10 @@
       <w:szCs w:val="22"/>
     </w:rPr>
   </w:style>
-  <w:style w:type="character" w:styleId="26">
+  <w:style w:type="character" w:styleId="753">
     <w:name w:val="Heading 7 Char"/>
-    <w:basedOn w:val="726"/>
-    <w:link w:val="25"/>
+    <w:basedOn w:val="940"/>
+    <w:link w:val="752"/>
     <w:uiPriority w:val="9"/>
     <w:pPr>
       <w:pBdr/>
@@ -4443,11 +4780,11 @@
       <w:szCs w:val="22"/>
     </w:rPr>
   </w:style>
-  <w:style w:type="paragraph" w:styleId="27">
+  <w:style w:type="paragraph" w:styleId="754">
     <w:name w:val="Heading 8"/>
-    <w:basedOn w:val="700"/>
-    <w:next w:val="700"/>
-    <w:link w:val="28"/>
+    <w:basedOn w:val="914"/>
+    <w:next w:val="914"/>
+    <w:link w:val="755"/>
     <w:uiPriority w:val="9"/>
     <w:unhideWhenUsed/>
     <w:qFormat/>
@@ -4467,10 +4804,10 @@
       <w:szCs w:val="22"/>
     </w:rPr>
   </w:style>
-  <w:style w:type="character" w:styleId="28">
+  <w:style w:type="character" w:styleId="755">
     <w:name w:val="Heading 8 Char"/>
-    <w:basedOn w:val="726"/>
-    <w:link w:val="27"/>
+    <w:basedOn w:val="940"/>
+    <w:link w:val="754"/>
     <w:uiPriority w:val="9"/>
     <w:pPr>
       <w:pBdr/>
@@ -4485,11 +4822,11 @@
       <w:szCs w:val="22"/>
     </w:rPr>
   </w:style>
-  <w:style w:type="paragraph" w:styleId="29">
+  <w:style w:type="paragraph" w:styleId="756">
     <w:name w:val="Heading 9"/>
-    <w:basedOn w:val="700"/>
-    <w:next w:val="700"/>
-    <w:link w:val="30"/>
+    <w:basedOn w:val="914"/>
+    <w:next w:val="914"/>
+    <w:link w:val="757"/>
     <w:uiPriority w:val="9"/>
     <w:unhideWhenUsed/>
     <w:qFormat/>
@@ -4509,10 +4846,10 @@
       <w:szCs w:val="21"/>
     </w:rPr>
   </w:style>
-  <w:style w:type="character" w:styleId="30">
+  <w:style w:type="character" w:styleId="757">
     <w:name w:val="Heading 9 Char"/>
-    <w:basedOn w:val="726"/>
-    <w:link w:val="29"/>
+    <w:basedOn w:val="940"/>
+    <w:link w:val="756"/>
     <w:uiPriority w:val="9"/>
     <w:pPr>
       <w:pBdr/>
@@ -4527,7 +4864,7 @@
       <w:szCs w:val="21"/>
     </w:rPr>
   </w:style>
-  <w:style w:type="paragraph" w:styleId="33">
+  <w:style w:type="paragraph" w:styleId="758">
     <w:name w:val="No Spacing"/>
     <w:uiPriority w:val="1"/>
     <w:qFormat/>
@@ -4537,11 +4874,11 @@
       <w:ind/>
     </w:pPr>
   </w:style>
-  <w:style w:type="paragraph" w:styleId="34">
+  <w:style w:type="paragraph" w:styleId="759">
     <w:name w:val="Title"/>
-    <w:basedOn w:val="700"/>
-    <w:next w:val="700"/>
-    <w:link w:val="35"/>
+    <w:basedOn w:val="914"/>
+    <w:next w:val="914"/>
+    <w:link w:val="760"/>
     <w:uiPriority w:val="10"/>
     <w:qFormat/>
     <w:pPr>
@@ -4555,10 +4892,10 @@
       <w:szCs w:val="48"/>
     </w:rPr>
   </w:style>
-  <w:style w:type="character" w:styleId="35">
+  <w:style w:type="character" w:styleId="760">
     <w:name w:val="Title Char"/>
-    <w:basedOn w:val="726"/>
-    <w:link w:val="34"/>
+    <w:basedOn w:val="940"/>
+    <w:link w:val="759"/>
     <w:uiPriority w:val="10"/>
     <w:pPr>
       <w:pBdr/>
@@ -4570,11 +4907,11 @@
       <w:szCs w:val="48"/>
     </w:rPr>
   </w:style>
-  <w:style w:type="paragraph" w:styleId="36">
+  <w:style w:type="paragraph" w:styleId="761">
     <w:name w:val="Subtitle"/>
-    <w:basedOn w:val="700"/>
-    <w:next w:val="700"/>
-    <w:link w:val="37"/>
+    <w:basedOn w:val="914"/>
+    <w:next w:val="914"/>
+    <w:link w:val="762"/>
     <w:uiPriority w:val="11"/>
     <w:qFormat/>
     <w:pPr>
@@ -4587,10 +4924,10 @@
       <w:szCs w:val="24"/>
     </w:rPr>
   </w:style>
-  <w:style w:type="character" w:styleId="37">
+  <w:style w:type="character" w:styleId="762">
     <w:name w:val="Subtitle Char"/>
-    <w:basedOn w:val="726"/>
-    <w:link w:val="36"/>
+    <w:basedOn w:val="940"/>
+    <w:link w:val="761"/>
     <w:uiPriority w:val="11"/>
     <w:pPr>
       <w:pBdr/>
@@ -4602,11 +4939,11 @@
       <w:szCs w:val="24"/>
     </w:rPr>
   </w:style>
-  <w:style w:type="paragraph" w:styleId="38">
+  <w:style w:type="paragraph" w:styleId="763">
     <w:name w:val="Quote"/>
-    <w:basedOn w:val="700"/>
-    <w:next w:val="700"/>
-    <w:link w:val="39"/>
+    <w:basedOn w:val="914"/>
+    <w:next w:val="914"/>
+    <w:link w:val="764"/>
     <w:uiPriority w:val="29"/>
     <w:qFormat/>
     <w:pPr>
@@ -4618,9 +4955,9 @@
       <w:i/>
     </w:rPr>
   </w:style>
-  <w:style w:type="character" w:styleId="39">
+  <w:style w:type="character" w:styleId="764">
     <w:name w:val="Quote Char"/>
-    <w:link w:val="38"/>
+    <w:link w:val="763"/>
     <w:uiPriority w:val="29"/>
     <w:pPr>
       <w:pBdr/>
@@ -4631,11 +4968,11 @@
       <w:i/>
     </w:rPr>
   </w:style>
-  <w:style w:type="paragraph" w:styleId="40">
+  <w:style w:type="paragraph" w:styleId="765">
     <w:name w:val="Intense Quote"/>
-    <w:basedOn w:val="700"/>
-    <w:next w:val="700"/>
-    <w:link w:val="41"/>
+    <w:basedOn w:val="914"/>
+    <w:next w:val="914"/>
+    <w:link w:val="766"/>
     <w:uiPriority w:val="30"/>
     <w:qFormat/>
     <w:pPr>
@@ -4654,9 +4991,9 @@
       <w:i/>
     </w:rPr>
   </w:style>
-  <w:style w:type="character" w:styleId="41">
+  <w:style w:type="character" w:styleId="766">
     <w:name w:val="Intense Quote Char"/>
-    <w:link w:val="40"/>
+    <w:link w:val="765"/>
     <w:uiPriority w:val="30"/>
     <w:pPr>
       <w:pBdr/>
@@ -4667,10 +5004,10 @@
       <w:i/>
     </w:rPr>
   </w:style>
-  <w:style w:type="character" w:styleId="43">
+  <w:style w:type="character" w:styleId="767">
     <w:name w:val="Header Char"/>
-    <w:basedOn w:val="726"/>
-    <w:link w:val="737"/>
+    <w:basedOn w:val="940"/>
+    <w:link w:val="951"/>
     <w:uiPriority w:val="99"/>
     <w:pPr>
       <w:pBdr/>
@@ -4678,10 +5015,10 @@
       <w:ind/>
     </w:pPr>
   </w:style>
-  <w:style w:type="character" w:styleId="45">
+  <w:style w:type="character" w:styleId="768">
     <w:name w:val="Footer Char"/>
-    <w:basedOn w:val="726"/>
-    <w:link w:val="738"/>
+    <w:basedOn w:val="940"/>
+    <w:link w:val="952"/>
     <w:uiPriority w:val="99"/>
     <w:pPr>
       <w:pBdr/>
@@ -4689,10 +5026,10 @@
       <w:ind/>
     </w:pPr>
   </w:style>
-  <w:style w:type="character" w:styleId="47">
+  <w:style w:type="character" w:styleId="769">
     <w:name w:val="Caption Char"/>
-    <w:basedOn w:val="734"/>
-    <w:link w:val="738"/>
+    <w:basedOn w:val="948"/>
+    <w:link w:val="952"/>
     <w:uiPriority w:val="99"/>
     <w:pPr>
       <w:pBdr/>
@@ -4700,9 +5037,9 @@
       <w:ind/>
     </w:pPr>
   </w:style>
-  <w:style w:type="table" w:styleId="48">
+  <w:style w:type="table" w:styleId="770">
     <w:name w:val="Table Grid"/>
-    <w:basedOn w:val="699"/>
+    <w:basedOn w:val="913"/>
     <w:uiPriority w:val="59"/>
     <w:pPr>
       <w:pBdr/>
@@ -4899,9 +5236,9 @@
       </w:tcPr>
     </w:tblStylePr>
   </w:style>
-  <w:style w:type="table" w:styleId="49">
+  <w:style w:type="table" w:styleId="771">
     <w:name w:val="Table Grid Light"/>
-    <w:basedOn w:val="699"/>
+    <w:basedOn w:val="913"/>
     <w:uiPriority w:val="59"/>
     <w:pPr>
       <w:pBdr/>
@@ -5098,9 +5435,9 @@
       </w:tcPr>
     </w:tblStylePr>
   </w:style>
-  <w:style w:type="table" w:styleId="50">
+  <w:style w:type="table" w:styleId="772">
     <w:name w:val="Plain Table 1"/>
-    <w:basedOn w:val="699"/>
+    <w:basedOn w:val="913"/>
     <w:uiPriority w:val="59"/>
     <w:pPr>
       <w:pBdr/>
@@ -5323,9 +5660,9 @@
       </w:tcPr>
     </w:tblStylePr>
   </w:style>
-  <w:style w:type="table" w:styleId="51">
+  <w:style w:type="table" w:styleId="773">
     <w:name w:val="Plain Table 2"/>
-    <w:basedOn w:val="699"/>
+    <w:basedOn w:val="913"/>
     <w:uiPriority w:val="59"/>
     <w:pPr>
       <w:pBdr/>
@@ -5556,9 +5893,9 @@
       </w:tcPr>
     </w:tblStylePr>
   </w:style>
-  <w:style w:type="table" w:styleId="52">
+  <w:style w:type="table" w:styleId="774">
     <w:name w:val="Plain Table 3"/>
-    <w:basedOn w:val="699"/>
+    <w:basedOn w:val="913"/>
     <w:uiPriority w:val="99"/>
     <w:pPr>
       <w:pBdr/>
@@ -5786,9 +6123,9 @@
       </w:tcPr>
     </w:tblStylePr>
   </w:style>
-  <w:style w:type="table" w:styleId="53">
+  <w:style w:type="table" w:styleId="775">
     <w:name w:val="Plain Table 4"/>
-    <w:basedOn w:val="699"/>
+    <w:basedOn w:val="913"/>
     <w:uiPriority w:val="99"/>
     <w:pPr>
       <w:pBdr/>
@@ -6002,9 +6339,9 @@
       </w:tcPr>
     </w:tblStylePr>
   </w:style>
-  <w:style w:type="table" w:styleId="54">
+  <w:style w:type="table" w:styleId="776">
     <w:name w:val="Plain Table 5"/>
-    <w:basedOn w:val="699"/>
+    <w:basedOn w:val="913"/>
     <w:uiPriority w:val="99"/>
     <w:pPr>
       <w:pBdr/>
@@ -6235,9 +6572,9 @@
       </w:tcPr>
     </w:tblStylePr>
   </w:style>
-  <w:style w:type="table" w:styleId="55">
+  <w:style w:type="table" w:styleId="777">
     <w:name w:val="Grid Table 1 Light"/>
-    <w:basedOn w:val="699"/>
+    <w:basedOn w:val="913"/>
     <w:uiPriority w:val="99"/>
     <w:pPr>
       <w:pBdr/>
@@ -6458,9 +6795,9 @@
       </w:tcPr>
     </w:tblStylePr>
   </w:style>
-  <w:style w:type="table" w:styleId="56">
+  <w:style w:type="table" w:styleId="778">
     <w:name w:val="Grid Table 1 Light - Accent 1"/>
-    <w:basedOn w:val="699"/>
+    <w:basedOn w:val="913"/>
     <w:uiPriority w:val="99"/>
     <w:pPr>
       <w:pBdr/>
@@ -6681,9 +7018,9 @@
       </w:tcPr>
     </w:tblStylePr>
   </w:style>
-  <w:style w:type="table" w:styleId="57">
+  <w:style w:type="table" w:styleId="779">
     <w:name w:val="Grid Table 1 Light - Accent 2"/>
-    <w:basedOn w:val="699"/>
+    <w:basedOn w:val="913"/>
     <w:uiPriority w:val="99"/>
     <w:pPr>
       <w:pBdr/>
@@ -6904,9 +7241,9 @@
       </w:tcPr>
     </w:tblStylePr>
   </w:style>
-  <w:style w:type="table" w:styleId="58">
+  <w:style w:type="table" w:styleId="780">
     <w:name w:val="Grid Table 1 Light - Accent 3"/>
-    <w:basedOn w:val="699"/>
+    <w:basedOn w:val="913"/>
     <w:uiPriority w:val="99"/>
     <w:pPr>
       <w:pBdr/>
@@ -7127,9 +7464,9 @@
       </w:tcPr>
     </w:tblStylePr>
   </w:style>
-  <w:style w:type="table" w:styleId="59">
+  <w:style w:type="table" w:styleId="781">
     <w:name w:val="Grid Table 1 Light - Accent 4"/>
-    <w:basedOn w:val="699"/>
+    <w:basedOn w:val="913"/>
     <w:uiPriority w:val="99"/>
     <w:pPr>
       <w:pBdr/>
@@ -7350,9 +7687,9 @@
       </w:tcPr>
     </w:tblStylePr>
   </w:style>
-  <w:style w:type="table" w:styleId="60">
+  <w:style w:type="table" w:styleId="782">
     <w:name w:val="Grid Table 1 Light - Accent 5"/>
-    <w:basedOn w:val="699"/>
+    <w:basedOn w:val="913"/>
     <w:uiPriority w:val="99"/>
     <w:pPr>
       <w:pBdr/>
@@ -7573,9 +7910,9 @@
       </w:tcPr>
     </w:tblStylePr>
   </w:style>
-  <w:style w:type="table" w:styleId="61">
+  <w:style w:type="table" w:styleId="783">
     <w:name w:val="Grid Table 1 Light - Accent 6"/>
-    <w:basedOn w:val="699"/>
+    <w:basedOn w:val="913"/>
     <w:uiPriority w:val="99"/>
     <w:pPr>
       <w:pBdr/>
@@ -7796,9 +8133,9 @@
       </w:tcPr>
     </w:tblStylePr>
   </w:style>
-  <w:style w:type="table" w:styleId="62">
+  <w:style w:type="table" w:styleId="784">
     <w:name w:val="Grid Table 2"/>
-    <w:basedOn w:val="699"/>
+    <w:basedOn w:val="913"/>
     <w:uiPriority w:val="99"/>
     <w:pPr>
       <w:pBdr/>
@@ -8028,9 +8365,9 @@
       </w:tcPr>
     </w:tblStylePr>
   </w:style>
-  <w:style w:type="table" w:styleId="63">
+  <w:style w:type="table" w:styleId="785">
     <w:name w:val="Grid Table 2 - Accent 1"/>
-    <w:basedOn w:val="699"/>
+    <w:basedOn w:val="913"/>
     <w:uiPriority w:val="99"/>
     <w:pPr>
       <w:pBdr/>
@@ -8260,9 +8597,9 @@
       </w:tcPr>
     </w:tblStylePr>
   </w:style>
-  <w:style w:type="table" w:styleId="64">
+  <w:style w:type="table" w:styleId="786">
     <w:name w:val="Grid Table 2 - Accent 2"/>
-    <w:basedOn w:val="699"/>
+    <w:basedOn w:val="913"/>
     <w:uiPriority w:val="99"/>
     <w:pPr>
       <w:pBdr/>
@@ -8492,9 +8829,9 @@
       </w:tcPr>
     </w:tblStylePr>
   </w:style>
-  <w:style w:type="table" w:styleId="65">
+  <w:style w:type="table" w:styleId="787">
     <w:name w:val="Grid Table 2 - Accent 3"/>
-    <w:basedOn w:val="699"/>
+    <w:basedOn w:val="913"/>
     <w:uiPriority w:val="99"/>
     <w:pPr>
       <w:pBdr/>
@@ -8724,9 +9061,9 @@
       </w:tcPr>
     </w:tblStylePr>
   </w:style>
-  <w:style w:type="table" w:styleId="66">
+  <w:style w:type="table" w:styleId="788">
     <w:name w:val="Grid Table 2 - Accent 4"/>
-    <w:basedOn w:val="699"/>
+    <w:basedOn w:val="913"/>
     <w:uiPriority w:val="99"/>
     <w:pPr>
       <w:pBdr/>
@@ -8956,9 +9293,9 @@
       </w:tcPr>
     </w:tblStylePr>
   </w:style>
-  <w:style w:type="table" w:styleId="67">
+  <w:style w:type="table" w:styleId="789">
     <w:name w:val="Grid Table 2 - Accent 5"/>
-    <w:basedOn w:val="699"/>
+    <w:basedOn w:val="913"/>
     <w:uiPriority w:val="99"/>
     <w:pPr>
       <w:pBdr/>
@@ -9188,9 +9525,9 @@
       </w:tcPr>
     </w:tblStylePr>
   </w:style>
-  <w:style w:type="table" w:styleId="68">
+  <w:style w:type="table" w:styleId="790">
     <w:name w:val="Grid Table 2 - Accent 6"/>
-    <w:basedOn w:val="699"/>
+    <w:basedOn w:val="913"/>
     <w:uiPriority w:val="99"/>
     <w:pPr>
       <w:pBdr/>
@@ -9420,9 +9757,9 @@
       </w:tcPr>
     </w:tblStylePr>
   </w:style>
-  <w:style w:type="table" w:styleId="69">
+  <w:style w:type="table" w:styleId="791">
     <w:name w:val="Grid Table 3"/>
-    <w:basedOn w:val="699"/>
+    <w:basedOn w:val="913"/>
     <w:uiPriority w:val="99"/>
     <w:pPr>
       <w:pBdr/>
@@ -9521,29 +9858,6 @@
         <w:tblBorders/>
       </w:tblPr>
       <w:tcPr>
-        <w:shd w:color="ffffff"/>
-        <w:tcBorders>
-          <w:top w:val="none" w:color="000000" w:sz="4" w:space="0"/>
-          <w:left w:val="none" w:color="000000" w:sz="4" w:space="0"/>
-          <w:bottom w:val="none" w:color="000000" w:sz="4" w:space="0"/>
-          <w:right w:val="none" w:color="000000" w:sz="4" w:space="0"/>
-        </w:tcBorders>
-      </w:tcPr>
-    </w:tblStylePr>
-    <w:tblStylePr w:type="firstRow">
-      <w:rPr>
-        <w:b/>
-        <w:color w:val="404040"/>
-      </w:rPr>
-      <w:pPr>
-        <w:pBdr/>
-        <w:spacing/>
-        <w:ind/>
-      </w:pPr>
-      <w:tblPr>
-        <w:tblBorders/>
-      </w:tblPr>
-      <w:tcPr>
         <w:shd w:val="clear" w:color="ffffff"/>
         <w:tcBorders>
           <w:top w:val="none" w:color="000000" w:sz="4" w:space="0"/>
@@ -9553,30 +9867,7 @@
         </w:tcBorders>
       </w:tcPr>
     </w:tblStylePr>
-    <w:tblStylePr w:type="lastCol">
-      <w:rPr>
-        <w:i/>
-        <w:color w:val="404040"/>
-      </w:rPr>
-      <w:pPr>
-        <w:pBdr/>
-        <w:spacing/>
-        <w:ind/>
-      </w:pPr>
-      <w:tblPr>
-        <w:tblBorders/>
-      </w:tblPr>
-      <w:tcPr>
-        <w:shd w:color="ffffff"/>
-        <w:tcBorders>
-          <w:top w:val="none" w:color="000000" w:sz="4" w:space="0"/>
-          <w:left w:val="none" w:color="000000" w:sz="4" w:space="0"/>
-          <w:bottom w:val="none" w:color="000000" w:sz="4" w:space="0"/>
-          <w:right w:val="none" w:color="000000" w:sz="4" w:space="0"/>
-        </w:tcBorders>
-      </w:tcPr>
-    </w:tblStylePr>
-    <w:tblStylePr w:type="lastRow">
+    <w:tblStylePr w:type="firstRow">
       <w:rPr>
         <w:b/>
         <w:color w:val="404040"/>
@@ -9599,6 +9890,52 @@
         </w:tcBorders>
       </w:tcPr>
     </w:tblStylePr>
+    <w:tblStylePr w:type="lastCol">
+      <w:rPr>
+        <w:i/>
+        <w:color w:val="404040"/>
+      </w:rPr>
+      <w:pPr>
+        <w:pBdr/>
+        <w:spacing/>
+        <w:ind/>
+      </w:pPr>
+      <w:tblPr>
+        <w:tblBorders/>
+      </w:tblPr>
+      <w:tcPr>
+        <w:shd w:val="clear" w:color="ffffff"/>
+        <w:tcBorders>
+          <w:top w:val="none" w:color="000000" w:sz="4" w:space="0"/>
+          <w:left w:val="none" w:color="000000" w:sz="4" w:space="0"/>
+          <w:bottom w:val="none" w:color="000000" w:sz="4" w:space="0"/>
+          <w:right w:val="none" w:color="000000" w:sz="4" w:space="0"/>
+        </w:tcBorders>
+      </w:tcPr>
+    </w:tblStylePr>
+    <w:tblStylePr w:type="lastRow">
+      <w:rPr>
+        <w:b/>
+        <w:color w:val="404040"/>
+      </w:rPr>
+      <w:pPr>
+        <w:pBdr/>
+        <w:spacing/>
+        <w:ind/>
+      </w:pPr>
+      <w:tblPr>
+        <w:tblBorders/>
+      </w:tblPr>
+      <w:tcPr>
+        <w:shd w:val="clear" w:color="ffffff"/>
+        <w:tcBorders>
+          <w:top w:val="none" w:color="000000" w:sz="4" w:space="0"/>
+          <w:left w:val="none" w:color="000000" w:sz="4" w:space="0"/>
+          <w:bottom w:val="none" w:color="000000" w:sz="4" w:space="0"/>
+          <w:right w:val="none" w:color="000000" w:sz="4" w:space="0"/>
+        </w:tcBorders>
+      </w:tcPr>
+    </w:tblStylePr>
     <w:tblStylePr w:type="nwCell">
       <w:pPr>
         <w:pBdr/>
@@ -9665,9 +10002,9 @@
       </w:tcPr>
     </w:tblStylePr>
   </w:style>
-  <w:style w:type="table" w:styleId="70">
+  <w:style w:type="table" w:styleId="792">
     <w:name w:val="Grid Table 3 - Accent 1"/>
-    <w:basedOn w:val="699"/>
+    <w:basedOn w:val="913"/>
     <w:uiPriority w:val="99"/>
     <w:pPr>
       <w:pBdr/>
@@ -9766,29 +10103,6 @@
         <w:tblBorders/>
       </w:tblPr>
       <w:tcPr>
-        <w:shd w:color="ffffff"/>
-        <w:tcBorders>
-          <w:top w:val="none" w:color="000000" w:sz="4" w:space="0"/>
-          <w:left w:val="none" w:color="000000" w:sz="4" w:space="0"/>
-          <w:bottom w:val="none" w:color="000000" w:sz="4" w:space="0"/>
-          <w:right w:val="none" w:color="000000" w:sz="4" w:space="0"/>
-        </w:tcBorders>
-      </w:tcPr>
-    </w:tblStylePr>
-    <w:tblStylePr w:type="firstRow">
-      <w:rPr>
-        <w:b/>
-        <w:color w:val="404040"/>
-      </w:rPr>
-      <w:pPr>
-        <w:pBdr/>
-        <w:spacing/>
-        <w:ind/>
-      </w:pPr>
-      <w:tblPr>
-        <w:tblBorders/>
-      </w:tblPr>
-      <w:tcPr>
         <w:shd w:val="clear" w:color="ffffff"/>
         <w:tcBorders>
           <w:top w:val="none" w:color="000000" w:sz="4" w:space="0"/>
@@ -9798,30 +10112,7 @@
         </w:tcBorders>
       </w:tcPr>
     </w:tblStylePr>
-    <w:tblStylePr w:type="lastCol">
-      <w:rPr>
-        <w:i/>
-        <w:color w:val="404040"/>
-      </w:rPr>
-      <w:pPr>
-        <w:pBdr/>
-        <w:spacing/>
-        <w:ind/>
-      </w:pPr>
-      <w:tblPr>
-        <w:tblBorders/>
-      </w:tblPr>
-      <w:tcPr>
-        <w:shd w:color="ffffff"/>
-        <w:tcBorders>
-          <w:top w:val="none" w:color="000000" w:sz="4" w:space="0"/>
-          <w:left w:val="none" w:color="000000" w:sz="4" w:space="0"/>
-          <w:bottom w:val="none" w:color="000000" w:sz="4" w:space="0"/>
-          <w:right w:val="none" w:color="000000" w:sz="4" w:space="0"/>
-        </w:tcBorders>
-      </w:tcPr>
-    </w:tblStylePr>
-    <w:tblStylePr w:type="lastRow">
+    <w:tblStylePr w:type="firstRow">
       <w:rPr>
         <w:b/>
         <w:color w:val="404040"/>
@@ -9844,6 +10135,52 @@
         </w:tcBorders>
       </w:tcPr>
     </w:tblStylePr>
+    <w:tblStylePr w:type="lastCol">
+      <w:rPr>
+        <w:i/>
+        <w:color w:val="404040"/>
+      </w:rPr>
+      <w:pPr>
+        <w:pBdr/>
+        <w:spacing/>
+        <w:ind/>
+      </w:pPr>
+      <w:tblPr>
+        <w:tblBorders/>
+      </w:tblPr>
+      <w:tcPr>
+        <w:shd w:val="clear" w:color="ffffff"/>
+        <w:tcBorders>
+          <w:top w:val="none" w:color="000000" w:sz="4" w:space="0"/>
+          <w:left w:val="none" w:color="000000" w:sz="4" w:space="0"/>
+          <w:bottom w:val="none" w:color="000000" w:sz="4" w:space="0"/>
+          <w:right w:val="none" w:color="000000" w:sz="4" w:space="0"/>
+        </w:tcBorders>
+      </w:tcPr>
+    </w:tblStylePr>
+    <w:tblStylePr w:type="lastRow">
+      <w:rPr>
+        <w:b/>
+        <w:color w:val="404040"/>
+      </w:rPr>
+      <w:pPr>
+        <w:pBdr/>
+        <w:spacing/>
+        <w:ind/>
+      </w:pPr>
+      <w:tblPr>
+        <w:tblBorders/>
+      </w:tblPr>
+      <w:tcPr>
+        <w:shd w:val="clear" w:color="ffffff"/>
+        <w:tcBorders>
+          <w:top w:val="none" w:color="000000" w:sz="4" w:space="0"/>
+          <w:left w:val="none" w:color="000000" w:sz="4" w:space="0"/>
+          <w:bottom w:val="none" w:color="000000" w:sz="4" w:space="0"/>
+          <w:right w:val="none" w:color="000000" w:sz="4" w:space="0"/>
+        </w:tcBorders>
+      </w:tcPr>
+    </w:tblStylePr>
     <w:tblStylePr w:type="nwCell">
       <w:pPr>
         <w:pBdr/>
@@ -9910,9 +10247,9 @@
       </w:tcPr>
     </w:tblStylePr>
   </w:style>
-  <w:style w:type="table" w:styleId="71">
+  <w:style w:type="table" w:styleId="793">
     <w:name w:val="Grid Table 3 - Accent 2"/>
-    <w:basedOn w:val="699"/>
+    <w:basedOn w:val="913"/>
     <w:uiPriority w:val="99"/>
     <w:pPr>
       <w:pBdr/>
@@ -10011,29 +10348,6 @@
         <w:tblBorders/>
       </w:tblPr>
       <w:tcPr>
-        <w:shd w:color="ffffff"/>
-        <w:tcBorders>
-          <w:top w:val="none" w:color="000000" w:sz="4" w:space="0"/>
-          <w:left w:val="none" w:color="000000" w:sz="4" w:space="0"/>
-          <w:bottom w:val="none" w:color="000000" w:sz="4" w:space="0"/>
-          <w:right w:val="none" w:color="000000" w:sz="4" w:space="0"/>
-        </w:tcBorders>
-      </w:tcPr>
-    </w:tblStylePr>
-    <w:tblStylePr w:type="firstRow">
-      <w:rPr>
-        <w:b/>
-        <w:color w:val="404040"/>
-      </w:rPr>
-      <w:pPr>
-        <w:pBdr/>
-        <w:spacing/>
-        <w:ind/>
-      </w:pPr>
-      <w:tblPr>
-        <w:tblBorders/>
-      </w:tblPr>
-      <w:tcPr>
         <w:shd w:val="clear" w:color="ffffff"/>
         <w:tcBorders>
           <w:top w:val="none" w:color="000000" w:sz="4" w:space="0"/>
@@ -10043,30 +10357,7 @@
         </w:tcBorders>
       </w:tcPr>
     </w:tblStylePr>
-    <w:tblStylePr w:type="lastCol">
-      <w:rPr>
-        <w:i/>
-        <w:color w:val="404040"/>
-      </w:rPr>
-      <w:pPr>
-        <w:pBdr/>
-        <w:spacing/>
-        <w:ind/>
-      </w:pPr>
-      <w:tblPr>
-        <w:tblBorders/>
-      </w:tblPr>
-      <w:tcPr>
-        <w:shd w:color="ffffff"/>
-        <w:tcBorders>
-          <w:top w:val="none" w:color="000000" w:sz="4" w:space="0"/>
-          <w:left w:val="none" w:color="000000" w:sz="4" w:space="0"/>
-          <w:bottom w:val="none" w:color="000000" w:sz="4" w:space="0"/>
-          <w:right w:val="none" w:color="000000" w:sz="4" w:space="0"/>
-        </w:tcBorders>
-      </w:tcPr>
-    </w:tblStylePr>
-    <w:tblStylePr w:type="lastRow">
+    <w:tblStylePr w:type="firstRow">
       <w:rPr>
         <w:b/>
         <w:color w:val="404040"/>
@@ -10089,6 +10380,52 @@
         </w:tcBorders>
       </w:tcPr>
     </w:tblStylePr>
+    <w:tblStylePr w:type="lastCol">
+      <w:rPr>
+        <w:i/>
+        <w:color w:val="404040"/>
+      </w:rPr>
+      <w:pPr>
+        <w:pBdr/>
+        <w:spacing/>
+        <w:ind/>
+      </w:pPr>
+      <w:tblPr>
+        <w:tblBorders/>
+      </w:tblPr>
+      <w:tcPr>
+        <w:shd w:val="clear" w:color="ffffff"/>
+        <w:tcBorders>
+          <w:top w:val="none" w:color="000000" w:sz="4" w:space="0"/>
+          <w:left w:val="none" w:color="000000" w:sz="4" w:space="0"/>
+          <w:bottom w:val="none" w:color="000000" w:sz="4" w:space="0"/>
+          <w:right w:val="none" w:color="000000" w:sz="4" w:space="0"/>
+        </w:tcBorders>
+      </w:tcPr>
+    </w:tblStylePr>
+    <w:tblStylePr w:type="lastRow">
+      <w:rPr>
+        <w:b/>
+        <w:color w:val="404040"/>
+      </w:rPr>
+      <w:pPr>
+        <w:pBdr/>
+        <w:spacing/>
+        <w:ind/>
+      </w:pPr>
+      <w:tblPr>
+        <w:tblBorders/>
+      </w:tblPr>
+      <w:tcPr>
+        <w:shd w:val="clear" w:color="ffffff"/>
+        <w:tcBorders>
+          <w:top w:val="none" w:color="000000" w:sz="4" w:space="0"/>
+          <w:left w:val="none" w:color="000000" w:sz="4" w:space="0"/>
+          <w:bottom w:val="none" w:color="000000" w:sz="4" w:space="0"/>
+          <w:right w:val="none" w:color="000000" w:sz="4" w:space="0"/>
+        </w:tcBorders>
+      </w:tcPr>
+    </w:tblStylePr>
     <w:tblStylePr w:type="nwCell">
       <w:pPr>
         <w:pBdr/>
@@ -10155,9 +10492,9 @@
       </w:tcPr>
     </w:tblStylePr>
   </w:style>
-  <w:style w:type="table" w:styleId="72">
+  <w:style w:type="table" w:styleId="794">
     <w:name w:val="Grid Table 3 - Accent 3"/>
-    <w:basedOn w:val="699"/>
+    <w:basedOn w:val="913"/>
     <w:uiPriority w:val="99"/>
     <w:pPr>
       <w:pBdr/>
@@ -10256,29 +10593,6 @@
         <w:tblBorders/>
       </w:tblPr>
       <w:tcPr>
-        <w:shd w:color="ffffff"/>
-        <w:tcBorders>
-          <w:top w:val="none" w:color="000000" w:sz="4" w:space="0"/>
-          <w:left w:val="none" w:color="000000" w:sz="4" w:space="0"/>
-          <w:bottom w:val="none" w:color="000000" w:sz="4" w:space="0"/>
-          <w:right w:val="none" w:color="000000" w:sz="4" w:space="0"/>
-        </w:tcBorders>
-      </w:tcPr>
-    </w:tblStylePr>
-    <w:tblStylePr w:type="firstRow">
-      <w:rPr>
-        <w:b/>
-        <w:color w:val="404040"/>
-      </w:rPr>
-      <w:pPr>
-        <w:pBdr/>
-        <w:spacing/>
-        <w:ind/>
-      </w:pPr>
-      <w:tblPr>
-        <w:tblBorders/>
-      </w:tblPr>
-      <w:tcPr>
         <w:shd w:val="clear" w:color="ffffff"/>
         <w:tcBorders>
           <w:top w:val="none" w:color="000000" w:sz="4" w:space="0"/>
@@ -10288,30 +10602,7 @@
         </w:tcBorders>
       </w:tcPr>
     </w:tblStylePr>
-    <w:tblStylePr w:type="lastCol">
-      <w:rPr>
-        <w:i/>
-        <w:color w:val="404040"/>
-      </w:rPr>
-      <w:pPr>
-        <w:pBdr/>
-        <w:spacing/>
-        <w:ind/>
-      </w:pPr>
-      <w:tblPr>
-        <w:tblBorders/>
-      </w:tblPr>
-      <w:tcPr>
-        <w:shd w:color="ffffff"/>
-        <w:tcBorders>
-          <w:top w:val="none" w:color="000000" w:sz="4" w:space="0"/>
-          <w:left w:val="none" w:color="000000" w:sz="4" w:space="0"/>
-          <w:bottom w:val="none" w:color="000000" w:sz="4" w:space="0"/>
-          <w:right w:val="none" w:color="000000" w:sz="4" w:space="0"/>
-        </w:tcBorders>
-      </w:tcPr>
-    </w:tblStylePr>
-    <w:tblStylePr w:type="lastRow">
+    <w:tblStylePr w:type="firstRow">
       <w:rPr>
         <w:b/>
         <w:color w:val="404040"/>
@@ -10334,6 +10625,52 @@
         </w:tcBorders>
       </w:tcPr>
     </w:tblStylePr>
+    <w:tblStylePr w:type="lastCol">
+      <w:rPr>
+        <w:i/>
+        <w:color w:val="404040"/>
+      </w:rPr>
+      <w:pPr>
+        <w:pBdr/>
+        <w:spacing/>
+        <w:ind/>
+      </w:pPr>
+      <w:tblPr>
+        <w:tblBorders/>
+      </w:tblPr>
+      <w:tcPr>
+        <w:shd w:val="clear" w:color="ffffff"/>
+        <w:tcBorders>
+          <w:top w:val="none" w:color="000000" w:sz="4" w:space="0"/>
+          <w:left w:val="none" w:color="000000" w:sz="4" w:space="0"/>
+          <w:bottom w:val="none" w:color="000000" w:sz="4" w:space="0"/>
+          <w:right w:val="none" w:color="000000" w:sz="4" w:space="0"/>
+        </w:tcBorders>
+      </w:tcPr>
+    </w:tblStylePr>
+    <w:tblStylePr w:type="lastRow">
+      <w:rPr>
+        <w:b/>
+        <w:color w:val="404040"/>
+      </w:rPr>
+      <w:pPr>
+        <w:pBdr/>
+        <w:spacing/>
+        <w:ind/>
+      </w:pPr>
+      <w:tblPr>
+        <w:tblBorders/>
+      </w:tblPr>
+      <w:tcPr>
+        <w:shd w:val="clear" w:color="ffffff"/>
+        <w:tcBorders>
+          <w:top w:val="none" w:color="000000" w:sz="4" w:space="0"/>
+          <w:left w:val="none" w:color="000000" w:sz="4" w:space="0"/>
+          <w:bottom w:val="none" w:color="000000" w:sz="4" w:space="0"/>
+          <w:right w:val="none" w:color="000000" w:sz="4" w:space="0"/>
+        </w:tcBorders>
+      </w:tcPr>
+    </w:tblStylePr>
     <w:tblStylePr w:type="nwCell">
       <w:pPr>
         <w:pBdr/>
@@ -10400,9 +10737,9 @@
       </w:tcPr>
     </w:tblStylePr>
   </w:style>
-  <w:style w:type="table" w:styleId="73">
+  <w:style w:type="table" w:styleId="795">
     <w:name w:val="Grid Table 3 - Accent 4"/>
-    <w:basedOn w:val="699"/>
+    <w:basedOn w:val="913"/>
     <w:uiPriority w:val="99"/>
     <w:pPr>
       <w:pBdr/>
@@ -10501,29 +10838,6 @@
         <w:tblBorders/>
       </w:tblPr>
       <w:tcPr>
-        <w:shd w:color="ffffff"/>
-        <w:tcBorders>
-          <w:top w:val="none" w:color="000000" w:sz="4" w:space="0"/>
-          <w:left w:val="none" w:color="000000" w:sz="4" w:space="0"/>
-          <w:bottom w:val="none" w:color="000000" w:sz="4" w:space="0"/>
-          <w:right w:val="none" w:color="000000" w:sz="4" w:space="0"/>
-        </w:tcBorders>
-      </w:tcPr>
-    </w:tblStylePr>
-    <w:tblStylePr w:type="firstRow">
-      <w:rPr>
-        <w:b/>
-        <w:color w:val="404040"/>
-      </w:rPr>
-      <w:pPr>
-        <w:pBdr/>
-        <w:spacing/>
-        <w:ind/>
-      </w:pPr>
-      <w:tblPr>
-        <w:tblBorders/>
-      </w:tblPr>
-      <w:tcPr>
         <w:shd w:val="clear" w:color="ffffff"/>
         <w:tcBorders>
           <w:top w:val="none" w:color="000000" w:sz="4" w:space="0"/>
@@ -10533,30 +10847,7 @@
         </w:tcBorders>
       </w:tcPr>
     </w:tblStylePr>
-    <w:tblStylePr w:type="lastCol">
-      <w:rPr>
-        <w:i/>
-        <w:color w:val="404040"/>
-      </w:rPr>
-      <w:pPr>
-        <w:pBdr/>
-        <w:spacing/>
-        <w:ind/>
-      </w:pPr>
-      <w:tblPr>
-        <w:tblBorders/>
-      </w:tblPr>
-      <w:tcPr>
-        <w:shd w:color="ffffff"/>
-        <w:tcBorders>
-          <w:top w:val="none" w:color="000000" w:sz="4" w:space="0"/>
-          <w:left w:val="none" w:color="000000" w:sz="4" w:space="0"/>
-          <w:bottom w:val="none" w:color="000000" w:sz="4" w:space="0"/>
-          <w:right w:val="none" w:color="000000" w:sz="4" w:space="0"/>
-        </w:tcBorders>
-      </w:tcPr>
-    </w:tblStylePr>
-    <w:tblStylePr w:type="lastRow">
+    <w:tblStylePr w:type="firstRow">
       <w:rPr>
         <w:b/>
         <w:color w:val="404040"/>
@@ -10579,6 +10870,52 @@
         </w:tcBorders>
       </w:tcPr>
     </w:tblStylePr>
+    <w:tblStylePr w:type="lastCol">
+      <w:rPr>
+        <w:i/>
+        <w:color w:val="404040"/>
+      </w:rPr>
+      <w:pPr>
+        <w:pBdr/>
+        <w:spacing/>
+        <w:ind/>
+      </w:pPr>
+      <w:tblPr>
+        <w:tblBorders/>
+      </w:tblPr>
+      <w:tcPr>
+        <w:shd w:val="clear" w:color="ffffff"/>
+        <w:tcBorders>
+          <w:top w:val="none" w:color="000000" w:sz="4" w:space="0"/>
+          <w:left w:val="none" w:color="000000" w:sz="4" w:space="0"/>
+          <w:bottom w:val="none" w:color="000000" w:sz="4" w:space="0"/>
+          <w:right w:val="none" w:color="000000" w:sz="4" w:space="0"/>
+        </w:tcBorders>
+      </w:tcPr>
+    </w:tblStylePr>
+    <w:tblStylePr w:type="lastRow">
+      <w:rPr>
+        <w:b/>
+        <w:color w:val="404040"/>
+      </w:rPr>
+      <w:pPr>
+        <w:pBdr/>
+        <w:spacing/>
+        <w:ind/>
+      </w:pPr>
+      <w:tblPr>
+        <w:tblBorders/>
+      </w:tblPr>
+      <w:tcPr>
+        <w:shd w:val="clear" w:color="ffffff"/>
+        <w:tcBorders>
+          <w:top w:val="none" w:color="000000" w:sz="4" w:space="0"/>
+          <w:left w:val="none" w:color="000000" w:sz="4" w:space="0"/>
+          <w:bottom w:val="none" w:color="000000" w:sz="4" w:space="0"/>
+          <w:right w:val="none" w:color="000000" w:sz="4" w:space="0"/>
+        </w:tcBorders>
+      </w:tcPr>
+    </w:tblStylePr>
     <w:tblStylePr w:type="nwCell">
       <w:pPr>
         <w:pBdr/>
@@ -10645,9 +10982,9 @@
       </w:tcPr>
     </w:tblStylePr>
   </w:style>
-  <w:style w:type="table" w:styleId="74">
+  <w:style w:type="table" w:styleId="796">
     <w:name w:val="Grid Table 3 - Accent 5"/>
-    <w:basedOn w:val="699"/>
+    <w:basedOn w:val="913"/>
     <w:uiPriority w:val="99"/>
     <w:pPr>
       <w:pBdr/>
@@ -10746,29 +11083,6 @@
         <w:tblBorders/>
       </w:tblPr>
       <w:tcPr>
-        <w:shd w:color="ffffff"/>
-        <w:tcBorders>
-          <w:top w:val="none" w:color="000000" w:sz="4" w:space="0"/>
-          <w:left w:val="none" w:color="000000" w:sz="4" w:space="0"/>
-          <w:bottom w:val="none" w:color="000000" w:sz="4" w:space="0"/>
-          <w:right w:val="none" w:color="000000" w:sz="4" w:space="0"/>
-        </w:tcBorders>
-      </w:tcPr>
-    </w:tblStylePr>
-    <w:tblStylePr w:type="firstRow">
-      <w:rPr>
-        <w:b/>
-        <w:color w:val="404040"/>
-      </w:rPr>
-      <w:pPr>
-        <w:pBdr/>
-        <w:spacing/>
-        <w:ind/>
-      </w:pPr>
-      <w:tblPr>
-        <w:tblBorders/>
-      </w:tblPr>
-      <w:tcPr>
         <w:shd w:val="clear" w:color="ffffff"/>
         <w:tcBorders>
           <w:top w:val="none" w:color="000000" w:sz="4" w:space="0"/>
@@ -10778,30 +11092,7 @@
         </w:tcBorders>
       </w:tcPr>
     </w:tblStylePr>
-    <w:tblStylePr w:type="lastCol">
-      <w:rPr>
-        <w:i/>
-        <w:color w:val="404040"/>
-      </w:rPr>
-      <w:pPr>
-        <w:pBdr/>
-        <w:spacing/>
-        <w:ind/>
-      </w:pPr>
-      <w:tblPr>
-        <w:tblBorders/>
-      </w:tblPr>
-      <w:tcPr>
-        <w:shd w:color="ffffff"/>
-        <w:tcBorders>
-          <w:top w:val="none" w:color="000000" w:sz="4" w:space="0"/>
-          <w:left w:val="none" w:color="000000" w:sz="4" w:space="0"/>
-          <w:bottom w:val="none" w:color="000000" w:sz="4" w:space="0"/>
-          <w:right w:val="none" w:color="000000" w:sz="4" w:space="0"/>
-        </w:tcBorders>
-      </w:tcPr>
-    </w:tblStylePr>
-    <w:tblStylePr w:type="lastRow">
+    <w:tblStylePr w:type="firstRow">
       <w:rPr>
         <w:b/>
         <w:color w:val="404040"/>
@@ -10824,6 +11115,52 @@
         </w:tcBorders>
       </w:tcPr>
     </w:tblStylePr>
+    <w:tblStylePr w:type="lastCol">
+      <w:rPr>
+        <w:i/>
+        <w:color w:val="404040"/>
+      </w:rPr>
+      <w:pPr>
+        <w:pBdr/>
+        <w:spacing/>
+        <w:ind/>
+      </w:pPr>
+      <w:tblPr>
+        <w:tblBorders/>
+      </w:tblPr>
+      <w:tcPr>
+        <w:shd w:val="clear" w:color="ffffff"/>
+        <w:tcBorders>
+          <w:top w:val="none" w:color="000000" w:sz="4" w:space="0"/>
+          <w:left w:val="none" w:color="000000" w:sz="4" w:space="0"/>
+          <w:bottom w:val="none" w:color="000000" w:sz="4" w:space="0"/>
+          <w:right w:val="none" w:color="000000" w:sz="4" w:space="0"/>
+        </w:tcBorders>
+      </w:tcPr>
+    </w:tblStylePr>
+    <w:tblStylePr w:type="lastRow">
+      <w:rPr>
+        <w:b/>
+        <w:color w:val="404040"/>
+      </w:rPr>
+      <w:pPr>
+        <w:pBdr/>
+        <w:spacing/>
+        <w:ind/>
+      </w:pPr>
+      <w:tblPr>
+        <w:tblBorders/>
+      </w:tblPr>
+      <w:tcPr>
+        <w:shd w:val="clear" w:color="ffffff"/>
+        <w:tcBorders>
+          <w:top w:val="none" w:color="000000" w:sz="4" w:space="0"/>
+          <w:left w:val="none" w:color="000000" w:sz="4" w:space="0"/>
+          <w:bottom w:val="none" w:color="000000" w:sz="4" w:space="0"/>
+          <w:right w:val="none" w:color="000000" w:sz="4" w:space="0"/>
+        </w:tcBorders>
+      </w:tcPr>
+    </w:tblStylePr>
     <w:tblStylePr w:type="nwCell">
       <w:pPr>
         <w:pBdr/>
@@ -10890,9 +11227,9 @@
       </w:tcPr>
     </w:tblStylePr>
   </w:style>
-  <w:style w:type="table" w:styleId="75">
+  <w:style w:type="table" w:styleId="797">
     <w:name w:val="Grid Table 3 - Accent 6"/>
-    <w:basedOn w:val="699"/>
+    <w:basedOn w:val="913"/>
     <w:uiPriority w:val="99"/>
     <w:pPr>
       <w:pBdr/>
@@ -10991,29 +11328,6 @@
         <w:tblBorders/>
       </w:tblPr>
       <w:tcPr>
-        <w:shd w:color="ffffff"/>
-        <w:tcBorders>
-          <w:top w:val="none" w:color="000000" w:sz="4" w:space="0"/>
-          <w:left w:val="none" w:color="000000" w:sz="4" w:space="0"/>
-          <w:bottom w:val="none" w:color="000000" w:sz="4" w:space="0"/>
-          <w:right w:val="none" w:color="000000" w:sz="4" w:space="0"/>
-        </w:tcBorders>
-      </w:tcPr>
-    </w:tblStylePr>
-    <w:tblStylePr w:type="firstRow">
-      <w:rPr>
-        <w:b/>
-        <w:color w:val="404040"/>
-      </w:rPr>
-      <w:pPr>
-        <w:pBdr/>
-        <w:spacing/>
-        <w:ind/>
-      </w:pPr>
-      <w:tblPr>
-        <w:tblBorders/>
-      </w:tblPr>
-      <w:tcPr>
         <w:shd w:val="clear" w:color="ffffff"/>
         <w:tcBorders>
           <w:top w:val="none" w:color="000000" w:sz="4" w:space="0"/>
@@ -11023,30 +11337,7 @@
         </w:tcBorders>
       </w:tcPr>
     </w:tblStylePr>
-    <w:tblStylePr w:type="lastCol">
-      <w:rPr>
-        <w:i/>
-        <w:color w:val="404040"/>
-      </w:rPr>
-      <w:pPr>
-        <w:pBdr/>
-        <w:spacing/>
-        <w:ind/>
-      </w:pPr>
-      <w:tblPr>
-        <w:tblBorders/>
-      </w:tblPr>
-      <w:tcPr>
-        <w:shd w:color="ffffff"/>
-        <w:tcBorders>
-          <w:top w:val="none" w:color="000000" w:sz="4" w:space="0"/>
-          <w:left w:val="none" w:color="000000" w:sz="4" w:space="0"/>
-          <w:bottom w:val="none" w:color="000000" w:sz="4" w:space="0"/>
-          <w:right w:val="none" w:color="000000" w:sz="4" w:space="0"/>
-        </w:tcBorders>
-      </w:tcPr>
-    </w:tblStylePr>
-    <w:tblStylePr w:type="lastRow">
+    <w:tblStylePr w:type="firstRow">
       <w:rPr>
         <w:b/>
         <w:color w:val="404040"/>
@@ -11069,6 +11360,52 @@
         </w:tcBorders>
       </w:tcPr>
     </w:tblStylePr>
+    <w:tblStylePr w:type="lastCol">
+      <w:rPr>
+        <w:i/>
+        <w:color w:val="404040"/>
+      </w:rPr>
+      <w:pPr>
+        <w:pBdr/>
+        <w:spacing/>
+        <w:ind/>
+      </w:pPr>
+      <w:tblPr>
+        <w:tblBorders/>
+      </w:tblPr>
+      <w:tcPr>
+        <w:shd w:val="clear" w:color="ffffff"/>
+        <w:tcBorders>
+          <w:top w:val="none" w:color="000000" w:sz="4" w:space="0"/>
+          <w:left w:val="none" w:color="000000" w:sz="4" w:space="0"/>
+          <w:bottom w:val="none" w:color="000000" w:sz="4" w:space="0"/>
+          <w:right w:val="none" w:color="000000" w:sz="4" w:space="0"/>
+        </w:tcBorders>
+      </w:tcPr>
+    </w:tblStylePr>
+    <w:tblStylePr w:type="lastRow">
+      <w:rPr>
+        <w:b/>
+        <w:color w:val="404040"/>
+      </w:rPr>
+      <w:pPr>
+        <w:pBdr/>
+        <w:spacing/>
+        <w:ind/>
+      </w:pPr>
+      <w:tblPr>
+        <w:tblBorders/>
+      </w:tblPr>
+      <w:tcPr>
+        <w:shd w:val="clear" w:color="ffffff"/>
+        <w:tcBorders>
+          <w:top w:val="none" w:color="000000" w:sz="4" w:space="0"/>
+          <w:left w:val="none" w:color="000000" w:sz="4" w:space="0"/>
+          <w:bottom w:val="none" w:color="000000" w:sz="4" w:space="0"/>
+          <w:right w:val="none" w:color="000000" w:sz="4" w:space="0"/>
+        </w:tcBorders>
+      </w:tcPr>
+    </w:tblStylePr>
     <w:tblStylePr w:type="nwCell">
       <w:pPr>
         <w:pBdr/>
@@ -11135,9 +11472,9 @@
       </w:tcPr>
     </w:tblStylePr>
   </w:style>
-  <w:style w:type="table" w:styleId="76">
+  <w:style w:type="table" w:styleId="798">
     <w:name w:val="Grid Table 4"/>
-    <w:basedOn w:val="699"/>
+    <w:basedOn w:val="913"/>
     <w:uiPriority w:val="59"/>
     <w:pPr>
       <w:pBdr/>
@@ -11368,9 +11705,9 @@
       </w:tcPr>
     </w:tblStylePr>
   </w:style>
-  <w:style w:type="table" w:styleId="77">
+  <w:style w:type="table" w:styleId="799">
     <w:name w:val="Grid Table 4 - Accent 1"/>
-    <w:basedOn w:val="699"/>
+    <w:basedOn w:val="913"/>
     <w:uiPriority w:val="59"/>
     <w:pPr>
       <w:pBdr/>
@@ -11601,9 +11938,9 @@
       </w:tcPr>
     </w:tblStylePr>
   </w:style>
-  <w:style w:type="table" w:styleId="78">
+  <w:style w:type="table" w:styleId="800">
     <w:name w:val="Grid Table 4 - Accent 2"/>
-    <w:basedOn w:val="699"/>
+    <w:basedOn w:val="913"/>
     <w:uiPriority w:val="59"/>
     <w:pPr>
       <w:pBdr/>
@@ -11834,9 +12171,9 @@
       </w:tcPr>
     </w:tblStylePr>
   </w:style>
-  <w:style w:type="table" w:styleId="79">
+  <w:style w:type="table" w:styleId="801">
     <w:name w:val="Grid Table 4 - Accent 3"/>
-    <w:basedOn w:val="699"/>
+    <w:basedOn w:val="913"/>
     <w:uiPriority w:val="59"/>
     <w:pPr>
       <w:pBdr/>
@@ -12067,9 +12404,9 @@
       </w:tcPr>
     </w:tblStylePr>
   </w:style>
-  <w:style w:type="table" w:styleId="80">
+  <w:style w:type="table" w:styleId="802">
     <w:name w:val="Grid Table 4 - Accent 4"/>
-    <w:basedOn w:val="699"/>
+    <w:basedOn w:val="913"/>
     <w:uiPriority w:val="59"/>
     <w:pPr>
       <w:pBdr/>
@@ -12300,9 +12637,9 @@
       </w:tcPr>
     </w:tblStylePr>
   </w:style>
-  <w:style w:type="table" w:styleId="81">
+  <w:style w:type="table" w:styleId="803">
     <w:name w:val="Grid Table 4 - Accent 5"/>
-    <w:basedOn w:val="699"/>
+    <w:basedOn w:val="913"/>
     <w:uiPriority w:val="59"/>
     <w:pPr>
       <w:pBdr/>
@@ -12533,9 +12870,9 @@
       </w:tcPr>
     </w:tblStylePr>
   </w:style>
-  <w:style w:type="table" w:styleId="82">
+  <w:style w:type="table" w:styleId="804">
     <w:name w:val="Grid Table 4 - Accent 6"/>
-    <w:basedOn w:val="699"/>
+    <w:basedOn w:val="913"/>
     <w:uiPriority w:val="59"/>
     <w:pPr>
       <w:pBdr/>
@@ -12766,9 +13103,9 @@
       </w:tcPr>
     </w:tblStylePr>
   </w:style>
-  <w:style w:type="table" w:styleId="83">
+  <w:style w:type="table" w:styleId="805">
     <w:name w:val="Grid Table 5 Dark"/>
-    <w:basedOn w:val="699"/>
+    <w:basedOn w:val="913"/>
     <w:uiPriority w:val="99"/>
     <w:pPr>
       <w:pBdr/>
@@ -12994,9 +13331,9 @@
       </w:tcPr>
     </w:tblStylePr>
   </w:style>
-  <w:style w:type="table" w:styleId="84">
+  <w:style w:type="table" w:styleId="806">
     <w:name w:val="Grid Table 5 Dark- Accent 1"/>
-    <w:basedOn w:val="699"/>
+    <w:basedOn w:val="913"/>
     <w:uiPriority w:val="99"/>
     <w:pPr>
       <w:pBdr/>
@@ -13222,9 +13559,9 @@
       </w:tcPr>
     </w:tblStylePr>
   </w:style>
-  <w:style w:type="table" w:styleId="85">
+  <w:style w:type="table" w:styleId="807">
     <w:name w:val="Grid Table 5 Dark - Accent 2"/>
-    <w:basedOn w:val="699"/>
+    <w:basedOn w:val="913"/>
     <w:uiPriority w:val="99"/>
     <w:pPr>
       <w:pBdr/>
@@ -13450,9 +13787,9 @@
       </w:tcPr>
     </w:tblStylePr>
   </w:style>
-  <w:style w:type="table" w:styleId="86">
+  <w:style w:type="table" w:styleId="808">
     <w:name w:val="Grid Table 5 Dark - Accent 3"/>
-    <w:basedOn w:val="699"/>
+    <w:basedOn w:val="913"/>
     <w:uiPriority w:val="99"/>
     <w:pPr>
       <w:pBdr/>
@@ -13678,9 +14015,9 @@
       </w:tcPr>
     </w:tblStylePr>
   </w:style>
-  <w:style w:type="table" w:styleId="87">
+  <w:style w:type="table" w:styleId="809">
     <w:name w:val="Grid Table 5 Dark- Accent 4"/>
-    <w:basedOn w:val="699"/>
+    <w:basedOn w:val="913"/>
     <w:uiPriority w:val="99"/>
     <w:pPr>
       <w:pBdr/>
@@ -13906,9 +14243,9 @@
       </w:tcPr>
     </w:tblStylePr>
   </w:style>
-  <w:style w:type="table" w:styleId="88">
+  <w:style w:type="table" w:styleId="810">
     <w:name w:val="Grid Table 5 Dark - Accent 5"/>
-    <w:basedOn w:val="699"/>
+    <w:basedOn w:val="913"/>
     <w:uiPriority w:val="99"/>
     <w:pPr>
       <w:pBdr/>
@@ -14134,9 +14471,9 @@
       </w:tcPr>
     </w:tblStylePr>
   </w:style>
-  <w:style w:type="table" w:styleId="89">
+  <w:style w:type="table" w:styleId="811">
     <w:name w:val="Grid Table 5 Dark - Accent 6"/>
-    <w:basedOn w:val="699"/>
+    <w:basedOn w:val="913"/>
     <w:uiPriority w:val="99"/>
     <w:pPr>
       <w:pBdr/>
@@ -14362,9 +14699,9 @@
       </w:tcPr>
     </w:tblStylePr>
   </w:style>
-  <w:style w:type="table" w:styleId="90">
+  <w:style w:type="table" w:styleId="812">
     <w:name w:val="Grid Table 6 Colorful"/>
-    <w:basedOn w:val="699"/>
+    <w:basedOn w:val="913"/>
     <w:uiPriority w:val="99"/>
     <w:pPr>
       <w:pBdr/>
@@ -14592,9 +14929,9 @@
       </w:tcPr>
     </w:tblStylePr>
   </w:style>
-  <w:style w:type="table" w:styleId="91">
+  <w:style w:type="table" w:styleId="813">
     <w:name w:val="Grid Table 6 Colorful - Accent 1"/>
-    <w:basedOn w:val="699"/>
+    <w:basedOn w:val="913"/>
     <w:uiPriority w:val="99"/>
     <w:pPr>
       <w:pBdr/>
@@ -14822,9 +15159,9 @@
       </w:tcPr>
     </w:tblStylePr>
   </w:style>
-  <w:style w:type="table" w:styleId="92">
+  <w:style w:type="table" w:styleId="814">
     <w:name w:val="Grid Table 6 Colorful - Accent 2"/>
-    <w:basedOn w:val="699"/>
+    <w:basedOn w:val="913"/>
     <w:uiPriority w:val="99"/>
     <w:pPr>
       <w:pBdr/>
@@ -15052,9 +15389,9 @@
       </w:tcPr>
     </w:tblStylePr>
   </w:style>
-  <w:style w:type="table" w:styleId="93">
+  <w:style w:type="table" w:styleId="815">
     <w:name w:val="Grid Table 6 Colorful - Accent 3"/>
-    <w:basedOn w:val="699"/>
+    <w:basedOn w:val="913"/>
     <w:uiPriority w:val="99"/>
     <w:pPr>
       <w:pBdr/>
@@ -15282,9 +15619,9 @@
       </w:tcPr>
     </w:tblStylePr>
   </w:style>
-  <w:style w:type="table" w:styleId="94">
+  <w:style w:type="table" w:styleId="816">
     <w:name w:val="Grid Table 6 Colorful - Accent 4"/>
-    <w:basedOn w:val="699"/>
+    <w:basedOn w:val="913"/>
     <w:uiPriority w:val="99"/>
     <w:pPr>
       <w:pBdr/>
@@ -15512,9 +15849,9 @@
       </w:tcPr>
     </w:tblStylePr>
   </w:style>
-  <w:style w:type="table" w:styleId="95">
+  <w:style w:type="table" w:styleId="817">
     <w:name w:val="Grid Table 6 Colorful - Accent 5"/>
-    <w:basedOn w:val="699"/>
+    <w:basedOn w:val="913"/>
     <w:uiPriority w:val="99"/>
     <w:pPr>
       <w:pBdr/>
@@ -15742,9 +16079,9 @@
       </w:tcPr>
     </w:tblStylePr>
   </w:style>
-  <w:style w:type="table" w:styleId="96">
+  <w:style w:type="table" w:styleId="818">
     <w:name w:val="Grid Table 6 Colorful - Accent 6"/>
-    <w:basedOn w:val="699"/>
+    <w:basedOn w:val="913"/>
     <w:uiPriority w:val="99"/>
     <w:pPr>
       <w:pBdr/>
@@ -15972,9 +16309,9 @@
       </w:tcPr>
     </w:tblStylePr>
   </w:style>
-  <w:style w:type="table" w:styleId="97">
+  <w:style w:type="table" w:styleId="819">
     <w:name w:val="Grid Table 7 Colorful"/>
-    <w:basedOn w:val="699"/>
+    <w:basedOn w:val="913"/>
     <w:uiPriority w:val="99"/>
     <w:pPr>
       <w:pBdr/>
@@ -16076,11 +16413,11 @@
         <w:tblBorders/>
       </w:tblPr>
       <w:tcPr>
-        <w:shd w:color="ffffff"/>
+        <w:shd w:val="clear" w:color="ffffff"/>
         <w:tcBorders>
-          <w:top w:val="none"/>
-          <w:left w:val="none"/>
-          <w:bottom w:val="none"/>
+          <w:top w:val="none" w:color="000000" w:sz="4" w:space="0"/>
+          <w:left w:val="none" w:color="000000" w:sz="4" w:space="0"/>
+          <w:bottom w:val="none" w:color="000000" w:sz="4" w:space="0"/>
           <w:right w:val="single" w:color="000000" w:themeColor="text1" w:themeTint="80" w:sz="4" w:space="0"/>
         </w:tcBorders>
       </w:tcPr>
@@ -16103,10 +16440,10 @@
       <w:tcPr>
         <w:shd w:val="clear" w:color="ffffff" w:themeColor="light1" w:fill="ffffff" w:themeFill="light1"/>
         <w:tcBorders>
-          <w:top w:val="none"/>
-          <w:left w:val="none"/>
+          <w:top w:val="none" w:color="000000" w:sz="4" w:space="0"/>
+          <w:left w:val="none" w:color="000000" w:sz="4" w:space="0"/>
           <w:bottom w:val="single" w:color="000000" w:themeColor="text1" w:themeTint="80" w:sz="4" w:space="0"/>
-          <w:right w:val="none"/>
+          <w:right w:val="none" w:color="000000" w:sz="4" w:space="0"/>
         </w:tcBorders>
       </w:tcPr>
     </w:tblStylePr>
@@ -16126,12 +16463,12 @@
         <w:tblBorders/>
       </w:tblPr>
       <w:tcPr>
-        <w:shd w:color="ffffff"/>
+        <w:shd w:val="clear" w:color="ffffff"/>
         <w:tcBorders>
-          <w:top w:val="none"/>
+          <w:top w:val="none" w:color="000000" w:sz="4" w:space="0"/>
           <w:left w:val="single" w:color="000000" w:themeColor="text1" w:themeTint="80" w:sz="4" w:space="0"/>
-          <w:bottom w:val="none"/>
-          <w:right w:val="none"/>
+          <w:bottom w:val="none" w:color="000000" w:sz="4" w:space="0"/>
+          <w:right w:val="none" w:color="000000" w:sz="4" w:space="0"/>
         </w:tcBorders>
       </w:tcPr>
     </w:tblStylePr>
@@ -16154,9 +16491,9 @@
         <w:shd w:val="clear" w:color="ffffff" w:themeColor="light1" w:fill="ffffff" w:themeFill="light1"/>
         <w:tcBorders>
           <w:top w:val="single" w:color="000000" w:themeColor="text1" w:themeTint="80" w:sz="4" w:space="0"/>
-          <w:left w:val="none"/>
-          <w:bottom w:val="none"/>
-          <w:right w:val="none"/>
+          <w:left w:val="none" w:color="000000" w:sz="4" w:space="0"/>
+          <w:bottom w:val="none" w:color="000000" w:sz="4" w:space="0"/>
+          <w:right w:val="none" w:color="000000" w:sz="4" w:space="0"/>
         </w:tcBorders>
       </w:tcPr>
     </w:tblStylePr>
@@ -16226,9 +16563,9 @@
       </w:tcPr>
     </w:tblStylePr>
   </w:style>
-  <w:style w:type="table" w:styleId="98">
+  <w:style w:type="table" w:styleId="820">
     <w:name w:val="Grid Table 7 Colorful - Accent 1"/>
-    <w:basedOn w:val="699"/>
+    <w:basedOn w:val="913"/>
     <w:uiPriority w:val="99"/>
     <w:pPr>
       <w:pBdr/>
@@ -16330,11 +16667,11 @@
         <w:tblBorders/>
       </w:tblPr>
       <w:tcPr>
-        <w:shd w:color="ffffff"/>
+        <w:shd w:val="clear" w:color="ffffff"/>
         <w:tcBorders>
-          <w:top w:val="none"/>
-          <w:left w:val="none"/>
-          <w:bottom w:val="none"/>
+          <w:top w:val="none" w:color="000000" w:sz="4" w:space="0"/>
+          <w:left w:val="none" w:color="000000" w:sz="4" w:space="0"/>
+          <w:bottom w:val="none" w:color="000000" w:sz="4" w:space="0"/>
           <w:right w:val="single" w:color="000000" w:themeColor="accent1" w:themeTint="80" w:sz="4" w:space="0"/>
         </w:tcBorders>
       </w:tcPr>
@@ -16357,10 +16694,10 @@
       <w:tcPr>
         <w:shd w:val="clear" w:color="ffffff" w:themeColor="light1" w:fill="ffffff" w:themeFill="light1"/>
         <w:tcBorders>
-          <w:top w:val="none"/>
-          <w:left w:val="none"/>
+          <w:top w:val="none" w:color="000000" w:sz="4" w:space="0"/>
+          <w:left w:val="none" w:color="000000" w:sz="4" w:space="0"/>
           <w:bottom w:val="single" w:color="000000" w:themeColor="accent1" w:themeTint="80" w:sz="4" w:space="0"/>
-          <w:right w:val="none"/>
+          <w:right w:val="none" w:color="000000" w:sz="4" w:space="0"/>
         </w:tcBorders>
       </w:tcPr>
     </w:tblStylePr>
@@ -16380,12 +16717,12 @@
         <w:tblBorders/>
       </w:tblPr>
       <w:tcPr>
-        <w:shd w:color="ffffff"/>
+        <w:shd w:val="clear" w:color="ffffff"/>
         <w:tcBorders>
-          <w:top w:val="none"/>
+          <w:top w:val="none" w:color="000000" w:sz="4" w:space="0"/>
           <w:left w:val="single" w:color="000000" w:themeColor="accent1" w:themeTint="80" w:sz="4" w:space="0"/>
-          <w:bottom w:val="none"/>
-          <w:right w:val="none"/>
+          <w:bottom w:val="none" w:color="000000" w:sz="4" w:space="0"/>
+          <w:right w:val="none" w:color="000000" w:sz="4" w:space="0"/>
         </w:tcBorders>
       </w:tcPr>
     </w:tblStylePr>
@@ -16408,9 +16745,9 @@
         <w:shd w:val="clear" w:color="ffffff" w:themeColor="light1" w:fill="ffffff" w:themeFill="light1"/>
         <w:tcBorders>
           <w:top w:val="single" w:color="000000" w:themeColor="accent1" w:themeTint="80" w:sz="4" w:space="0"/>
-          <w:left w:val="none"/>
-          <w:bottom w:val="none"/>
-          <w:right w:val="none"/>
+          <w:left w:val="none" w:color="000000" w:sz="4" w:space="0"/>
+          <w:bottom w:val="none" w:color="000000" w:sz="4" w:space="0"/>
+          <w:right w:val="none" w:color="000000" w:sz="4" w:space="0"/>
         </w:tcBorders>
       </w:tcPr>
     </w:tblStylePr>
@@ -16480,9 +16817,9 @@
       </w:tcPr>
     </w:tblStylePr>
   </w:style>
-  <w:style w:type="table" w:styleId="99">
+  <w:style w:type="table" w:styleId="821">
     <w:name w:val="Grid Table 7 Colorful - Accent 2"/>
-    <w:basedOn w:val="699"/>
+    <w:basedOn w:val="913"/>
     <w:uiPriority w:val="99"/>
     <w:pPr>
       <w:pBdr/>
@@ -16584,11 +16921,11 @@
         <w:tblBorders/>
       </w:tblPr>
       <w:tcPr>
-        <w:shd w:color="ffffff"/>
+        <w:shd w:val="clear" w:color="ffffff"/>
         <w:tcBorders>
-          <w:top w:val="none"/>
-          <w:left w:val="none"/>
-          <w:bottom w:val="none"/>
+          <w:top w:val="none" w:color="000000" w:sz="4" w:space="0"/>
+          <w:left w:val="none" w:color="000000" w:sz="4" w:space="0"/>
+          <w:bottom w:val="none" w:color="000000" w:sz="4" w:space="0"/>
           <w:right w:val="single" w:color="000000" w:themeColor="accent2" w:themeTint="97" w:sz="4" w:space="0"/>
         </w:tcBorders>
       </w:tcPr>
@@ -16611,10 +16948,10 @@
       <w:tcPr>
         <w:shd w:val="clear" w:color="ffffff" w:themeColor="light1" w:fill="ffffff" w:themeFill="light1"/>
         <w:tcBorders>
-          <w:top w:val="none"/>
-          <w:left w:val="none"/>
+          <w:top w:val="none" w:color="000000" w:sz="4" w:space="0"/>
+          <w:left w:val="none" w:color="000000" w:sz="4" w:space="0"/>
           <w:bottom w:val="single" w:color="000000" w:themeColor="accent2" w:themeTint="97" w:sz="4" w:space="0"/>
-          <w:right w:val="none"/>
+          <w:right w:val="none" w:color="000000" w:sz="4" w:space="0"/>
         </w:tcBorders>
       </w:tcPr>
     </w:tblStylePr>
@@ -16634,12 +16971,12 @@
         <w:tblBorders/>
       </w:tblPr>
       <w:tcPr>
-        <w:shd w:color="ffffff"/>
+        <w:shd w:val="clear" w:color="ffffff"/>
         <w:tcBorders>
-          <w:top w:val="none"/>
+          <w:top w:val="none" w:color="000000" w:sz="4" w:space="0"/>
           <w:left w:val="single" w:color="000000" w:themeColor="accent2" w:themeTint="97" w:sz="4" w:space="0"/>
-          <w:bottom w:val="none"/>
-          <w:right w:val="none"/>
+          <w:bottom w:val="none" w:color="000000" w:sz="4" w:space="0"/>
+          <w:right w:val="none" w:color="000000" w:sz="4" w:space="0"/>
         </w:tcBorders>
       </w:tcPr>
     </w:tblStylePr>
@@ -16662,9 +16999,9 @@
         <w:shd w:val="clear" w:color="ffffff" w:themeColor="light1" w:fill="ffffff" w:themeFill="light1"/>
         <w:tcBorders>
           <w:top w:val="single" w:color="000000" w:themeColor="accent2" w:themeTint="97" w:sz="4" w:space="0"/>
-          <w:left w:val="none"/>
-          <w:bottom w:val="none"/>
-          <w:right w:val="none"/>
+          <w:left w:val="none" w:color="000000" w:sz="4" w:space="0"/>
+          <w:bottom w:val="none" w:color="000000" w:sz="4" w:space="0"/>
+          <w:right w:val="none" w:color="000000" w:sz="4" w:space="0"/>
         </w:tcBorders>
       </w:tcPr>
     </w:tblStylePr>
@@ -16734,9 +17071,9 @@
       </w:tcPr>
     </w:tblStylePr>
   </w:style>
-  <w:style w:type="table" w:styleId="100">
+  <w:style w:type="table" w:styleId="822">
     <w:name w:val="Grid Table 7 Colorful - Accent 3"/>
-    <w:basedOn w:val="699"/>
+    <w:basedOn w:val="913"/>
     <w:uiPriority w:val="99"/>
     <w:pPr>
       <w:pBdr/>
@@ -16838,11 +17175,11 @@
         <w:tblBorders/>
       </w:tblPr>
       <w:tcPr>
-        <w:shd w:color="ffffff"/>
+        <w:shd w:val="clear" w:color="ffffff"/>
         <w:tcBorders>
-          <w:top w:val="none"/>
-          <w:left w:val="none"/>
-          <w:bottom w:val="none"/>
+          <w:top w:val="none" w:color="000000" w:sz="4" w:space="0"/>
+          <w:left w:val="none" w:color="000000" w:sz="4" w:space="0"/>
+          <w:bottom w:val="none" w:color="000000" w:sz="4" w:space="0"/>
           <w:right w:val="single" w:color="000000" w:themeColor="accent3" w:themeTint="FE" w:sz="4" w:space="0"/>
         </w:tcBorders>
       </w:tcPr>
@@ -16865,10 +17202,10 @@
       <w:tcPr>
         <w:shd w:val="clear" w:color="ffffff" w:themeColor="light1" w:fill="ffffff" w:themeFill="light1"/>
         <w:tcBorders>
-          <w:top w:val="none"/>
-          <w:left w:val="none"/>
+          <w:top w:val="none" w:color="000000" w:sz="4" w:space="0"/>
+          <w:left w:val="none" w:color="000000" w:sz="4" w:space="0"/>
           <w:bottom w:val="single" w:color="000000" w:themeColor="accent3" w:themeTint="FE" w:sz="4" w:space="0"/>
-          <w:right w:val="none"/>
+          <w:right w:val="none" w:color="000000" w:sz="4" w:space="0"/>
         </w:tcBorders>
       </w:tcPr>
     </w:tblStylePr>
@@ -16888,12 +17225,12 @@
         <w:tblBorders/>
       </w:tblPr>
       <w:tcPr>
-        <w:shd w:color="ffffff"/>
+        <w:shd w:val="clear" w:color="ffffff"/>
         <w:tcBorders>
-          <w:top w:val="none"/>
+          <w:top w:val="none" w:color="000000" w:sz="4" w:space="0"/>
           <w:left w:val="single" w:color="000000" w:themeColor="accent3" w:themeTint="FE" w:sz="4" w:space="0"/>
-          <w:bottom w:val="none"/>
-          <w:right w:val="none"/>
+          <w:bottom w:val="none" w:color="000000" w:sz="4" w:space="0"/>
+          <w:right w:val="none" w:color="000000" w:sz="4" w:space="0"/>
         </w:tcBorders>
       </w:tcPr>
     </w:tblStylePr>
@@ -16916,9 +17253,9 @@
         <w:shd w:val="clear" w:color="ffffff" w:themeColor="light1" w:fill="ffffff" w:themeFill="light1"/>
         <w:tcBorders>
           <w:top w:val="single" w:color="000000" w:themeColor="accent3" w:themeTint="FE" w:sz="4" w:space="0"/>
-          <w:left w:val="none"/>
-          <w:bottom w:val="none"/>
-          <w:right w:val="none"/>
+          <w:left w:val="none" w:color="000000" w:sz="4" w:space="0"/>
+          <w:bottom w:val="none" w:color="000000" w:sz="4" w:space="0"/>
+          <w:right w:val="none" w:color="000000" w:sz="4" w:space="0"/>
         </w:tcBorders>
       </w:tcPr>
     </w:tblStylePr>
@@ -16988,9 +17325,9 @@
       </w:tcPr>
     </w:tblStylePr>
   </w:style>
-  <w:style w:type="table" w:styleId="101">
+  <w:style w:type="table" w:styleId="823">
     <w:name w:val="Grid Table 7 Colorful - Accent 4"/>
-    <w:basedOn w:val="699"/>
+    <w:basedOn w:val="913"/>
     <w:uiPriority w:val="99"/>
     <w:pPr>
       <w:pBdr/>
@@ -17092,11 +17429,11 @@
         <w:tblBorders/>
       </w:tblPr>
       <w:tcPr>
-        <w:shd w:color="ffffff"/>
+        <w:shd w:val="clear" w:color="ffffff"/>
         <w:tcBorders>
-          <w:top w:val="none"/>
-          <w:left w:val="none"/>
-          <w:bottom w:val="none"/>
+          <w:top w:val="none" w:color="000000" w:sz="4" w:space="0"/>
+          <w:left w:val="none" w:color="000000" w:sz="4" w:space="0"/>
+          <w:bottom w:val="none" w:color="000000" w:sz="4" w:space="0"/>
           <w:right w:val="single" w:color="000000" w:themeColor="accent4" w:themeTint="9A" w:sz="4" w:space="0"/>
         </w:tcBorders>
       </w:tcPr>
@@ -17119,10 +17456,10 @@
       <w:tcPr>
         <w:shd w:val="clear" w:color="ffffff" w:themeColor="light1" w:fill="ffffff" w:themeFill="light1"/>
         <w:tcBorders>
-          <w:top w:val="none"/>
-          <w:left w:val="none"/>
+          <w:top w:val="none" w:color="000000" w:sz="4" w:space="0"/>
+          <w:left w:val="none" w:color="000000" w:sz="4" w:space="0"/>
           <w:bottom w:val="single" w:color="000000" w:themeColor="accent4" w:themeTint="9A" w:sz="4" w:space="0"/>
-          <w:right w:val="none"/>
+          <w:right w:val="none" w:color="000000" w:sz="4" w:space="0"/>
         </w:tcBorders>
       </w:tcPr>
     </w:tblStylePr>
@@ -17142,12 +17479,12 @@
         <w:tblBorders/>
       </w:tblPr>
       <w:tcPr>
-        <w:shd w:color="ffffff"/>
+        <w:shd w:val="clear" w:color="ffffff"/>
         <w:tcBorders>
-          <w:top w:val="none"/>
+          <w:top w:val="none" w:color="000000" w:sz="4" w:space="0"/>
           <w:left w:val="single" w:color="000000" w:themeColor="accent4" w:themeTint="9A" w:sz="4" w:space="0"/>
-          <w:bottom w:val="none"/>
-          <w:right w:val="none"/>
+          <w:bottom w:val="none" w:color="000000" w:sz="4" w:space="0"/>
+          <w:right w:val="none" w:color="000000" w:sz="4" w:space="0"/>
         </w:tcBorders>
       </w:tcPr>
     </w:tblStylePr>
@@ -17170,9 +17507,9 @@
         <w:shd w:val="clear" w:color="ffffff" w:themeColor="light1" w:fill="ffffff" w:themeFill="light1"/>
         <w:tcBorders>
           <w:top w:val="single" w:color="000000" w:themeColor="accent4" w:themeTint="9A" w:sz="4" w:space="0"/>
-          <w:left w:val="none"/>
-          <w:bottom w:val="none"/>
-          <w:right w:val="none"/>
+          <w:left w:val="none" w:color="000000" w:sz="4" w:space="0"/>
+          <w:bottom w:val="none" w:color="000000" w:sz="4" w:space="0"/>
+          <w:right w:val="none" w:color="000000" w:sz="4" w:space="0"/>
         </w:tcBorders>
       </w:tcPr>
     </w:tblStylePr>
@@ -17242,9 +17579,9 @@
       </w:tcPr>
     </w:tblStylePr>
   </w:style>
-  <w:style w:type="table" w:styleId="102">
+  <w:style w:type="table" w:styleId="824">
     <w:name w:val="Grid Table 7 Colorful - Accent 5"/>
-    <w:basedOn w:val="699"/>
+    <w:basedOn w:val="913"/>
     <w:uiPriority w:val="99"/>
     <w:pPr>
       <w:pBdr/>
@@ -17346,11 +17683,11 @@
         <w:tblBorders/>
       </w:tblPr>
       <w:tcPr>
-        <w:shd w:color="ffffff"/>
+        <w:shd w:val="clear" w:color="ffffff"/>
         <w:tcBorders>
-          <w:top w:val="none"/>
-          <w:left w:val="none"/>
-          <w:bottom w:val="none"/>
+          <w:top w:val="none" w:color="000000" w:sz="4" w:space="0"/>
+          <w:left w:val="none" w:color="000000" w:sz="4" w:space="0"/>
+          <w:bottom w:val="none" w:color="000000" w:sz="4" w:space="0"/>
           <w:right w:val="single" w:color="000000" w:themeColor="accent5" w:themeTint="90" w:sz="4" w:space="0"/>
         </w:tcBorders>
       </w:tcPr>
@@ -17373,10 +17710,10 @@
       <w:tcPr>
         <w:shd w:val="clear" w:color="ffffff" w:themeColor="light1" w:fill="ffffff" w:themeFill="light1"/>
         <w:tcBorders>
-          <w:top w:val="none"/>
-          <w:left w:val="none"/>
+          <w:top w:val="none" w:color="000000" w:sz="4" w:space="0"/>
+          <w:left w:val="none" w:color="000000" w:sz="4" w:space="0"/>
           <w:bottom w:val="single" w:color="000000" w:themeColor="accent5" w:themeTint="90" w:sz="4" w:space="0"/>
-          <w:right w:val="none"/>
+          <w:right w:val="none" w:color="000000" w:sz="4" w:space="0"/>
         </w:tcBorders>
       </w:tcPr>
     </w:tblStylePr>
@@ -17396,12 +17733,12 @@
         <w:tblBorders/>
       </w:tblPr>
       <w:tcPr>
-        <w:shd w:color="ffffff"/>
+        <w:shd w:val="clear" w:color="ffffff"/>
         <w:tcBorders>
-          <w:top w:val="none"/>
+          <w:top w:val="none" w:color="000000" w:sz="4" w:space="0"/>
           <w:left w:val="single" w:color="000000" w:themeColor="accent5" w:themeTint="90" w:sz="4" w:space="0"/>
-          <w:bottom w:val="none"/>
-          <w:right w:val="none"/>
+          <w:bottom w:val="none" w:color="000000" w:sz="4" w:space="0"/>
+          <w:right w:val="none" w:color="000000" w:sz="4" w:space="0"/>
         </w:tcBorders>
       </w:tcPr>
     </w:tblStylePr>
@@ -17424,9 +17761,9 @@
         <w:shd w:val="clear" w:color="ffffff" w:themeColor="light1" w:fill="ffffff" w:themeFill="light1"/>
         <w:tcBorders>
           <w:top w:val="single" w:color="000000" w:themeColor="accent5" w:themeTint="90" w:sz="4" w:space="0"/>
-          <w:left w:val="none"/>
-          <w:bottom w:val="none"/>
-          <w:right w:val="none"/>
+          <w:left w:val="none" w:color="000000" w:sz="4" w:space="0"/>
+          <w:bottom w:val="none" w:color="000000" w:sz="4" w:space="0"/>
+          <w:right w:val="none" w:color="000000" w:sz="4" w:space="0"/>
         </w:tcBorders>
       </w:tcPr>
     </w:tblStylePr>
@@ -17496,9 +17833,9 @@
       </w:tcPr>
     </w:tblStylePr>
   </w:style>
-  <w:style w:type="table" w:styleId="103">
+  <w:style w:type="table" w:styleId="825">
     <w:name w:val="Grid Table 7 Colorful - Accent 6"/>
-    <w:basedOn w:val="699"/>
+    <w:basedOn w:val="913"/>
     <w:uiPriority w:val="99"/>
     <w:pPr>
       <w:pBdr/>
@@ -17600,11 +17937,11 @@
         <w:tblBorders/>
       </w:tblPr>
       <w:tcPr>
-        <w:shd w:color="ffffff"/>
+        <w:shd w:val="clear" w:color="ffffff"/>
         <w:tcBorders>
-          <w:top w:val="none"/>
-          <w:left w:val="none"/>
-          <w:bottom w:val="none"/>
+          <w:top w:val="none" w:color="000000" w:sz="4" w:space="0"/>
+          <w:left w:val="none" w:color="000000" w:sz="4" w:space="0"/>
+          <w:bottom w:val="none" w:color="000000" w:sz="4" w:space="0"/>
           <w:right w:val="single" w:color="000000" w:themeColor="accent6" w:themeTint="90" w:sz="4" w:space="0"/>
         </w:tcBorders>
       </w:tcPr>
@@ -17627,10 +17964,10 @@
       <w:tcPr>
         <w:shd w:val="clear" w:color="ffffff" w:themeColor="light1" w:fill="ffffff" w:themeFill="light1"/>
         <w:tcBorders>
-          <w:top w:val="none"/>
-          <w:left w:val="none"/>
+          <w:top w:val="none" w:color="000000" w:sz="4" w:space="0"/>
+          <w:left w:val="none" w:color="000000" w:sz="4" w:space="0"/>
           <w:bottom w:val="single" w:color="000000" w:themeColor="accent6" w:themeTint="90" w:sz="4" w:space="0"/>
-          <w:right w:val="none"/>
+          <w:right w:val="none" w:color="000000" w:sz="4" w:space="0"/>
         </w:tcBorders>
       </w:tcPr>
     </w:tblStylePr>
@@ -17650,12 +17987,12 @@
         <w:tblBorders/>
       </w:tblPr>
       <w:tcPr>
-        <w:shd w:color="ffffff"/>
+        <w:shd w:val="clear" w:color="ffffff"/>
         <w:tcBorders>
-          <w:top w:val="none"/>
+          <w:top w:val="none" w:color="000000" w:sz="4" w:space="0"/>
           <w:left w:val="single" w:color="000000" w:themeColor="accent6" w:themeTint="90" w:sz="4" w:space="0"/>
-          <w:bottom w:val="none"/>
-          <w:right w:val="none"/>
+          <w:bottom w:val="none" w:color="000000" w:sz="4" w:space="0"/>
+          <w:right w:val="none" w:color="000000" w:sz="4" w:space="0"/>
         </w:tcBorders>
       </w:tcPr>
     </w:tblStylePr>
@@ -17678,9 +18015,9 @@
         <w:shd w:val="clear" w:color="ffffff" w:themeColor="light1" w:fill="ffffff" w:themeFill="light1"/>
         <w:tcBorders>
           <w:top w:val="single" w:color="000000" w:themeColor="accent6" w:themeTint="90" w:sz="4" w:space="0"/>
-          <w:left w:val="none"/>
-          <w:bottom w:val="none"/>
-          <w:right w:val="none"/>
+          <w:left w:val="none" w:color="000000" w:sz="4" w:space="0"/>
+          <w:bottom w:val="none" w:color="000000" w:sz="4" w:space="0"/>
+          <w:right w:val="none" w:color="000000" w:sz="4" w:space="0"/>
         </w:tcBorders>
       </w:tcPr>
     </w:tblStylePr>
@@ -17750,9 +18087,9 @@
       </w:tcPr>
     </w:tblStylePr>
   </w:style>
-  <w:style w:type="table" w:styleId="104">
+  <w:style w:type="table" w:styleId="826">
     <w:name w:val="List Table 1 Light"/>
-    <w:basedOn w:val="699"/>
+    <w:basedOn w:val="913"/>
     <w:uiPriority w:val="99"/>
     <w:pPr>
       <w:pBdr/>
@@ -17966,9 +18303,9 @@
       </w:tcPr>
     </w:tblStylePr>
   </w:style>
-  <w:style w:type="table" w:styleId="105">
+  <w:style w:type="table" w:styleId="827">
     <w:name w:val="List Table 1 Light - Accent 1"/>
-    <w:basedOn w:val="699"/>
+    <w:basedOn w:val="913"/>
     <w:uiPriority w:val="99"/>
     <w:pPr>
       <w:pBdr/>
@@ -18182,9 +18519,9 @@
       </w:tcPr>
     </w:tblStylePr>
   </w:style>
-  <w:style w:type="table" w:styleId="106">
+  <w:style w:type="table" w:styleId="828">
     <w:name w:val="List Table 1 Light - Accent 2"/>
-    <w:basedOn w:val="699"/>
+    <w:basedOn w:val="913"/>
     <w:uiPriority w:val="99"/>
     <w:pPr>
       <w:pBdr/>
@@ -18398,9 +18735,9 @@
       </w:tcPr>
     </w:tblStylePr>
   </w:style>
-  <w:style w:type="table" w:styleId="107">
+  <w:style w:type="table" w:styleId="829">
     <w:name w:val="List Table 1 Light - Accent 3"/>
-    <w:basedOn w:val="699"/>
+    <w:basedOn w:val="913"/>
     <w:uiPriority w:val="99"/>
     <w:pPr>
       <w:pBdr/>
@@ -18614,9 +18951,9 @@
       </w:tcPr>
     </w:tblStylePr>
   </w:style>
-  <w:style w:type="table" w:styleId="108">
+  <w:style w:type="table" w:styleId="830">
     <w:name w:val="List Table 1 Light - Accent 4"/>
-    <w:basedOn w:val="699"/>
+    <w:basedOn w:val="913"/>
     <w:uiPriority w:val="99"/>
     <w:pPr>
       <w:pBdr/>
@@ -18830,9 +19167,9 @@
       </w:tcPr>
     </w:tblStylePr>
   </w:style>
-  <w:style w:type="table" w:styleId="109">
+  <w:style w:type="table" w:styleId="831">
     <w:name w:val="List Table 1 Light - Accent 5"/>
-    <w:basedOn w:val="699"/>
+    <w:basedOn w:val="913"/>
     <w:uiPriority w:val="99"/>
     <w:pPr>
       <w:pBdr/>
@@ -19046,9 +19383,9 @@
       </w:tcPr>
     </w:tblStylePr>
   </w:style>
-  <w:style w:type="table" w:styleId="110">
+  <w:style w:type="table" w:styleId="832">
     <w:name w:val="List Table 1 Light - Accent 6"/>
-    <w:basedOn w:val="699"/>
+    <w:basedOn w:val="913"/>
     <w:uiPriority w:val="99"/>
     <w:pPr>
       <w:pBdr/>
@@ -19262,9 +19599,9 @@
       </w:tcPr>
     </w:tblStylePr>
   </w:style>
-  <w:style w:type="table" w:styleId="111">
+  <w:style w:type="table" w:styleId="833">
     <w:name w:val="List Table 2"/>
-    <w:basedOn w:val="699"/>
+    <w:basedOn w:val="913"/>
     <w:uiPriority w:val="99"/>
     <w:pPr>
       <w:pBdr/>
@@ -19500,9 +19837,9 @@
       </w:tcPr>
     </w:tblStylePr>
   </w:style>
-  <w:style w:type="table" w:styleId="112">
+  <w:style w:type="table" w:styleId="834">
     <w:name w:val="List Table 2 - Accent 1"/>
-    <w:basedOn w:val="699"/>
+    <w:basedOn w:val="913"/>
     <w:uiPriority w:val="99"/>
     <w:pPr>
       <w:pBdr/>
@@ -19738,9 +20075,9 @@
       </w:tcPr>
     </w:tblStylePr>
   </w:style>
-  <w:style w:type="table" w:styleId="113">
+  <w:style w:type="table" w:styleId="835">
     <w:name w:val="List Table 2 - Accent 2"/>
-    <w:basedOn w:val="699"/>
+    <w:basedOn w:val="913"/>
     <w:uiPriority w:val="99"/>
     <w:pPr>
       <w:pBdr/>
@@ -19976,9 +20313,9 @@
       </w:tcPr>
     </w:tblStylePr>
   </w:style>
-  <w:style w:type="table" w:styleId="114">
+  <w:style w:type="table" w:styleId="836">
     <w:name w:val="List Table 2 - Accent 3"/>
-    <w:basedOn w:val="699"/>
+    <w:basedOn w:val="913"/>
     <w:uiPriority w:val="99"/>
     <w:pPr>
       <w:pBdr/>
@@ -20214,9 +20551,9 @@
       </w:tcPr>
     </w:tblStylePr>
   </w:style>
-  <w:style w:type="table" w:styleId="115">
+  <w:style w:type="table" w:styleId="837">
     <w:name w:val="List Table 2 - Accent 4"/>
-    <w:basedOn w:val="699"/>
+    <w:basedOn w:val="913"/>
     <w:uiPriority w:val="99"/>
     <w:pPr>
       <w:pBdr/>
@@ -20452,9 +20789,9 @@
       </w:tcPr>
     </w:tblStylePr>
   </w:style>
-  <w:style w:type="table" w:styleId="116">
+  <w:style w:type="table" w:styleId="838">
     <w:name w:val="List Table 2 - Accent 5"/>
-    <w:basedOn w:val="699"/>
+    <w:basedOn w:val="913"/>
     <w:uiPriority w:val="99"/>
     <w:pPr>
       <w:pBdr/>
@@ -20690,9 +21027,9 @@
       </w:tcPr>
     </w:tblStylePr>
   </w:style>
-  <w:style w:type="table" w:styleId="117">
+  <w:style w:type="table" w:styleId="839">
     <w:name w:val="List Table 2 - Accent 6"/>
-    <w:basedOn w:val="699"/>
+    <w:basedOn w:val="913"/>
     <w:uiPriority w:val="99"/>
     <w:pPr>
       <w:pBdr/>
@@ -20928,9 +21265,9 @@
       </w:tcPr>
     </w:tblStylePr>
   </w:style>
-  <w:style w:type="table" w:styleId="118">
+  <w:style w:type="table" w:styleId="840">
     <w:name w:val="List Table 3"/>
-    <w:basedOn w:val="699"/>
+    <w:basedOn w:val="913"/>
     <w:uiPriority w:val="99"/>
     <w:pPr>
       <w:pBdr/>
@@ -21156,9 +21493,9 @@
       </w:tcPr>
     </w:tblStylePr>
   </w:style>
-  <w:style w:type="table" w:styleId="119">
+  <w:style w:type="table" w:styleId="841">
     <w:name w:val="List Table 3 - Accent 1"/>
-    <w:basedOn w:val="699"/>
+    <w:basedOn w:val="913"/>
     <w:uiPriority w:val="99"/>
     <w:pPr>
       <w:pBdr/>
@@ -21384,9 +21721,9 @@
       </w:tcPr>
     </w:tblStylePr>
   </w:style>
-  <w:style w:type="table" w:styleId="120">
+  <w:style w:type="table" w:styleId="842">
     <w:name w:val="List Table 3 - Accent 2"/>
-    <w:basedOn w:val="699"/>
+    <w:basedOn w:val="913"/>
     <w:uiPriority w:val="99"/>
     <w:pPr>
       <w:pBdr/>
@@ -21612,9 +21949,9 @@
       </w:tcPr>
     </w:tblStylePr>
   </w:style>
-  <w:style w:type="table" w:styleId="121">
+  <w:style w:type="table" w:styleId="843">
     <w:name w:val="List Table 3 - Accent 3"/>
-    <w:basedOn w:val="699"/>
+    <w:basedOn w:val="913"/>
     <w:uiPriority w:val="99"/>
     <w:pPr>
       <w:pBdr/>
@@ -21840,9 +22177,9 @@
       </w:tcPr>
     </w:tblStylePr>
   </w:style>
-  <w:style w:type="table" w:styleId="122">
+  <w:style w:type="table" w:styleId="844">
     <w:name w:val="List Table 3 - Accent 4"/>
-    <w:basedOn w:val="699"/>
+    <w:basedOn w:val="913"/>
     <w:uiPriority w:val="99"/>
     <w:pPr>
       <w:pBdr/>
@@ -22068,9 +22405,9 @@
       </w:tcPr>
     </w:tblStylePr>
   </w:style>
-  <w:style w:type="table" w:styleId="123">
+  <w:style w:type="table" w:styleId="845">
     <w:name w:val="List Table 3 - Accent 5"/>
-    <w:basedOn w:val="699"/>
+    <w:basedOn w:val="913"/>
     <w:uiPriority w:val="99"/>
     <w:pPr>
       <w:pBdr/>
@@ -22296,9 +22633,9 @@
       </w:tcPr>
     </w:tblStylePr>
   </w:style>
-  <w:style w:type="table" w:styleId="124">
+  <w:style w:type="table" w:styleId="846">
     <w:name w:val="List Table 3 - Accent 6"/>
-    <w:basedOn w:val="699"/>
+    <w:basedOn w:val="913"/>
     <w:uiPriority w:val="99"/>
     <w:pPr>
       <w:pBdr/>
@@ -22524,9 +22861,9 @@
       </w:tcPr>
     </w:tblStylePr>
   </w:style>
-  <w:style w:type="table" w:styleId="125">
+  <w:style w:type="table" w:styleId="847">
     <w:name w:val="List Table 4"/>
-    <w:basedOn w:val="699"/>
+    <w:basedOn w:val="913"/>
     <w:uiPriority w:val="99"/>
     <w:pPr>
       <w:pBdr/>
@@ -22749,9 +23086,9 @@
       </w:tcPr>
     </w:tblStylePr>
   </w:style>
-  <w:style w:type="table" w:styleId="126">
+  <w:style w:type="table" w:styleId="848">
     <w:name w:val="List Table 4 - Accent 1"/>
-    <w:basedOn w:val="699"/>
+    <w:basedOn w:val="913"/>
     <w:uiPriority w:val="99"/>
     <w:pPr>
       <w:pBdr/>
@@ -22974,9 +23311,9 @@
       </w:tcPr>
     </w:tblStylePr>
   </w:style>
-  <w:style w:type="table" w:styleId="127">
+  <w:style w:type="table" w:styleId="849">
     <w:name w:val="List Table 4 - Accent 2"/>
-    <w:basedOn w:val="699"/>
+    <w:basedOn w:val="913"/>
     <w:uiPriority w:val="99"/>
     <w:pPr>
       <w:pBdr/>
@@ -23199,9 +23536,9 @@
       </w:tcPr>
     </w:tblStylePr>
   </w:style>
-  <w:style w:type="table" w:styleId="128">
+  <w:style w:type="table" w:styleId="850">
     <w:name w:val="List Table 4 - Accent 3"/>
-    <w:basedOn w:val="699"/>
+    <w:basedOn w:val="913"/>
     <w:uiPriority w:val="99"/>
     <w:pPr>
       <w:pBdr/>
@@ -23424,9 +23761,9 @@
       </w:tcPr>
     </w:tblStylePr>
   </w:style>
-  <w:style w:type="table" w:styleId="129">
+  <w:style w:type="table" w:styleId="851">
     <w:name w:val="List Table 4 - Accent 4"/>
-    <w:basedOn w:val="699"/>
+    <w:basedOn w:val="913"/>
     <w:uiPriority w:val="99"/>
     <w:pPr>
       <w:pBdr/>
@@ -23649,9 +23986,9 @@
       </w:tcPr>
     </w:tblStylePr>
   </w:style>
-  <w:style w:type="table" w:styleId="130">
+  <w:style w:type="table" w:styleId="852">
     <w:name w:val="List Table 4 - Accent 5"/>
-    <w:basedOn w:val="699"/>
+    <w:basedOn w:val="913"/>
     <w:uiPriority w:val="99"/>
     <w:pPr>
       <w:pBdr/>
@@ -23874,9 +24211,9 @@
       </w:tcPr>
     </w:tblStylePr>
   </w:style>
-  <w:style w:type="table" w:styleId="131">
+  <w:style w:type="table" w:styleId="853">
     <w:name w:val="List Table 4 - Accent 6"/>
-    <w:basedOn w:val="699"/>
+    <w:basedOn w:val="913"/>
     <w:uiPriority w:val="99"/>
     <w:pPr>
       <w:pBdr/>
@@ -24099,9 +24436,9 @@
       </w:tcPr>
     </w:tblStylePr>
   </w:style>
-  <w:style w:type="table" w:styleId="132">
+  <w:style w:type="table" w:styleId="854">
     <w:name w:val="List Table 5 Dark"/>
-    <w:basedOn w:val="699"/>
+    <w:basedOn w:val="913"/>
     <w:uiPriority w:val="99"/>
     <w:pPr>
       <w:pBdr/>
@@ -24341,9 +24678,9 @@
       </w:tcPr>
     </w:tblStylePr>
   </w:style>
-  <w:style w:type="table" w:styleId="133">
+  <w:style w:type="table" w:styleId="855">
     <w:name w:val="List Table 5 Dark - Accent 1"/>
-    <w:basedOn w:val="699"/>
+    <w:basedOn w:val="913"/>
     <w:uiPriority w:val="99"/>
     <w:pPr>
       <w:pBdr/>
@@ -24583,9 +24920,9 @@
       </w:tcPr>
     </w:tblStylePr>
   </w:style>
-  <w:style w:type="table" w:styleId="134">
+  <w:style w:type="table" w:styleId="856">
     <w:name w:val="List Table 5 Dark - Accent 2"/>
-    <w:basedOn w:val="699"/>
+    <w:basedOn w:val="913"/>
     <w:uiPriority w:val="99"/>
     <w:pPr>
       <w:pBdr/>
@@ -24825,9 +25162,9 @@
       </w:tcPr>
     </w:tblStylePr>
   </w:style>
-  <w:style w:type="table" w:styleId="135">
+  <w:style w:type="table" w:styleId="857">
     <w:name w:val="List Table 5 Dark - Accent 3"/>
-    <w:basedOn w:val="699"/>
+    <w:basedOn w:val="913"/>
     <w:uiPriority w:val="99"/>
     <w:pPr>
       <w:pBdr/>
@@ -25067,9 +25404,9 @@
       </w:tcPr>
     </w:tblStylePr>
   </w:style>
-  <w:style w:type="table" w:styleId="136">
+  <w:style w:type="table" w:styleId="858">
     <w:name w:val="List Table 5 Dark - Accent 4"/>
-    <w:basedOn w:val="699"/>
+    <w:basedOn w:val="913"/>
     <w:uiPriority w:val="99"/>
     <w:pPr>
       <w:pBdr/>
@@ -25309,9 +25646,9 @@
       </w:tcPr>
     </w:tblStylePr>
   </w:style>
-  <w:style w:type="table" w:styleId="137">
+  <w:style w:type="table" w:styleId="859">
     <w:name w:val="List Table 5 Dark - Accent 5"/>
-    <w:basedOn w:val="699"/>
+    <w:basedOn w:val="913"/>
     <w:uiPriority w:val="99"/>
     <w:pPr>
       <w:pBdr/>
@@ -25551,9 +25888,9 @@
       </w:tcPr>
     </w:tblStylePr>
   </w:style>
-  <w:style w:type="table" w:styleId="138">
+  <w:style w:type="table" w:styleId="860">
     <w:name w:val="List Table 5 Dark - Accent 6"/>
-    <w:basedOn w:val="699"/>
+    <w:basedOn w:val="913"/>
     <w:uiPriority w:val="99"/>
     <w:pPr>
       <w:pBdr/>
@@ -25793,9 +26130,9 @@
       </w:tcPr>
     </w:tblStylePr>
   </w:style>
-  <w:style w:type="table" w:styleId="139">
+  <w:style w:type="table" w:styleId="861">
     <w:name w:val="List Table 6 Colorful"/>
-    <w:basedOn w:val="699"/>
+    <w:basedOn w:val="913"/>
     <w:uiPriority w:val="99"/>
     <w:pPr>
       <w:pBdr/>
@@ -26016,9 +26353,9 @@
       </w:tcPr>
     </w:tblStylePr>
   </w:style>
-  <w:style w:type="table" w:styleId="140">
+  <w:style w:type="table" w:styleId="862">
     <w:name w:val="List Table 6 Colorful - Accent 1"/>
-    <w:basedOn w:val="699"/>
+    <w:basedOn w:val="913"/>
     <w:uiPriority w:val="99"/>
     <w:pPr>
       <w:pBdr/>
@@ -26239,9 +26576,9 @@
       </w:tcPr>
     </w:tblStylePr>
   </w:style>
-  <w:style w:type="table" w:styleId="141">
+  <w:style w:type="table" w:styleId="863">
     <w:name w:val="List Table 6 Colorful - Accent 2"/>
-    <w:basedOn w:val="699"/>
+    <w:basedOn w:val="913"/>
     <w:uiPriority w:val="99"/>
     <w:pPr>
       <w:pBdr/>
@@ -26462,9 +26799,9 @@
       </w:tcPr>
     </w:tblStylePr>
   </w:style>
-  <w:style w:type="table" w:styleId="142">
+  <w:style w:type="table" w:styleId="864">
     <w:name w:val="List Table 6 Colorful - Accent 3"/>
-    <w:basedOn w:val="699"/>
+    <w:basedOn w:val="913"/>
     <w:uiPriority w:val="99"/>
     <w:pPr>
       <w:pBdr/>
@@ -26685,9 +27022,9 @@
       </w:tcPr>
     </w:tblStylePr>
   </w:style>
-  <w:style w:type="table" w:styleId="143">
+  <w:style w:type="table" w:styleId="865">
     <w:name w:val="List Table 6 Colorful - Accent 4"/>
-    <w:basedOn w:val="699"/>
+    <w:basedOn w:val="913"/>
     <w:uiPriority w:val="99"/>
     <w:pPr>
       <w:pBdr/>
@@ -26908,9 +27245,9 @@
       </w:tcPr>
     </w:tblStylePr>
   </w:style>
-  <w:style w:type="table" w:styleId="144">
+  <w:style w:type="table" w:styleId="866">
     <w:name w:val="List Table 6 Colorful - Accent 5"/>
-    <w:basedOn w:val="699"/>
+    <w:basedOn w:val="913"/>
     <w:uiPriority w:val="99"/>
     <w:pPr>
       <w:pBdr/>
@@ -27131,9 +27468,9 @@
       </w:tcPr>
     </w:tblStylePr>
   </w:style>
-  <w:style w:type="table" w:styleId="145">
+  <w:style w:type="table" w:styleId="867">
     <w:name w:val="List Table 6 Colorful - Accent 6"/>
-    <w:basedOn w:val="699"/>
+    <w:basedOn w:val="913"/>
     <w:uiPriority w:val="99"/>
     <w:pPr>
       <w:pBdr/>
@@ -27354,9 +27691,9 @@
       </w:tcPr>
     </w:tblStylePr>
   </w:style>
-  <w:style w:type="table" w:styleId="146">
+  <w:style w:type="table" w:styleId="868">
     <w:name w:val="List Table 7 Colorful"/>
-    <w:basedOn w:val="699"/>
+    <w:basedOn w:val="913"/>
     <w:uiPriority w:val="99"/>
     <w:pPr>
       <w:pBdr/>
@@ -27455,11 +27792,11 @@
         <w:tblBorders/>
       </w:tblPr>
       <w:tcPr>
-        <w:shd w:color="ffffff"/>
+        <w:shd w:val="clear" w:color="ffffff"/>
         <w:tcBorders>
-          <w:top w:val="none"/>
-          <w:left w:val="none"/>
-          <w:bottom w:val="none"/>
+          <w:top w:val="none" w:color="000000" w:sz="4" w:space="0"/>
+          <w:left w:val="none" w:color="000000" w:sz="4" w:space="0"/>
+          <w:bottom w:val="none" w:color="000000" w:sz="4" w:space="0"/>
           <w:right w:val="single" w:color="000000" w:themeColor="text1" w:themeTint="80" w:sz="4" w:space="0"/>
         </w:tcBorders>
       </w:tcPr>
@@ -27482,10 +27819,10 @@
       <w:tcPr>
         <w:shd w:val="clear" w:color="ffffff" w:themeColor="light1" w:fill="ffffff" w:themeFill="light1"/>
         <w:tcBorders>
-          <w:top w:val="none"/>
-          <w:left w:val="none"/>
+          <w:top w:val="none" w:color="000000" w:sz="4" w:space="0"/>
+          <w:left w:val="none" w:color="000000" w:sz="4" w:space="0"/>
           <w:bottom w:val="single" w:color="000000" w:themeColor="text1" w:themeTint="80" w:sz="4" w:space="0"/>
-          <w:right w:val="none"/>
+          <w:right w:val="none" w:color="000000" w:sz="4" w:space="0"/>
         </w:tcBorders>
       </w:tcPr>
     </w:tblStylePr>
@@ -27505,12 +27842,12 @@
         <w:tblBorders/>
       </w:tblPr>
       <w:tcPr>
-        <w:shd w:color="ffffff"/>
+        <w:shd w:val="clear" w:color="ffffff"/>
         <w:tcBorders>
-          <w:top w:val="none"/>
+          <w:top w:val="none" w:color="000000" w:sz="4" w:space="0"/>
           <w:left w:val="single" w:color="000000" w:themeColor="text1" w:themeTint="80" w:sz="4" w:space="0"/>
-          <w:bottom w:val="none"/>
-          <w:right w:val="none"/>
+          <w:bottom w:val="none" w:color="000000" w:sz="4" w:space="0"/>
+          <w:right w:val="none" w:color="000000" w:sz="4" w:space="0"/>
         </w:tcBorders>
       </w:tcPr>
     </w:tblStylePr>
@@ -27533,9 +27870,9 @@
         <w:shd w:val="clear" w:color="ffffff" w:themeColor="light1" w:fill="ffffff" w:themeFill="light1"/>
         <w:tcBorders>
           <w:top w:val="single" w:color="000000" w:themeColor="text1" w:themeTint="80" w:sz="4" w:space="0"/>
-          <w:left w:val="none"/>
-          <w:bottom w:val="none"/>
-          <w:right w:val="none"/>
+          <w:left w:val="none" w:color="000000" w:sz="4" w:space="0"/>
+          <w:bottom w:val="none" w:color="000000" w:sz="4" w:space="0"/>
+          <w:right w:val="none" w:color="000000" w:sz="4" w:space="0"/>
         </w:tcBorders>
       </w:tcPr>
     </w:tblStylePr>
@@ -27610,9 +27947,9 @@
       </w:tcPr>
     </w:tblStylePr>
   </w:style>
-  <w:style w:type="table" w:styleId="147">
+  <w:style w:type="table" w:styleId="869">
     <w:name w:val="List Table 7 Colorful - Accent 1"/>
-    <w:basedOn w:val="699"/>
+    <w:basedOn w:val="913"/>
     <w:uiPriority w:val="99"/>
     <w:pPr>
       <w:pBdr/>
@@ -27711,11 +28048,11 @@
         <w:tblBorders/>
       </w:tblPr>
       <w:tcPr>
-        <w:shd w:color="ffffff"/>
+        <w:shd w:val="clear" w:color="ffffff"/>
         <w:tcBorders>
-          <w:top w:val="none"/>
-          <w:left w:val="none"/>
-          <w:bottom w:val="none"/>
+          <w:top w:val="none" w:color="000000" w:sz="4" w:space="0"/>
+          <w:left w:val="none" w:color="000000" w:sz="4" w:space="0"/>
+          <w:bottom w:val="none" w:color="000000" w:sz="4" w:space="0"/>
           <w:right w:val="single" w:color="000000" w:themeColor="accent1" w:sz="4" w:space="0"/>
         </w:tcBorders>
       </w:tcPr>
@@ -27738,10 +28075,10 @@
       <w:tcPr>
         <w:shd w:val="clear" w:color="ffffff" w:themeColor="light1" w:fill="ffffff" w:themeFill="light1"/>
         <w:tcBorders>
-          <w:top w:val="none"/>
-          <w:left w:val="none"/>
+          <w:top w:val="none" w:color="000000" w:sz="4" w:space="0"/>
+          <w:left w:val="none" w:color="000000" w:sz="4" w:space="0"/>
           <w:bottom w:val="single" w:color="000000" w:themeColor="accent1" w:sz="4" w:space="0"/>
-          <w:right w:val="none"/>
+          <w:right w:val="none" w:color="000000" w:sz="4" w:space="0"/>
         </w:tcBorders>
       </w:tcPr>
     </w:tblStylePr>
@@ -27761,12 +28098,12 @@
         <w:tblBorders/>
       </w:tblPr>
       <w:tcPr>
-        <w:shd w:color="ffffff"/>
+        <w:shd w:val="clear" w:color="ffffff"/>
         <w:tcBorders>
-          <w:top w:val="none"/>
+          <w:top w:val="none" w:color="000000" w:sz="4" w:space="0"/>
           <w:left w:val="single" w:color="000000" w:themeColor="accent1" w:sz="4" w:space="0"/>
-          <w:bottom w:val="none"/>
-          <w:right w:val="none"/>
+          <w:bottom w:val="none" w:color="000000" w:sz="4" w:space="0"/>
+          <w:right w:val="none" w:color="000000" w:sz="4" w:space="0"/>
         </w:tcBorders>
       </w:tcPr>
     </w:tblStylePr>
@@ -27789,9 +28126,9 @@
         <w:shd w:val="clear" w:color="ffffff" w:themeColor="light1" w:fill="ffffff" w:themeFill="light1"/>
         <w:tcBorders>
           <w:top w:val="single" w:color="000000" w:themeColor="accent1" w:sz="4" w:space="0"/>
-          <w:left w:val="none"/>
-          <w:bottom w:val="none"/>
-          <w:right w:val="none"/>
+          <w:left w:val="none" w:color="000000" w:sz="4" w:space="0"/>
+          <w:bottom w:val="none" w:color="000000" w:sz="4" w:space="0"/>
+          <w:right w:val="none" w:color="000000" w:sz="4" w:space="0"/>
         </w:tcBorders>
       </w:tcPr>
     </w:tblStylePr>
@@ -27866,9 +28203,9 @@
       </w:tcPr>
     </w:tblStylePr>
   </w:style>
-  <w:style w:type="table" w:styleId="148">
+  <w:style w:type="table" w:styleId="870">
     <w:name w:val="List Table 7 Colorful - Accent 2"/>
-    <w:basedOn w:val="699"/>
+    <w:basedOn w:val="913"/>
     <w:uiPriority w:val="99"/>
     <w:pPr>
       <w:pBdr/>
@@ -27967,11 +28304,11 @@
         <w:tblBorders/>
       </w:tblPr>
       <w:tcPr>
-        <w:shd w:color="ffffff"/>
+        <w:shd w:val="clear" w:color="ffffff"/>
         <w:tcBorders>
-          <w:top w:val="none"/>
-          <w:left w:val="none"/>
-          <w:bottom w:val="none"/>
+          <w:top w:val="none" w:color="000000" w:sz="4" w:space="0"/>
+          <w:left w:val="none" w:color="000000" w:sz="4" w:space="0"/>
+          <w:bottom w:val="none" w:color="000000" w:sz="4" w:space="0"/>
           <w:right w:val="single" w:color="000000" w:themeColor="accent2" w:themeTint="97" w:sz="4" w:space="0"/>
         </w:tcBorders>
       </w:tcPr>
@@ -27994,10 +28331,10 @@
       <w:tcPr>
         <w:shd w:val="clear" w:color="ffffff" w:themeColor="light1" w:fill="ffffff" w:themeFill="light1"/>
         <w:tcBorders>
-          <w:top w:val="none"/>
-          <w:left w:val="none"/>
+          <w:top w:val="none" w:color="000000" w:sz="4" w:space="0"/>
+          <w:left w:val="none" w:color="000000" w:sz="4" w:space="0"/>
           <w:bottom w:val="single" w:color="000000" w:themeColor="accent2" w:themeTint="97" w:sz="4" w:space="0"/>
-          <w:right w:val="none"/>
+          <w:right w:val="none" w:color="000000" w:sz="4" w:space="0"/>
         </w:tcBorders>
       </w:tcPr>
     </w:tblStylePr>
@@ -28017,12 +28354,12 @@
         <w:tblBorders/>
       </w:tblPr>
       <w:tcPr>
-        <w:shd w:color="ffffff"/>
+        <w:shd w:val="clear" w:color="ffffff"/>
         <w:tcBorders>
-          <w:top w:val="none"/>
+          <w:top w:val="none" w:color="000000" w:sz="4" w:space="0"/>
           <w:left w:val="single" w:color="000000" w:themeColor="accent2" w:themeTint="97" w:sz="4" w:space="0"/>
-          <w:bottom w:val="none"/>
-          <w:right w:val="none"/>
+          <w:bottom w:val="none" w:color="000000" w:sz="4" w:space="0"/>
+          <w:right w:val="none" w:color="000000" w:sz="4" w:space="0"/>
         </w:tcBorders>
       </w:tcPr>
     </w:tblStylePr>
@@ -28045,9 +28382,9 @@
         <w:shd w:val="clear" w:color="ffffff" w:themeColor="light1" w:fill="ffffff" w:themeFill="light1"/>
         <w:tcBorders>
           <w:top w:val="single" w:color="000000" w:themeColor="accent2" w:themeTint="97" w:sz="4" w:space="0"/>
-          <w:left w:val="none"/>
-          <w:bottom w:val="none"/>
-          <w:right w:val="none"/>
+          <w:left w:val="none" w:color="000000" w:sz="4" w:space="0"/>
+          <w:bottom w:val="none" w:color="000000" w:sz="4" w:space="0"/>
+          <w:right w:val="none" w:color="000000" w:sz="4" w:space="0"/>
         </w:tcBorders>
       </w:tcPr>
     </w:tblStylePr>
@@ -28122,9 +28459,9 @@
       </w:tcPr>
     </w:tblStylePr>
   </w:style>
-  <w:style w:type="table" w:styleId="149">
+  <w:style w:type="table" w:styleId="871">
     <w:name w:val="List Table 7 Colorful - Accent 3"/>
-    <w:basedOn w:val="699"/>
+    <w:basedOn w:val="913"/>
     <w:uiPriority w:val="99"/>
     <w:pPr>
       <w:pBdr/>
@@ -28223,11 +28560,11 @@
         <w:tblBorders/>
       </w:tblPr>
       <w:tcPr>
-        <w:shd w:color="ffffff"/>
+        <w:shd w:val="clear" w:color="ffffff"/>
         <w:tcBorders>
-          <w:top w:val="none"/>
-          <w:left w:val="none"/>
-          <w:bottom w:val="none"/>
+          <w:top w:val="none" w:color="000000" w:sz="4" w:space="0"/>
+          <w:left w:val="none" w:color="000000" w:sz="4" w:space="0"/>
+          <w:bottom w:val="none" w:color="000000" w:sz="4" w:space="0"/>
           <w:right w:val="single" w:color="000000" w:themeColor="accent3" w:themeTint="98" w:sz="4" w:space="0"/>
         </w:tcBorders>
       </w:tcPr>
@@ -28250,10 +28587,10 @@
       <w:tcPr>
         <w:shd w:val="clear" w:color="ffffff" w:themeColor="light1" w:fill="ffffff" w:themeFill="light1"/>
         <w:tcBorders>
-          <w:top w:val="none"/>
-          <w:left w:val="none"/>
+          <w:top w:val="none" w:color="000000" w:sz="4" w:space="0"/>
+          <w:left w:val="none" w:color="000000" w:sz="4" w:space="0"/>
           <w:bottom w:val="single" w:color="000000" w:themeColor="accent3" w:themeTint="98" w:sz="4" w:space="0"/>
-          <w:right w:val="none"/>
+          <w:right w:val="none" w:color="000000" w:sz="4" w:space="0"/>
         </w:tcBorders>
       </w:tcPr>
     </w:tblStylePr>
@@ -28273,12 +28610,12 @@
         <w:tblBorders/>
       </w:tblPr>
       <w:tcPr>
-        <w:shd w:color="ffffff"/>
+        <w:shd w:val="clear" w:color="ffffff"/>
         <w:tcBorders>
-          <w:top w:val="none"/>
+          <w:top w:val="none" w:color="000000" w:sz="4" w:space="0"/>
           <w:left w:val="single" w:color="000000" w:themeColor="accent3" w:themeTint="98" w:sz="4" w:space="0"/>
-          <w:bottom w:val="none"/>
-          <w:right w:val="none"/>
+          <w:bottom w:val="none" w:color="000000" w:sz="4" w:space="0"/>
+          <w:right w:val="none" w:color="000000" w:sz="4" w:space="0"/>
         </w:tcBorders>
       </w:tcPr>
     </w:tblStylePr>
@@ -28301,9 +28638,9 @@
         <w:shd w:val="clear" w:color="ffffff" w:themeColor="light1" w:fill="ffffff" w:themeFill="light1"/>
         <w:tcBorders>
           <w:top w:val="single" w:color="000000" w:themeColor="accent3" w:themeTint="98" w:sz="4" w:space="0"/>
-          <w:left w:val="none"/>
-          <w:bottom w:val="none"/>
-          <w:right w:val="none"/>
+          <w:left w:val="none" w:color="000000" w:sz="4" w:space="0"/>
+          <w:bottom w:val="none" w:color="000000" w:sz="4" w:space="0"/>
+          <w:right w:val="none" w:color="000000" w:sz="4" w:space="0"/>
         </w:tcBorders>
       </w:tcPr>
     </w:tblStylePr>
@@ -28378,9 +28715,9 @@
       </w:tcPr>
     </w:tblStylePr>
   </w:style>
-  <w:style w:type="table" w:styleId="150">
+  <w:style w:type="table" w:styleId="872">
     <w:name w:val="List Table 7 Colorful - Accent 4"/>
-    <w:basedOn w:val="699"/>
+    <w:basedOn w:val="913"/>
     <w:uiPriority w:val="99"/>
     <w:pPr>
       <w:pBdr/>
@@ -28479,11 +28816,11 @@
         <w:tblBorders/>
       </w:tblPr>
       <w:tcPr>
-        <w:shd w:color="ffffff"/>
+        <w:shd w:val="clear" w:color="ffffff"/>
         <w:tcBorders>
-          <w:top w:val="none"/>
-          <w:left w:val="none"/>
-          <w:bottom w:val="none"/>
+          <w:top w:val="none" w:color="000000" w:sz="4" w:space="0"/>
+          <w:left w:val="none" w:color="000000" w:sz="4" w:space="0"/>
+          <w:bottom w:val="none" w:color="000000" w:sz="4" w:space="0"/>
           <w:right w:val="single" w:color="000000" w:themeColor="accent4" w:themeTint="9A" w:sz="4" w:space="0"/>
         </w:tcBorders>
       </w:tcPr>
@@ -28506,10 +28843,10 @@
       <w:tcPr>
         <w:shd w:val="clear" w:color="ffffff" w:themeColor="light1" w:fill="ffffff" w:themeFill="light1"/>
         <w:tcBorders>
-          <w:top w:val="none"/>
-          <w:left w:val="none"/>
+          <w:top w:val="none" w:color="000000" w:sz="4" w:space="0"/>
+          <w:left w:val="none" w:color="000000" w:sz="4" w:space="0"/>
           <w:bottom w:val="single" w:color="000000" w:themeColor="accent4" w:themeTint="9A" w:sz="4" w:space="0"/>
-          <w:right w:val="none"/>
+          <w:right w:val="none" w:color="000000" w:sz="4" w:space="0"/>
         </w:tcBorders>
       </w:tcPr>
     </w:tblStylePr>
@@ -28529,12 +28866,12 @@
         <w:tblBorders/>
       </w:tblPr>
       <w:tcPr>
-        <w:shd w:color="ffffff"/>
+        <w:shd w:val="clear" w:color="ffffff"/>
         <w:tcBorders>
-          <w:top w:val="none"/>
+          <w:top w:val="none" w:color="000000" w:sz="4" w:space="0"/>
           <w:left w:val="single" w:color="000000" w:themeColor="accent4" w:themeTint="9A" w:sz="4" w:space="0"/>
-          <w:bottom w:val="none"/>
-          <w:right w:val="none"/>
+          <w:bottom w:val="none" w:color="000000" w:sz="4" w:space="0"/>
+          <w:right w:val="none" w:color="000000" w:sz="4" w:space="0"/>
         </w:tcBorders>
       </w:tcPr>
     </w:tblStylePr>
@@ -28557,9 +28894,9 @@
         <w:shd w:val="clear" w:color="ffffff" w:themeColor="light1" w:fill="ffffff" w:themeFill="light1"/>
         <w:tcBorders>
           <w:top w:val="single" w:color="000000" w:themeColor="accent4" w:themeTint="9A" w:sz="4" w:space="0"/>
-          <w:left w:val="none"/>
-          <w:bottom w:val="none"/>
-          <w:right w:val="none"/>
+          <w:left w:val="none" w:color="000000" w:sz="4" w:space="0"/>
+          <w:bottom w:val="none" w:color="000000" w:sz="4" w:space="0"/>
+          <w:right w:val="none" w:color="000000" w:sz="4" w:space="0"/>
         </w:tcBorders>
       </w:tcPr>
     </w:tblStylePr>
@@ -28634,9 +28971,9 @@
       </w:tcPr>
     </w:tblStylePr>
   </w:style>
-  <w:style w:type="table" w:styleId="151">
+  <w:style w:type="table" w:styleId="873">
     <w:name w:val="List Table 7 Colorful - Accent 5"/>
-    <w:basedOn w:val="699"/>
+    <w:basedOn w:val="913"/>
     <w:uiPriority w:val="99"/>
     <w:pPr>
       <w:pBdr/>
@@ -28735,11 +29072,11 @@
         <w:tblBorders/>
       </w:tblPr>
       <w:tcPr>
-        <w:shd w:color="ffffff"/>
+        <w:shd w:val="clear" w:color="ffffff"/>
         <w:tcBorders>
-          <w:top w:val="none"/>
-          <w:left w:val="none"/>
-          <w:bottom w:val="none"/>
+          <w:top w:val="none" w:color="000000" w:sz="4" w:space="0"/>
+          <w:left w:val="none" w:color="000000" w:sz="4" w:space="0"/>
+          <w:bottom w:val="none" w:color="000000" w:sz="4" w:space="0"/>
           <w:right w:val="single" w:color="000000" w:themeColor="accent5" w:themeTint="9A" w:sz="4" w:space="0"/>
         </w:tcBorders>
       </w:tcPr>
@@ -28762,10 +29099,10 @@
       <w:tcPr>
         <w:shd w:val="clear" w:color="ffffff" w:themeColor="light1" w:fill="ffffff" w:themeFill="light1"/>
         <w:tcBorders>
-          <w:top w:val="none"/>
-          <w:left w:val="none"/>
+          <w:top w:val="none" w:color="000000" w:sz="4" w:space="0"/>
+          <w:left w:val="none" w:color="000000" w:sz="4" w:space="0"/>
           <w:bottom w:val="single" w:color="000000" w:themeColor="accent5" w:themeTint="9A" w:sz="4" w:space="0"/>
-          <w:right w:val="none"/>
+          <w:right w:val="none" w:color="000000" w:sz="4" w:space="0"/>
         </w:tcBorders>
       </w:tcPr>
     </w:tblStylePr>
@@ -28785,12 +29122,12 @@
         <w:tblBorders/>
       </w:tblPr>
       <w:tcPr>
-        <w:shd w:color="ffffff"/>
+        <w:shd w:val="clear" w:color="ffffff"/>
         <w:tcBorders>
-          <w:top w:val="none"/>
+          <w:top w:val="none" w:color="000000" w:sz="4" w:space="0"/>
           <w:left w:val="single" w:color="000000" w:themeColor="accent5" w:themeTint="9A" w:sz="4" w:space="0"/>
-          <w:bottom w:val="none"/>
-          <w:right w:val="none"/>
+          <w:bottom w:val="none" w:color="000000" w:sz="4" w:space="0"/>
+          <w:right w:val="none" w:color="000000" w:sz="4" w:space="0"/>
         </w:tcBorders>
       </w:tcPr>
     </w:tblStylePr>
@@ -28813,9 +29150,9 @@
         <w:shd w:val="clear" w:color="ffffff" w:themeColor="light1" w:fill="ffffff" w:themeFill="light1"/>
         <w:tcBorders>
           <w:top w:val="single" w:color="000000" w:themeColor="accent5" w:themeTint="9A" w:sz="4" w:space="0"/>
-          <w:left w:val="none"/>
-          <w:bottom w:val="none"/>
-          <w:right w:val="none"/>
+          <w:left w:val="none" w:color="000000" w:sz="4" w:space="0"/>
+          <w:bottom w:val="none" w:color="000000" w:sz="4" w:space="0"/>
+          <w:right w:val="none" w:color="000000" w:sz="4" w:space="0"/>
         </w:tcBorders>
       </w:tcPr>
     </w:tblStylePr>
@@ -28890,9 +29227,9 @@
       </w:tcPr>
     </w:tblStylePr>
   </w:style>
-  <w:style w:type="table" w:styleId="152">
+  <w:style w:type="table" w:styleId="874">
     <w:name w:val="List Table 7 Colorful - Accent 6"/>
-    <w:basedOn w:val="699"/>
+    <w:basedOn w:val="913"/>
     <w:uiPriority w:val="99"/>
     <w:pPr>
       <w:pBdr/>
@@ -28991,11 +29328,11 @@
         <w:tblBorders/>
       </w:tblPr>
       <w:tcPr>
-        <w:shd w:color="ffffff"/>
+        <w:shd w:val="clear" w:color="ffffff"/>
         <w:tcBorders>
-          <w:top w:val="none"/>
-          <w:left w:val="none"/>
-          <w:bottom w:val="none"/>
+          <w:top w:val="none" w:color="000000" w:sz="4" w:space="0"/>
+          <w:left w:val="none" w:color="000000" w:sz="4" w:space="0"/>
+          <w:bottom w:val="none" w:color="000000" w:sz="4" w:space="0"/>
           <w:right w:val="single" w:color="000000" w:themeColor="accent6" w:themeTint="98" w:sz="4" w:space="0"/>
         </w:tcBorders>
       </w:tcPr>
@@ -29018,10 +29355,10 @@
       <w:tcPr>
         <w:shd w:val="clear" w:color="ffffff" w:themeColor="light1" w:fill="ffffff" w:themeFill="light1"/>
         <w:tcBorders>
-          <w:top w:val="none"/>
-          <w:left w:val="none"/>
+          <w:top w:val="none" w:color="000000" w:sz="4" w:space="0"/>
+          <w:left w:val="none" w:color="000000" w:sz="4" w:space="0"/>
           <w:bottom w:val="single" w:color="000000" w:themeColor="accent6" w:themeTint="98" w:sz="4" w:space="0"/>
-          <w:right w:val="none"/>
+          <w:right w:val="none" w:color="000000" w:sz="4" w:space="0"/>
         </w:tcBorders>
       </w:tcPr>
     </w:tblStylePr>
@@ -29041,12 +29378,12 @@
         <w:tblBorders/>
       </w:tblPr>
       <w:tcPr>
-        <w:shd w:color="ffffff"/>
+        <w:shd w:val="clear" w:color="ffffff"/>
         <w:tcBorders>
-          <w:top w:val="none"/>
+          <w:top w:val="none" w:color="000000" w:sz="4" w:space="0"/>
           <w:left w:val="single" w:color="000000" w:themeColor="accent6" w:themeTint="98" w:sz="4" w:space="0"/>
-          <w:bottom w:val="none"/>
-          <w:right w:val="none"/>
+          <w:bottom w:val="none" w:color="000000" w:sz="4" w:space="0"/>
+          <w:right w:val="none" w:color="000000" w:sz="4" w:space="0"/>
         </w:tcBorders>
       </w:tcPr>
     </w:tblStylePr>
@@ -29069,9 +29406,9 @@
         <w:shd w:val="clear" w:color="ffffff" w:themeColor="light1" w:fill="ffffff" w:themeFill="light1"/>
         <w:tcBorders>
           <w:top w:val="single" w:color="000000" w:themeColor="accent6" w:themeTint="98" w:sz="4" w:space="0"/>
-          <w:left w:val="none"/>
-          <w:bottom w:val="none"/>
-          <w:right w:val="none"/>
+          <w:left w:val="none" w:color="000000" w:sz="4" w:space="0"/>
+          <w:bottom w:val="none" w:color="000000" w:sz="4" w:space="0"/>
+          <w:right w:val="none" w:color="000000" w:sz="4" w:space="0"/>
         </w:tcBorders>
       </w:tcPr>
     </w:tblStylePr>
@@ -29146,9 +29483,9 @@
       </w:tcPr>
     </w:tblStylePr>
   </w:style>
-  <w:style w:type="table" w:styleId="153">
+  <w:style w:type="table" w:styleId="875">
     <w:name w:val="Lined - Accent"/>
-    <w:basedOn w:val="699"/>
+    <w:basedOn w:val="913"/>
     <w:uiPriority w:val="99"/>
     <w:pPr>
       <w:pBdr/>
@@ -29383,9 +29720,9 @@
       </w:tcPr>
     </w:tblStylePr>
   </w:style>
-  <w:style w:type="table" w:styleId="154">
+  <w:style w:type="table" w:styleId="876">
     <w:name w:val="Lined - Accent 1"/>
-    <w:basedOn w:val="699"/>
+    <w:basedOn w:val="913"/>
     <w:uiPriority w:val="99"/>
     <w:pPr>
       <w:pBdr/>
@@ -29620,9 +29957,9 @@
       </w:tcPr>
     </w:tblStylePr>
   </w:style>
-  <w:style w:type="table" w:styleId="155">
+  <w:style w:type="table" w:styleId="877">
     <w:name w:val="Lined - Accent 2"/>
-    <w:basedOn w:val="699"/>
+    <w:basedOn w:val="913"/>
     <w:uiPriority w:val="99"/>
     <w:pPr>
       <w:pBdr/>
@@ -29857,9 +30194,9 @@
       </w:tcPr>
     </w:tblStylePr>
   </w:style>
-  <w:style w:type="table" w:styleId="156">
+  <w:style w:type="table" w:styleId="878">
     <w:name w:val="Lined - Accent 3"/>
-    <w:basedOn w:val="699"/>
+    <w:basedOn w:val="913"/>
     <w:uiPriority w:val="99"/>
     <w:pPr>
       <w:pBdr/>
@@ -30094,9 +30431,9 @@
       </w:tcPr>
     </w:tblStylePr>
   </w:style>
-  <w:style w:type="table" w:styleId="157">
+  <w:style w:type="table" w:styleId="879">
     <w:name w:val="Lined - Accent 4"/>
-    <w:basedOn w:val="699"/>
+    <w:basedOn w:val="913"/>
     <w:uiPriority w:val="99"/>
     <w:pPr>
       <w:pBdr/>
@@ -30331,9 +30668,9 @@
       </w:tcPr>
     </w:tblStylePr>
   </w:style>
-  <w:style w:type="table" w:styleId="158">
+  <w:style w:type="table" w:styleId="880">
     <w:name w:val="Lined - Accent 5"/>
-    <w:basedOn w:val="699"/>
+    <w:basedOn w:val="913"/>
     <w:uiPriority w:val="99"/>
     <w:pPr>
       <w:pBdr/>
@@ -30568,9 +30905,9 @@
       </w:tcPr>
     </w:tblStylePr>
   </w:style>
-  <w:style w:type="table" w:styleId="159">
+  <w:style w:type="table" w:styleId="881">
     <w:name w:val="Lined - Accent 6"/>
-    <w:basedOn w:val="699"/>
+    <w:basedOn w:val="913"/>
     <w:uiPriority w:val="99"/>
     <w:pPr>
       <w:pBdr/>
@@ -30805,9 +31142,9 @@
       </w:tcPr>
     </w:tblStylePr>
   </w:style>
-  <w:style w:type="table" w:styleId="160">
+  <w:style w:type="table" w:styleId="882">
     <w:name w:val="Bordered &amp; Lined - Accent"/>
-    <w:basedOn w:val="699"/>
+    <w:basedOn w:val="913"/>
     <w:uiPriority w:val="99"/>
     <w:pPr>
       <w:pBdr/>
@@ -31049,9 +31386,9 @@
       </w:tcPr>
     </w:tblStylePr>
   </w:style>
-  <w:style w:type="table" w:styleId="161">
+  <w:style w:type="table" w:styleId="883">
     <w:name w:val="Bordered &amp; Lined - Accent 1"/>
-    <w:basedOn w:val="699"/>
+    <w:basedOn w:val="913"/>
     <w:uiPriority w:val="99"/>
     <w:pPr>
       <w:pBdr/>
@@ -31293,9 +31630,9 @@
       </w:tcPr>
     </w:tblStylePr>
   </w:style>
-  <w:style w:type="table" w:styleId="162">
+  <w:style w:type="table" w:styleId="884">
     <w:name w:val="Bordered &amp; Lined - Accent 2"/>
-    <w:basedOn w:val="699"/>
+    <w:basedOn w:val="913"/>
     <w:uiPriority w:val="99"/>
     <w:pPr>
       <w:pBdr/>
@@ -31537,9 +31874,9 @@
       </w:tcPr>
     </w:tblStylePr>
   </w:style>
-  <w:style w:type="table" w:styleId="163">
+  <w:style w:type="table" w:styleId="885">
     <w:name w:val="Bordered &amp; Lined - Accent 3"/>
-    <w:basedOn w:val="699"/>
+    <w:basedOn w:val="913"/>
     <w:uiPriority w:val="99"/>
     <w:pPr>
       <w:pBdr/>
@@ -31781,9 +32118,9 @@
       </w:tcPr>
     </w:tblStylePr>
   </w:style>
-  <w:style w:type="table" w:styleId="164">
+  <w:style w:type="table" w:styleId="886">
     <w:name w:val="Bordered &amp; Lined - Accent 4"/>
-    <w:basedOn w:val="699"/>
+    <w:basedOn w:val="913"/>
     <w:uiPriority w:val="99"/>
     <w:pPr>
       <w:pBdr/>
@@ -32025,9 +32362,9 @@
       </w:tcPr>
     </w:tblStylePr>
   </w:style>
-  <w:style w:type="table" w:styleId="165">
+  <w:style w:type="table" w:styleId="887">
     <w:name w:val="Bordered &amp; Lined - Accent 5"/>
-    <w:basedOn w:val="699"/>
+    <w:basedOn w:val="913"/>
     <w:uiPriority w:val="99"/>
     <w:pPr>
       <w:pBdr/>
@@ -32269,9 +32606,9 @@
       </w:tcPr>
     </w:tblStylePr>
   </w:style>
-  <w:style w:type="table" w:styleId="166">
+  <w:style w:type="table" w:styleId="888">
     <w:name w:val="Bordered &amp; Lined - Accent 6"/>
-    <w:basedOn w:val="699"/>
+    <w:basedOn w:val="913"/>
     <w:uiPriority w:val="99"/>
     <w:pPr>
       <w:pBdr/>
@@ -32513,9 +32850,9 @@
       </w:tcPr>
     </w:tblStylePr>
   </w:style>
-  <w:style w:type="table" w:styleId="167">
+  <w:style w:type="table" w:styleId="889">
     <w:name w:val="Bordered"/>
-    <w:basedOn w:val="699"/>
+    <w:basedOn w:val="913"/>
     <w:uiPriority w:val="99"/>
     <w:pPr>
       <w:pBdr/>
@@ -32744,9 +33081,9 @@
       </w:tcPr>
     </w:tblStylePr>
   </w:style>
-  <w:style w:type="table" w:styleId="168">
+  <w:style w:type="table" w:styleId="890">
     <w:name w:val="Bordered - Accent 1"/>
-    <w:basedOn w:val="699"/>
+    <w:basedOn w:val="913"/>
     <w:uiPriority w:val="99"/>
     <w:pPr>
       <w:pBdr/>
@@ -32975,9 +33312,9 @@
       </w:tcPr>
     </w:tblStylePr>
   </w:style>
-  <w:style w:type="table" w:styleId="169">
+  <w:style w:type="table" w:styleId="891">
     <w:name w:val="Bordered - Accent 2"/>
-    <w:basedOn w:val="699"/>
+    <w:basedOn w:val="913"/>
     <w:uiPriority w:val="99"/>
     <w:pPr>
       <w:pBdr/>
@@ -33206,9 +33543,9 @@
       </w:tcPr>
     </w:tblStylePr>
   </w:style>
-  <w:style w:type="table" w:styleId="170">
+  <w:style w:type="table" w:styleId="892">
     <w:name w:val="Bordered - Accent 3"/>
-    <w:basedOn w:val="699"/>
+    <w:basedOn w:val="913"/>
     <w:uiPriority w:val="99"/>
     <w:pPr>
       <w:pBdr/>
@@ -33437,9 +33774,9 @@
       </w:tcPr>
     </w:tblStylePr>
   </w:style>
-  <w:style w:type="table" w:styleId="171">
+  <w:style w:type="table" w:styleId="893">
     <w:name w:val="Bordered - Accent 4"/>
-    <w:basedOn w:val="699"/>
+    <w:basedOn w:val="913"/>
     <w:uiPriority w:val="99"/>
     <w:pPr>
       <w:pBdr/>
@@ -33668,9 +34005,9 @@
       </w:tcPr>
     </w:tblStylePr>
   </w:style>
-  <w:style w:type="table" w:styleId="172">
+  <w:style w:type="table" w:styleId="894">
     <w:name w:val="Bordered - Accent 5"/>
-    <w:basedOn w:val="699"/>
+    <w:basedOn w:val="913"/>
     <w:uiPriority w:val="99"/>
     <w:pPr>
       <w:pBdr/>
@@ -33899,9 +34236,9 @@
       </w:tcPr>
     </w:tblStylePr>
   </w:style>
-  <w:style w:type="table" w:styleId="173">
+  <w:style w:type="table" w:styleId="895">
     <w:name w:val="Bordered - Accent 6"/>
-    <w:basedOn w:val="699"/>
+    <w:basedOn w:val="913"/>
     <w:uiPriority w:val="99"/>
     <w:pPr>
       <w:pBdr/>
@@ -34130,10 +34467,10 @@
       </w:tcPr>
     </w:tblStylePr>
   </w:style>
-  <w:style w:type="paragraph" w:styleId="175">
+  <w:style w:type="paragraph" w:styleId="896">
     <w:name w:val="footnote text"/>
-    <w:basedOn w:val="700"/>
-    <w:link w:val="176"/>
+    <w:basedOn w:val="914"/>
+    <w:link w:val="897"/>
     <w:uiPriority w:val="99"/>
     <w:semiHidden/>
     <w:unhideWhenUsed/>
@@ -34146,9 +34483,9 @@
       <w:sz w:val="18"/>
     </w:rPr>
   </w:style>
-  <w:style w:type="character" w:styleId="176">
+  <w:style w:type="character" w:styleId="897">
     <w:name w:val="Footnote Text Char"/>
-    <w:link w:val="175"/>
+    <w:link w:val="896"/>
     <w:uiPriority w:val="99"/>
     <w:pPr>
       <w:pBdr/>
@@ -34159,9 +34496,9 @@
       <w:sz w:val="18"/>
     </w:rPr>
   </w:style>
-  <w:style w:type="character" w:styleId="177">
+  <w:style w:type="character" w:styleId="898">
     <w:name w:val="footnote reference"/>
-    <w:basedOn w:val="726"/>
+    <w:basedOn w:val="940"/>
     <w:uiPriority w:val="99"/>
     <w:unhideWhenUsed/>
     <w:pPr>
@@ -34173,10 +34510,10 @@
       <w:vertAlign w:val="superscript"/>
     </w:rPr>
   </w:style>
-  <w:style w:type="paragraph" w:styleId="178">
+  <w:style w:type="paragraph" w:styleId="899">
     <w:name w:val="endnote text"/>
-    <w:basedOn w:val="700"/>
-    <w:link w:val="179"/>
+    <w:basedOn w:val="914"/>
+    <w:link w:val="900"/>
     <w:uiPriority w:val="99"/>
     <w:semiHidden/>
     <w:unhideWhenUsed/>
@@ -34189,9 +34526,9 @@
       <w:sz w:val="20"/>
     </w:rPr>
   </w:style>
-  <w:style w:type="character" w:styleId="179">
+  <w:style w:type="character" w:styleId="900">
     <w:name w:val="Endnote Text Char"/>
-    <w:link w:val="178"/>
+    <w:link w:val="899"/>
     <w:uiPriority w:val="99"/>
     <w:pPr>
       <w:pBdr/>
@@ -34202,9 +34539,9 @@
       <w:sz w:val="20"/>
     </w:rPr>
   </w:style>
-  <w:style w:type="character" w:styleId="180">
+  <w:style w:type="character" w:styleId="901">
     <w:name w:val="endnote reference"/>
-    <w:basedOn w:val="726"/>
+    <w:basedOn w:val="940"/>
     <w:uiPriority w:val="99"/>
     <w:semiHidden/>
     <w:unhideWhenUsed/>
@@ -34217,10 +34554,10 @@
       <w:vertAlign w:val="superscript"/>
     </w:rPr>
   </w:style>
-  <w:style w:type="paragraph" w:styleId="181">
+  <w:style w:type="paragraph" w:styleId="902">
     <w:name w:val="toc 1"/>
-    <w:basedOn w:val="700"/>
-    <w:next w:val="700"/>
+    <w:basedOn w:val="914"/>
+    <w:next w:val="914"/>
     <w:uiPriority w:val="39"/>
     <w:unhideWhenUsed/>
     <w:pPr>
@@ -34229,10 +34566,10 @@
       <w:ind w:right="0" w:firstLine="0" w:left="0"/>
     </w:pPr>
   </w:style>
-  <w:style w:type="paragraph" w:styleId="182">
+  <w:style w:type="paragraph" w:styleId="903">
     <w:name w:val="toc 2"/>
-    <w:basedOn w:val="700"/>
-    <w:next w:val="700"/>
+    <w:basedOn w:val="914"/>
+    <w:next w:val="914"/>
     <w:uiPriority w:val="39"/>
     <w:unhideWhenUsed/>
     <w:pPr>
@@ -34241,10 +34578,10 @@
       <w:ind w:right="0" w:firstLine="0" w:left="283"/>
     </w:pPr>
   </w:style>
-  <w:style w:type="paragraph" w:styleId="183">
+  <w:style w:type="paragraph" w:styleId="904">
     <w:name w:val="toc 3"/>
-    <w:basedOn w:val="700"/>
-    <w:next w:val="700"/>
+    <w:basedOn w:val="914"/>
+    <w:next w:val="914"/>
     <w:uiPriority w:val="39"/>
     <w:unhideWhenUsed/>
     <w:pPr>
@@ -34253,10 +34590,10 @@
       <w:ind w:right="0" w:firstLine="0" w:left="567"/>
     </w:pPr>
   </w:style>
-  <w:style w:type="paragraph" w:styleId="184">
+  <w:style w:type="paragraph" w:styleId="905">
     <w:name w:val="toc 4"/>
-    <w:basedOn w:val="700"/>
-    <w:next w:val="700"/>
+    <w:basedOn w:val="914"/>
+    <w:next w:val="914"/>
     <w:uiPriority w:val="39"/>
     <w:unhideWhenUsed/>
     <w:pPr>
@@ -34265,10 +34602,10 @@
       <w:ind w:right="0" w:firstLine="0" w:left="850"/>
     </w:pPr>
   </w:style>
-  <w:style w:type="paragraph" w:styleId="185">
+  <w:style w:type="paragraph" w:styleId="906">
     <w:name w:val="toc 5"/>
-    <w:basedOn w:val="700"/>
-    <w:next w:val="700"/>
+    <w:basedOn w:val="914"/>
+    <w:next w:val="914"/>
     <w:uiPriority w:val="39"/>
     <w:unhideWhenUsed/>
     <w:pPr>
@@ -34277,10 +34614,10 @@
       <w:ind w:right="0" w:firstLine="0" w:left="1134"/>
     </w:pPr>
   </w:style>
-  <w:style w:type="paragraph" w:styleId="186">
+  <w:style w:type="paragraph" w:styleId="907">
     <w:name w:val="toc 6"/>
-    <w:basedOn w:val="700"/>
-    <w:next w:val="700"/>
+    <w:basedOn w:val="914"/>
+    <w:next w:val="914"/>
     <w:uiPriority w:val="39"/>
     <w:unhideWhenUsed/>
     <w:pPr>
@@ -34289,10 +34626,10 @@
       <w:ind w:right="0" w:firstLine="0" w:left="1417"/>
     </w:pPr>
   </w:style>
-  <w:style w:type="paragraph" w:styleId="187">
+  <w:style w:type="paragraph" w:styleId="908">
     <w:name w:val="toc 7"/>
-    <w:basedOn w:val="700"/>
-    <w:next w:val="700"/>
+    <w:basedOn w:val="914"/>
+    <w:next w:val="914"/>
     <w:uiPriority w:val="39"/>
     <w:unhideWhenUsed/>
     <w:pPr>
@@ -34301,10 +34638,10 @@
       <w:ind w:right="0" w:firstLine="0" w:left="1701"/>
     </w:pPr>
   </w:style>
-  <w:style w:type="paragraph" w:styleId="188">
+  <w:style w:type="paragraph" w:styleId="909">
     <w:name w:val="toc 8"/>
-    <w:basedOn w:val="700"/>
-    <w:next w:val="700"/>
+    <w:basedOn w:val="914"/>
+    <w:next w:val="914"/>
     <w:uiPriority w:val="39"/>
     <w:unhideWhenUsed/>
     <w:pPr>
@@ -34313,10 +34650,10 @@
       <w:ind w:right="0" w:firstLine="0" w:left="1984"/>
     </w:pPr>
   </w:style>
-  <w:style w:type="paragraph" w:styleId="189">
+  <w:style w:type="paragraph" w:styleId="910">
     <w:name w:val="toc 9"/>
-    <w:basedOn w:val="700"/>
-    <w:next w:val="700"/>
+    <w:basedOn w:val="914"/>
+    <w:next w:val="914"/>
     <w:uiPriority w:val="39"/>
     <w:unhideWhenUsed/>
     <w:pPr>
@@ -34325,7 +34662,7 @@
       <w:ind w:right="0" w:firstLine="0" w:left="2268"/>
     </w:pPr>
   </w:style>
-  <w:style w:type="paragraph" w:styleId="190">
+  <w:style w:type="paragraph" w:styleId="911">
     <w:name w:val="TOC Heading"/>
     <w:uiPriority w:val="39"/>
     <w:unhideWhenUsed/>
@@ -34335,10 +34672,10 @@
       <w:ind/>
     </w:pPr>
   </w:style>
-  <w:style w:type="paragraph" w:styleId="191">
+  <w:style w:type="paragraph" w:styleId="912">
     <w:name w:val="table of figures"/>
-    <w:basedOn w:val="700"/>
-    <w:next w:val="700"/>
+    <w:basedOn w:val="914"/>
+    <w:next w:val="914"/>
     <w:uiPriority w:val="99"/>
     <w:unhideWhenUsed/>
     <w:pPr>
@@ -34347,7 +34684,7 @@
       <w:ind/>
     </w:pPr>
   </w:style>
-  <w:style w:type="table" w:styleId="699" w:default="1">
+  <w:style w:type="table" w:styleId="913" w:default="1">
     <w:name w:val="Normal Table"/>
     <w:uiPriority w:val="99"/>
     <w:semiHidden/>
@@ -34541,9 +34878,9 @@
       </w:tcPr>
     </w:tblStylePr>
   </w:style>
-  <w:style w:type="paragraph" w:styleId="700" w:default="1">
+  <w:style w:type="paragraph" w:styleId="914" w:default="1">
     <w:name w:val="Normal"/>
-    <w:next w:val="700"/>
+    <w:next w:val="914"/>
     <w:pPr>
       <w:widowControl w:val="true"/>
       <w:pBdr/>
@@ -34558,10 +34895,10 @@
       <w:lang w:val="en-US" w:eastAsia="zh-CN" w:bidi="ar-SA"/>
     </w:rPr>
   </w:style>
-  <w:style w:type="paragraph" w:styleId="701">
+  <w:style w:type="paragraph" w:styleId="915">
     <w:name w:val="Heading 1"/>
-    <w:basedOn w:val="700"/>
-    <w:next w:val="700"/>
+    <w:basedOn w:val="914"/>
+    <w:next w:val="914"/>
     <w:pPr>
       <w:keepNext w:val="true"/>
       <w:numPr>
@@ -34577,11 +34914,11 @@
       <w:sz w:val="28"/>
     </w:rPr>
   </w:style>
-  <w:style w:type="paragraph" w:styleId="702">
+  <w:style w:type="paragraph" w:styleId="916">
     <w:name w:val="Heading 2"/>
-    <w:basedOn w:val="700"/>
-    <w:next w:val="700"/>
-    <w:link w:val="700"/>
+    <w:basedOn w:val="914"/>
+    <w:next w:val="914"/>
+    <w:link w:val="914"/>
     <w:pPr>
       <w:keepNext w:val="true"/>
       <w:numPr>
@@ -34595,10 +34932,10 @@
       <w:outlineLvl w:val="1"/>
     </w:pPr>
   </w:style>
-  <w:style w:type="paragraph" w:styleId="703">
+  <w:style w:type="paragraph" w:styleId="917">
     <w:name w:val="Heading 3"/>
-    <w:basedOn w:val="700"/>
-    <w:next w:val="700"/>
+    <w:basedOn w:val="914"/>
+    <w:next w:val="914"/>
     <w:pPr>
       <w:keepNext w:val="true"/>
       <w:numPr>
@@ -34615,10 +34952,10 @@
       <w:b/>
     </w:rPr>
   </w:style>
-  <w:style w:type="character" w:styleId="704">
+  <w:style w:type="character" w:styleId="918">
     <w:name w:val="WW8Num1z0"/>
-    <w:next w:val="704"/>
-    <w:link w:val="700"/>
+    <w:next w:val="918"/>
+    <w:link w:val="914"/>
     <w:pPr>
       <w:pBdr/>
       <w:spacing/>
@@ -34628,10 +34965,10 @@
       <w:rFonts w:ascii="Symbol" w:hAnsi="Symbol" w:cs="Symbol"/>
     </w:rPr>
   </w:style>
-  <w:style w:type="character" w:styleId="705">
+  <w:style w:type="character" w:styleId="919">
     <w:name w:val="WW8Num1z1"/>
-    <w:next w:val="705"/>
-    <w:link w:val="700"/>
+    <w:next w:val="919"/>
+    <w:link w:val="914"/>
     <w:pPr>
       <w:pBdr/>
       <w:spacing/>
@@ -34641,10 +34978,10 @@
       <w:rFonts w:ascii="Courier New" w:hAnsi="Courier New" w:cs="Courier New"/>
     </w:rPr>
   </w:style>
-  <w:style w:type="character" w:styleId="706">
+  <w:style w:type="character" w:styleId="920">
     <w:name w:val="WW8Num1z2"/>
-    <w:next w:val="706"/>
-    <w:link w:val="700"/>
+    <w:next w:val="920"/>
+    <w:link w:val="914"/>
     <w:pPr>
       <w:pBdr/>
       <w:spacing/>
@@ -34654,10 +34991,10 @@
       <w:rFonts w:ascii="Wingdings" w:hAnsi="Wingdings" w:cs="Wingdings"/>
     </w:rPr>
   </w:style>
-  <w:style w:type="character" w:styleId="707">
+  <w:style w:type="character" w:styleId="921">
     <w:name w:val="WW8Num2z0"/>
-    <w:next w:val="707"/>
-    <w:link w:val="700"/>
+    <w:next w:val="921"/>
+    <w:link w:val="914"/>
     <w:pPr>
       <w:pBdr/>
       <w:spacing/>
@@ -34669,10 +35006,10 @@
       <w:bCs w:val="0"/>
     </w:rPr>
   </w:style>
-  <w:style w:type="character" w:styleId="708">
+  <w:style w:type="character" w:styleId="922">
     <w:name w:val="WW8Num3z0"/>
-    <w:next w:val="708"/>
-    <w:link w:val="700"/>
+    <w:next w:val="922"/>
+    <w:link w:val="914"/>
     <w:pPr>
       <w:pBdr/>
       <w:spacing/>
@@ -34682,9 +35019,9 @@
       <w:rFonts w:ascii="Times New Roman" w:hAnsi="Times New Roman" w:eastAsia="Times New Roman" w:cs="Times New Roman"/>
     </w:rPr>
   </w:style>
-  <w:style w:type="character" w:styleId="709">
+  <w:style w:type="character" w:styleId="923">
     <w:name w:val="WW8Num3z1"/>
-    <w:next w:val="709"/>
+    <w:next w:val="923"/>
     <w:pPr>
       <w:pBdr/>
       <w:spacing/>
@@ -34694,10 +35031,10 @@
       <w:rFonts w:ascii="Courier New" w:hAnsi="Courier New" w:cs="Courier New"/>
     </w:rPr>
   </w:style>
-  <w:style w:type="character" w:styleId="710">
+  <w:style w:type="character" w:styleId="924">
     <w:name w:val="WW8Num3z2"/>
-    <w:next w:val="710"/>
-    <w:link w:val="700"/>
+    <w:next w:val="924"/>
+    <w:link w:val="914"/>
     <w:pPr>
       <w:pBdr/>
       <w:spacing/>
@@ -34707,10 +35044,10 @@
       <w:rFonts w:ascii="Wingdings" w:hAnsi="Wingdings" w:cs="Wingdings"/>
     </w:rPr>
   </w:style>
-  <w:style w:type="character" w:styleId="711">
+  <w:style w:type="character" w:styleId="925">
     <w:name w:val="WW8Num3z3"/>
-    <w:next w:val="711"/>
-    <w:link w:val="700"/>
+    <w:next w:val="925"/>
+    <w:link w:val="914"/>
     <w:pPr>
       <w:pBdr/>
       <w:spacing/>
@@ -34720,10 +35057,10 @@
       <w:rFonts w:ascii="Symbol" w:hAnsi="Symbol" w:cs="Symbol"/>
     </w:rPr>
   </w:style>
-  <w:style w:type="character" w:styleId="712">
+  <w:style w:type="character" w:styleId="926">
     <w:name w:val="WW8Num4z0"/>
-    <w:next w:val="712"/>
-    <w:link w:val="700"/>
+    <w:next w:val="926"/>
+    <w:link w:val="914"/>
     <w:pPr>
       <w:pBdr/>
       <w:spacing/>
@@ -34734,9 +35071,9 @@
       <w:color w:val="000000"/>
     </w:rPr>
   </w:style>
-  <w:style w:type="character" w:styleId="713">
+  <w:style w:type="character" w:styleId="927">
     <w:name w:val="WW8Num4z1"/>
-    <w:next w:val="713"/>
+    <w:next w:val="927"/>
     <w:pPr>
       <w:pBdr/>
       <w:spacing/>
@@ -34746,10 +35083,10 @@
       <w:rFonts w:ascii="Courier New" w:hAnsi="Courier New" w:cs="Courier New"/>
     </w:rPr>
   </w:style>
-  <w:style w:type="character" w:styleId="714">
+  <w:style w:type="character" w:styleId="928">
     <w:name w:val="WW8Num4z2"/>
-    <w:next w:val="714"/>
-    <w:link w:val="700"/>
+    <w:next w:val="928"/>
+    <w:link w:val="914"/>
     <w:pPr>
       <w:pBdr/>
       <w:spacing/>
@@ -34759,10 +35096,10 @@
       <w:rFonts w:ascii="Marlett" w:hAnsi="Marlett" w:cs="Marlett"/>
     </w:rPr>
   </w:style>
-  <w:style w:type="character" w:styleId="715">
+  <w:style w:type="character" w:styleId="929">
     <w:name w:val="WW8Num4z3"/>
-    <w:next w:val="715"/>
-    <w:link w:val="700"/>
+    <w:next w:val="929"/>
+    <w:link w:val="914"/>
     <w:pPr>
       <w:pBdr/>
       <w:spacing/>
@@ -34772,10 +35109,10 @@
       <w:rFonts w:ascii="Symbol" w:hAnsi="Symbol" w:cs="Symbol"/>
     </w:rPr>
   </w:style>
-  <w:style w:type="character" w:styleId="716">
+  <w:style w:type="character" w:styleId="930">
     <w:name w:val="WW8Num5z0"/>
-    <w:next w:val="716"/>
-    <w:link w:val="700"/>
+    <w:next w:val="930"/>
+    <w:link w:val="914"/>
     <w:pPr>
       <w:pBdr/>
       <w:spacing/>
@@ -34785,10 +35122,10 @@
       <w:rFonts w:ascii="Symbol" w:hAnsi="Symbol" w:cs="Symbol"/>
     </w:rPr>
   </w:style>
-  <w:style w:type="character" w:styleId="717">
+  <w:style w:type="character" w:styleId="931">
     <w:name w:val="WW8Num5z1"/>
-    <w:next w:val="717"/>
-    <w:link w:val="700"/>
+    <w:next w:val="931"/>
+    <w:link w:val="914"/>
     <w:pPr>
       <w:pBdr/>
       <w:spacing/>
@@ -34798,10 +35135,10 @@
       <w:rFonts w:ascii="Courier New" w:hAnsi="Courier New" w:cs="Courier New"/>
     </w:rPr>
   </w:style>
-  <w:style w:type="character" w:styleId="718">
+  <w:style w:type="character" w:styleId="932">
     <w:name w:val="WW8Num5z2"/>
-    <w:next w:val="718"/>
-    <w:link w:val="700"/>
+    <w:next w:val="932"/>
+    <w:link w:val="914"/>
     <w:pPr>
       <w:pBdr/>
       <w:spacing/>
@@ -34811,10 +35148,10 @@
       <w:rFonts w:ascii="Wingdings" w:hAnsi="Wingdings" w:cs="Wingdings"/>
     </w:rPr>
   </w:style>
-  <w:style w:type="character" w:styleId="719">
+  <w:style w:type="character" w:styleId="933">
     <w:name w:val="WW8Num6z0"/>
-    <w:next w:val="719"/>
-    <w:link w:val="700"/>
+    <w:next w:val="933"/>
+    <w:link w:val="914"/>
     <w:pPr>
       <w:pBdr/>
       <w:spacing/>
@@ -34826,10 +35163,10 @@
       <w:bCs w:val="0"/>
     </w:rPr>
   </w:style>
-  <w:style w:type="character" w:styleId="720">
+  <w:style w:type="character" w:styleId="934">
     <w:name w:val="WW8Num7z0"/>
-    <w:next w:val="720"/>
-    <w:link w:val="700"/>
+    <w:next w:val="934"/>
+    <w:link w:val="914"/>
     <w:pPr>
       <w:pBdr/>
       <w:spacing/>
@@ -34841,10 +35178,10 @@
       <w:bCs w:val="0"/>
     </w:rPr>
   </w:style>
-  <w:style w:type="character" w:styleId="721">
+  <w:style w:type="character" w:styleId="935">
     <w:name w:val="WW8Num7z1"/>
-    <w:next w:val="721"/>
-    <w:link w:val="700"/>
+    <w:next w:val="935"/>
+    <w:link w:val="914"/>
     <w:pPr>
       <w:pBdr/>
       <w:spacing/>
@@ -34854,10 +35191,10 @@
       <w:rFonts w:cs="Times New Roman"/>
     </w:rPr>
   </w:style>
-  <w:style w:type="character" w:styleId="722">
+  <w:style w:type="character" w:styleId="936">
     <w:name w:val="WW8Num8z0"/>
-    <w:next w:val="722"/>
-    <w:link w:val="700"/>
+    <w:next w:val="936"/>
+    <w:link w:val="914"/>
     <w:pPr>
       <w:pBdr/>
       <w:spacing/>
@@ -34867,9 +35204,9 @@
       <w:rFonts w:ascii="Times New Roman" w:hAnsi="Times New Roman" w:eastAsia="Times New Roman" w:cs="Times New Roman"/>
     </w:rPr>
   </w:style>
-  <w:style w:type="character" w:styleId="723">
+  <w:style w:type="character" w:styleId="937">
     <w:name w:val="WW8Num8z1"/>
-    <w:next w:val="723"/>
+    <w:next w:val="937"/>
     <w:pPr>
       <w:pBdr/>
       <w:spacing/>
@@ -34879,10 +35216,10 @@
       <w:rFonts w:ascii="Courier New" w:hAnsi="Courier New" w:cs="Courier New"/>
     </w:rPr>
   </w:style>
-  <w:style w:type="character" w:styleId="724">
+  <w:style w:type="character" w:styleId="938">
     <w:name w:val="WW8Num8z2"/>
-    <w:next w:val="724"/>
-    <w:link w:val="700"/>
+    <w:next w:val="938"/>
+    <w:link w:val="914"/>
     <w:pPr>
       <w:pBdr/>
       <w:spacing/>
@@ -34892,10 +35229,10 @@
       <w:rFonts w:ascii="Wingdings" w:hAnsi="Wingdings" w:cs="Wingdings"/>
     </w:rPr>
   </w:style>
-  <w:style w:type="character" w:styleId="725">
+  <w:style w:type="character" w:styleId="939">
     <w:name w:val="WW8Num8z3"/>
-    <w:next w:val="725"/>
-    <w:link w:val="700"/>
+    <w:next w:val="939"/>
+    <w:link w:val="914"/>
     <w:pPr>
       <w:pBdr/>
       <w:spacing/>
@@ -34905,20 +35242,20 @@
       <w:rFonts w:ascii="Symbol" w:hAnsi="Symbol" w:cs="Symbol"/>
     </w:rPr>
   </w:style>
-  <w:style w:type="character" w:styleId="726" w:default="1">
+  <w:style w:type="character" w:styleId="940" w:default="1">
     <w:name w:val="Default Paragraph Font"/>
-    <w:next w:val="726"/>
-    <w:link w:val="700"/>
+    <w:next w:val="940"/>
+    <w:link w:val="914"/>
     <w:pPr>
       <w:pBdr/>
       <w:spacing/>
       <w:ind/>
     </w:pPr>
   </w:style>
-  <w:style w:type="character" w:styleId="727">
+  <w:style w:type="character" w:styleId="941">
     <w:name w:val="Body Text 2 Char"/>
-    <w:next w:val="727"/>
-    <w:link w:val="700"/>
+    <w:next w:val="941"/>
+    <w:link w:val="914"/>
     <w:pPr>
       <w:pBdr/>
       <w:spacing/>
@@ -34930,10 +35267,10 @@
       <w:lang w:val="en-US"/>
     </w:rPr>
   </w:style>
-  <w:style w:type="character" w:styleId="728">
+  <w:style w:type="character" w:styleId="942">
     <w:name w:val="Body Text 3 Char"/>
-    <w:next w:val="728"/>
-    <w:link w:val="700"/>
+    <w:next w:val="942"/>
+    <w:link w:val="914"/>
     <w:pPr>
       <w:pBdr/>
       <w:spacing/>
@@ -34946,9 +35283,9 @@
       <w:lang w:val="en-US"/>
     </w:rPr>
   </w:style>
-  <w:style w:type="character" w:styleId="729">
+  <w:style w:type="character" w:styleId="943">
     <w:name w:val="Hyperlink"/>
-    <w:next w:val="729"/>
+    <w:next w:val="943"/>
     <w:pPr>
       <w:pBdr/>
       <w:spacing/>
@@ -34959,10 +35296,10 @@
       <w:u w:val="single"/>
     </w:rPr>
   </w:style>
-  <w:style w:type="character" w:styleId="730">
+  <w:style w:type="character" w:styleId="944">
     <w:name w:val="Balloon Text Char"/>
-    <w:next w:val="730"/>
-    <w:link w:val="700"/>
+    <w:next w:val="944"/>
+    <w:link w:val="914"/>
     <w:pPr>
       <w:pBdr/>
       <w:spacing/>
@@ -34975,10 +35312,10 @@
       <w:lang w:val="en-US"/>
     </w:rPr>
   </w:style>
-  <w:style w:type="paragraph" w:styleId="731">
+  <w:style w:type="paragraph" w:styleId="945">
     <w:name w:val="Heading"/>
-    <w:basedOn w:val="700"/>
-    <w:next w:val="732"/>
+    <w:basedOn w:val="914"/>
+    <w:next w:val="946"/>
     <w:pPr>
       <w:keepNext w:val="true"/>
       <w:pBdr/>
@@ -34991,21 +35328,21 @@
       <w:szCs w:val="28"/>
     </w:rPr>
   </w:style>
-  <w:style w:type="paragraph" w:styleId="732">
+  <w:style w:type="paragraph" w:styleId="946">
     <w:name w:val="Body Text"/>
-    <w:basedOn w:val="700"/>
-    <w:next w:val="732"/>
+    <w:basedOn w:val="914"/>
+    <w:next w:val="946"/>
     <w:pPr>
       <w:pBdr/>
       <w:spacing w:after="140" w:before="0" w:line="276" w:lineRule="auto"/>
       <w:ind/>
     </w:pPr>
   </w:style>
-  <w:style w:type="paragraph" w:styleId="733">
+  <w:style w:type="paragraph" w:styleId="947">
     <w:name w:val="List"/>
-    <w:basedOn w:val="732"/>
-    <w:next w:val="733"/>
-    <w:link w:val="700"/>
+    <w:basedOn w:val="946"/>
+    <w:next w:val="947"/>
+    <w:link w:val="914"/>
     <w:pPr>
       <w:pBdr/>
       <w:spacing/>
@@ -35015,11 +35352,11 @@
       <w:rFonts w:cs="Noto Sans Devanagari"/>
     </w:rPr>
   </w:style>
-  <w:style w:type="paragraph" w:styleId="734">
+  <w:style w:type="paragraph" w:styleId="948">
     <w:name w:val="Caption"/>
-    <w:basedOn w:val="700"/>
-    <w:next w:val="734"/>
-    <w:link w:val="700"/>
+    <w:basedOn w:val="914"/>
+    <w:next w:val="948"/>
+    <w:link w:val="914"/>
     <w:pPr>
       <w:suppressLineNumbers w:val="true"/>
       <w:pBdr/>
@@ -35034,10 +35371,10 @@
       <w:szCs w:val="24"/>
     </w:rPr>
   </w:style>
-  <w:style w:type="paragraph" w:styleId="735">
+  <w:style w:type="paragraph" w:styleId="949">
     <w:name w:val="Index"/>
-    <w:basedOn w:val="700"/>
-    <w:next w:val="735"/>
+    <w:basedOn w:val="914"/>
+    <w:next w:val="949"/>
     <w:pPr>
       <w:suppressLineNumbers w:val="true"/>
       <w:pBdr/>
@@ -35048,11 +35385,11 @@
       <w:rFonts w:cs="Noto Sans Devanagari"/>
     </w:rPr>
   </w:style>
-  <w:style w:type="paragraph" w:styleId="736">
+  <w:style w:type="paragraph" w:styleId="950">
     <w:name w:val="Header and Footer"/>
-    <w:basedOn w:val="700"/>
-    <w:next w:val="736"/>
-    <w:link w:val="700"/>
+    <w:basedOn w:val="914"/>
+    <w:next w:val="950"/>
+    <w:link w:val="914"/>
     <w:pPr>
       <w:suppressLineNumbers w:val="true"/>
       <w:pBdr/>
@@ -35064,33 +35401,33 @@
       <w:ind/>
     </w:pPr>
   </w:style>
-  <w:style w:type="paragraph" w:styleId="737">
+  <w:style w:type="paragraph" w:styleId="951">
     <w:name w:val="Header"/>
-    <w:basedOn w:val="700"/>
-    <w:next w:val="737"/>
-    <w:link w:val="700"/>
+    <w:basedOn w:val="914"/>
+    <w:next w:val="951"/>
+    <w:link w:val="914"/>
     <w:pPr>
       <w:pBdr/>
       <w:spacing/>
       <w:ind/>
     </w:pPr>
   </w:style>
-  <w:style w:type="paragraph" w:styleId="738">
+  <w:style w:type="paragraph" w:styleId="952">
     <w:name w:val="Footer"/>
-    <w:basedOn w:val="700"/>
-    <w:next w:val="738"/>
-    <w:link w:val="700"/>
+    <w:basedOn w:val="914"/>
+    <w:next w:val="952"/>
+    <w:link w:val="914"/>
     <w:pPr>
       <w:pBdr/>
       <w:spacing/>
       <w:ind/>
     </w:pPr>
   </w:style>
-  <w:style w:type="paragraph" w:styleId="739">
+  <w:style w:type="paragraph" w:styleId="953">
     <w:name w:val="Body Text 2"/>
-    <w:basedOn w:val="700"/>
-    <w:next w:val="739"/>
-    <w:link w:val="700"/>
+    <w:basedOn w:val="914"/>
+    <w:next w:val="953"/>
+    <w:link w:val="914"/>
     <w:pPr>
       <w:pBdr/>
       <w:spacing w:line="480" w:lineRule="auto"/>
@@ -35101,10 +35438,10 @@
       <w:szCs w:val="24"/>
     </w:rPr>
   </w:style>
-  <w:style w:type="paragraph" w:styleId="740">
+  <w:style w:type="paragraph" w:styleId="954">
     <w:name w:val="Body Text 3"/>
-    <w:basedOn w:val="700"/>
-    <w:next w:val="740"/>
+    <w:basedOn w:val="914"/>
+    <w:next w:val="954"/>
     <w:pPr>
       <w:pBdr/>
       <w:spacing/>
@@ -35117,10 +35454,10 @@
       <w:szCs w:val="36"/>
     </w:rPr>
   </w:style>
-  <w:style w:type="paragraph" w:styleId="741">
+  <w:style w:type="paragraph" w:styleId="955">
     <w:name w:val="List Paragraph"/>
-    <w:basedOn w:val="700"/>
-    <w:next w:val="741"/>
+    <w:basedOn w:val="914"/>
+    <w:next w:val="955"/>
     <w:pPr>
       <w:pBdr/>
       <w:spacing w:after="0" w:before="0"/>
@@ -35128,10 +35465,10 @@
       <w:contextualSpacing w:val="true"/>
     </w:pPr>
   </w:style>
-  <w:style w:type="paragraph" w:styleId="742">
+  <w:style w:type="paragraph" w:styleId="956">
     <w:name w:val="Balloon Text"/>
-    <w:basedOn w:val="700"/>
-    <w:next w:val="742"/>
+    <w:basedOn w:val="914"/>
+    <w:next w:val="956"/>
     <w:pPr>
       <w:pBdr/>
       <w:spacing/>
@@ -35143,10 +35480,10 @@
       <w:szCs w:val="18"/>
     </w:rPr>
   </w:style>
-  <w:style w:type="paragraph" w:styleId="743">
+  <w:style w:type="paragraph" w:styleId="957">
     <w:name w:val="Table Contents"/>
-    <w:basedOn w:val="700"/>
-    <w:next w:val="743"/>
+    <w:basedOn w:val="914"/>
+    <w:next w:val="957"/>
     <w:pPr>
       <w:widowControl w:val="false"/>
       <w:suppressLineNumbers w:val="true"/>
@@ -35155,11 +35492,11 @@
       <w:ind/>
     </w:pPr>
   </w:style>
-  <w:style w:type="paragraph" w:styleId="744">
+  <w:style w:type="paragraph" w:styleId="958">
     <w:name w:val="Table Heading"/>
-    <w:basedOn w:val="743"/>
-    <w:next w:val="744"/>
-    <w:link w:val="700"/>
+    <w:basedOn w:val="957"/>
+    <w:next w:val="958"/>
+    <w:link w:val="914"/>
     <w:pPr>
       <w:suppressLineNumbers w:val="true"/>
       <w:pBdr/>
@@ -35172,18 +35509,18 @@
       <w:bCs/>
     </w:rPr>
   </w:style>
-  <w:style w:type="paragraph" w:styleId="745">
+  <w:style w:type="paragraph" w:styleId="959">
     <w:name w:val="Frame Contents"/>
-    <w:basedOn w:val="700"/>
-    <w:next w:val="745"/>
-    <w:link w:val="700"/>
+    <w:basedOn w:val="914"/>
+    <w:next w:val="959"/>
+    <w:link w:val="914"/>
     <w:pPr>
       <w:pBdr/>
       <w:spacing/>
       <w:ind/>
     </w:pPr>
   </w:style>
-  <w:style w:type="numbering" w:styleId="1632" w:default="1">
+  <w:style w:type="numbering" w:styleId="960" w:default="1">
     <w:name w:val="No List"/>
     <w:uiPriority w:val="99"/>
     <w:semiHidden/>
